--- a/Practicas Preprofesionales/Editables/ModeloPlanificacionPracticasPreProfesionales.docx
+++ b/Practicas Preprofesionales/Editables/ModeloPlanificacionPracticasPreProfesionales.docx
@@ -1,6 +1,6 @@
 
 <file path=word/document.xml><?xml version="1.0" encoding="utf-8"?>
-<w:document xmlns:wpc="http://schemas.microsoft.com/office/word/2010/wordprocessingCanvas" xmlns:mc="http://schemas.openxmlformats.org/markup-compatibility/2006" xmlns:o="urn:schemas-microsoft-com:office:office" xmlns:r="http://schemas.openxmlformats.org/officeDocument/2006/relationships" xmlns:m="http://schemas.openxmlformats.org/officeDocument/2006/math" xmlns:v="urn:schemas-microsoft-com:vml" xmlns:wp14="http://schemas.microsoft.com/office/word/2010/wordprocessingDrawing" xmlns:wp="http://schemas.openxmlformats.org/drawingml/2006/wordprocessingDrawing" xmlns:w10="urn:schemas-microsoft-com:office:word" xmlns:w="http://schemas.openxmlformats.org/wordprocessingml/2006/main" xmlns:w14="http://schemas.microsoft.com/office/word/2010/wordml" xmlns:wpg="http://schemas.microsoft.com/office/word/2010/wordprocessingGroup" xmlns:wpi="http://schemas.microsoft.com/office/word/2010/wordprocessingInk" xmlns:wne="http://schemas.microsoft.com/office/word/2006/wordml" xmlns:wps="http://schemas.microsoft.com/office/word/2010/wordprocessingShape" mc:Ignorable="w14 wp14">
+<w:document xmlns:wpc="http://schemas.microsoft.com/office/word/2010/wordprocessingCanvas" xmlns:mc="http://schemas.openxmlformats.org/markup-compatibility/2006" xmlns:o="urn:schemas-microsoft-com:office:office" xmlns:r="http://schemas.openxmlformats.org/officeDocument/2006/relationships" xmlns:m="http://schemas.openxmlformats.org/officeDocument/2006/math" xmlns:v="urn:schemas-microsoft-com:vml" xmlns:wp14="http://schemas.microsoft.com/office/word/2010/wordprocessingDrawing" xmlns:wp="http://schemas.openxmlformats.org/drawingml/2006/wordprocessingDrawing" xmlns:w10="urn:schemas-microsoft-com:office:word" xmlns:w="http://schemas.openxmlformats.org/wordprocessingml/2006/main" xmlns:w14="http://schemas.microsoft.com/office/word/2010/wordml" xmlns:w15="http://schemas.microsoft.com/office/word/2012/wordml" xmlns:wpg="http://schemas.microsoft.com/office/word/2010/wordprocessingGroup" xmlns:wpi="http://schemas.microsoft.com/office/word/2010/wordprocessingInk" xmlns:wne="http://schemas.microsoft.com/office/word/2006/wordml" xmlns:wps="http://schemas.microsoft.com/office/word/2010/wordprocessingShape" mc:Ignorable="w14 w15 wp14">
   <w:body>
     <w:p>
       <w:pPr>
@@ -13,8 +13,6 @@
           <w:szCs w:val="20"/>
         </w:rPr>
       </w:pPr>
-      <w:bookmarkStart w:id="0" w:name="_GoBack"/>
-      <w:bookmarkEnd w:id="0"/>
       <w:r>
         <w:rPr>
           <w:rFonts w:ascii="Arial" w:hAnsi="Arial" w:cs="Arial"/>
@@ -41,7 +39,7 @@
                     </pic:cNvPicPr>
                   </pic:nvPicPr>
                   <pic:blipFill>
-                    <a:blip r:embed="rId7">
+                    <a:blip r:embed="rId6">
                       <a:extLst>
                         <a:ext uri="{28A0092B-C50C-407E-A947-70E740481C1C}">
                           <a14:useLocalDpi xmlns:a14="http://schemas.microsoft.com/office/drawing/2010/main" val="0"/>
@@ -133,11 +131,10 @@
         <w:rPr>
           <w:rFonts w:ascii="Arial" w:hAnsi="Arial" w:cs="Arial"/>
           <w:b/>
-          <w:color w:val="FF0000"/>
           <w:sz w:val="32"/>
           <w:szCs w:val="20"/>
         </w:rPr>
-        <w:t>………………</w:t>
+        <w:t>DE CIENCIAS DE LA COMPUTACIÓN</w:t>
       </w:r>
     </w:p>
     <w:p>
@@ -188,11 +185,10 @@
         <w:rPr>
           <w:rFonts w:ascii="Arial" w:hAnsi="Arial" w:cs="Arial"/>
           <w:b/>
-          <w:color w:val="FF0000"/>
           <w:sz w:val="32"/>
           <w:szCs w:val="20"/>
         </w:rPr>
-        <w:t>……………..</w:t>
+        <w:t>SOFTWARE</w:t>
       </w:r>
     </w:p>
     <w:p>
@@ -226,70 +222,74 @@
         <w:rPr>
           <w:rFonts w:ascii="Arial" w:hAnsi="Arial" w:cs="Arial"/>
           <w:b/>
-          <w:noProof/>
-          <w:color w:val="4F81BD" w:themeColor="accent1"/>
           <w:sz w:val="32"/>
           <w:szCs w:val="20"/>
-          <w:lang w:eastAsia="es-ES"/>
-        </w:rPr>
-      </w:pPr>
-      <w:r>
-        <w:rPr>
-          <w:rFonts w:ascii="Arial" w:hAnsi="Arial" w:cs="Arial"/>
-          <w:b/>
+        </w:rPr>
+      </w:pPr>
+      <w:r>
+        <w:rPr>
           <w:noProof/>
-          <w:color w:val="4F81BD" w:themeColor="accent1"/>
-          <w:sz w:val="32"/>
-          <w:szCs w:val="20"/>
-          <w:lang w:eastAsia="es-ES"/>
-        </w:rPr>
-        <w:t>Logotipo carrera</w:t>
+          <w:lang w:eastAsia="es-EC"/>
+        </w:rPr>
+        <w:drawing>
+          <wp:inline distT="0" distB="0" distL="0" distR="0">
+            <wp:extent cx="1895475" cy="1918447"/>
+            <wp:effectExtent l="0" t="0" r="0" b="5715"/>
+            <wp:docPr id="1" name="Imagen 1" descr="IngSoftware - ESPE | Sangolquí"/>
+            <wp:cNvGraphicFramePr>
+              <a:graphicFrameLocks xmlns:a="http://schemas.openxmlformats.org/drawingml/2006/main" noChangeAspect="1"/>
+            </wp:cNvGraphicFramePr>
+            <a:graphic xmlns:a="http://schemas.openxmlformats.org/drawingml/2006/main">
+              <a:graphicData uri="http://schemas.openxmlformats.org/drawingml/2006/picture">
+                <pic:pic xmlns:pic="http://schemas.openxmlformats.org/drawingml/2006/picture">
+                  <pic:nvPicPr>
+                    <pic:cNvPr id="0" name="Picture 1" descr="IngSoftware - ESPE | Sangolquí"/>
+                    <pic:cNvPicPr>
+                      <a:picLocks noChangeAspect="1" noChangeArrowheads="1"/>
+                    </pic:cNvPicPr>
+                  </pic:nvPicPr>
+                  <pic:blipFill rotWithShape="1">
+                    <a:blip r:embed="rId7">
+                      <a:extLst>
+                        <a:ext uri="{28A0092B-C50C-407E-A947-70E740481C1C}">
+                          <a14:useLocalDpi xmlns:a14="http://schemas.microsoft.com/office/drawing/2010/main" val="0"/>
+                        </a:ext>
+                      </a:extLst>
+                    </a:blip>
+                    <a:srcRect l="5883" t="5652" r="5214" b="4689"/>
+                    <a:stretch/>
+                  </pic:blipFill>
+                  <pic:spPr bwMode="auto">
+                    <a:xfrm>
+                      <a:off x="0" y="0"/>
+                      <a:ext cx="1896830" cy="1919818"/>
+                    </a:xfrm>
+                    <a:prstGeom prst="rect">
+                      <a:avLst/>
+                    </a:prstGeom>
+                    <a:noFill/>
+                    <a:ln>
+                      <a:noFill/>
+                    </a:ln>
+                    <a:extLst>
+                      <a:ext uri="{53640926-AAD7-44D8-BBD7-CCE9431645EC}">
+                        <a14:shadowObscured xmlns:a14="http://schemas.microsoft.com/office/drawing/2010/main"/>
+                      </a:ext>
+                    </a:extLst>
+                  </pic:spPr>
+                </pic:pic>
+              </a:graphicData>
+            </a:graphic>
+          </wp:inline>
+        </w:drawing>
       </w:r>
     </w:p>
     <w:p>
       <w:pPr>
         <w:spacing w:after="0" w:line="240" w:lineRule="auto"/>
-        <w:jc w:val="center"/>
         <w:rPr>
           <w:rFonts w:ascii="Arial" w:hAnsi="Arial" w:cs="Arial"/>
           <w:b/>
-          <w:color w:val="4F81BD" w:themeColor="accent1"/>
-          <w:sz w:val="32"/>
-          <w:szCs w:val="20"/>
-        </w:rPr>
-      </w:pPr>
-      <w:r>
-        <w:rPr>
-          <w:rFonts w:ascii="Arial" w:hAnsi="Arial" w:cs="Arial"/>
-          <w:b/>
-          <w:noProof/>
-          <w:color w:val="4F81BD" w:themeColor="accent1"/>
-          <w:sz w:val="32"/>
-          <w:szCs w:val="20"/>
-          <w:lang w:eastAsia="es-ES"/>
-        </w:rPr>
-        <w:t>o departamento</w:t>
-      </w:r>
-      <w:r>
-        <w:rPr>
-          <w:rFonts w:ascii="Arial" w:hAnsi="Arial" w:cs="Arial"/>
-          <w:b/>
-          <w:noProof/>
-          <w:color w:val="4F81BD" w:themeColor="accent1"/>
-          <w:sz w:val="32"/>
-          <w:szCs w:val="20"/>
-          <w:lang w:eastAsia="es-ES"/>
-        </w:rPr>
-        <w:t xml:space="preserve"> (opcional)</w:t>
-      </w:r>
-    </w:p>
-    <w:p>
-      <w:pPr>
-        <w:spacing w:after="0" w:line="240" w:lineRule="auto"/>
-        <w:rPr>
-          <w:rFonts w:ascii="Arial" w:hAnsi="Arial" w:cs="Arial"/>
-          <w:b/>
-          <w:color w:val="4F81BD" w:themeColor="accent1"/>
           <w:sz w:val="32"/>
           <w:szCs w:val="20"/>
         </w:rPr>
@@ -367,7 +367,7 @@
         <w:rPr>
           <w:rFonts w:ascii="Arial" w:hAnsi="Arial" w:cs="Arial"/>
           <w:b/>
-          <w:sz w:val="32"/>
+          <w:sz w:val="20"/>
           <w:szCs w:val="20"/>
         </w:rPr>
       </w:pPr>
@@ -380,39 +380,6 @@
         </w:rPr>
         <w:t xml:space="preserve"> PRE PROFESIONALES</w:t>
       </w:r>
-    </w:p>
-    <w:p>
-      <w:pPr>
-        <w:spacing w:after="0" w:line="240" w:lineRule="auto"/>
-        <w:rPr>
-          <w:rFonts w:ascii="Arial" w:hAnsi="Arial" w:cs="Arial"/>
-          <w:b/>
-          <w:sz w:val="32"/>
-          <w:szCs w:val="20"/>
-        </w:rPr>
-      </w:pPr>
-    </w:p>
-    <w:p>
-      <w:pPr>
-        <w:spacing w:after="0" w:line="240" w:lineRule="auto"/>
-        <w:rPr>
-          <w:rFonts w:ascii="Arial" w:hAnsi="Arial" w:cs="Arial"/>
-          <w:b/>
-          <w:sz w:val="32"/>
-          <w:szCs w:val="20"/>
-        </w:rPr>
-      </w:pPr>
-    </w:p>
-    <w:p>
-      <w:pPr>
-        <w:spacing w:after="0" w:line="240" w:lineRule="auto"/>
-        <w:rPr>
-          <w:rFonts w:ascii="Arial" w:hAnsi="Arial" w:cs="Arial"/>
-          <w:b/>
-          <w:sz w:val="32"/>
-          <w:szCs w:val="20"/>
-        </w:rPr>
-      </w:pPr>
     </w:p>
     <w:p>
       <w:pPr>
@@ -457,7 +424,7 @@
         <w:rPr>
           <w:rFonts w:ascii="Arial" w:hAnsi="Arial" w:cs="Arial"/>
           <w:b/>
-          <w:sz w:val="20"/>
+          <w:sz w:val="32"/>
           <w:szCs w:val="20"/>
         </w:rPr>
       </w:pPr>
@@ -483,7 +450,7 @@
         <w:tabs>
           <w:tab w:val="left" w:pos="8789"/>
         </w:tabs>
-        <w:spacing w:after="0" w:line="240" w:lineRule="auto"/>
+        <w:spacing w:line="240" w:lineRule="auto"/>
         <w:ind w:right="49"/>
         <w:jc w:val="center"/>
         <w:rPr>
@@ -493,22 +460,15 @@
           <w:szCs w:val="20"/>
         </w:rPr>
       </w:pPr>
-    </w:p>
-    <w:p>
-      <w:pPr>
-        <w:tabs>
-          <w:tab w:val="left" w:pos="8789"/>
-        </w:tabs>
-        <w:spacing w:after="0" w:line="240" w:lineRule="auto"/>
-        <w:ind w:right="49"/>
-        <w:jc w:val="center"/>
+      <w:r>
         <w:rPr>
           <w:rFonts w:ascii="Arial" w:hAnsi="Arial" w:cs="Arial"/>
           <w:b/>
           <w:sz w:val="32"/>
           <w:szCs w:val="20"/>
         </w:rPr>
-      </w:pPr>
+        <w:t>SANGOLQUI - ECUADOR</w:t>
+      </w:r>
     </w:p>
     <w:p>
       <w:pPr>
@@ -521,20 +481,9 @@
         <w:rPr>
           <w:rFonts w:ascii="Arial" w:hAnsi="Arial" w:cs="Arial"/>
           <w:b/>
-          <w:sz w:val="32"/>
-          <w:szCs w:val="20"/>
-        </w:rPr>
-      </w:pPr>
-      <w:r>
-        <w:rPr>
-          <w:rFonts w:ascii="Arial" w:hAnsi="Arial" w:cs="Arial"/>
-          <w:b/>
-          <w:color w:val="FF0000"/>
-          <w:sz w:val="32"/>
-          <w:szCs w:val="20"/>
-        </w:rPr>
-        <w:t>SANGOLQUI</w:t>
-      </w:r>
+          <w:bCs/>
+        </w:rPr>
+      </w:pPr>
       <w:r>
         <w:rPr>
           <w:rFonts w:ascii="Arial" w:hAnsi="Arial" w:cs="Arial"/>
@@ -542,24 +491,17 @@
           <w:sz w:val="32"/>
           <w:szCs w:val="20"/>
         </w:rPr>
-        <w:t xml:space="preserve"> - ECUADOR</w:t>
-      </w:r>
-    </w:p>
-    <w:p>
-      <w:pPr>
-        <w:tabs>
-          <w:tab w:val="left" w:pos="8789"/>
-        </w:tabs>
-        <w:spacing w:line="240" w:lineRule="auto"/>
-        <w:ind w:right="49"/>
-        <w:jc w:val="center"/>
+        <w:t>2025</w:t>
+      </w:r>
+      <w:r>
         <w:rPr>
           <w:rFonts w:ascii="Arial" w:hAnsi="Arial" w:cs="Arial"/>
           <w:b/>
           <w:sz w:val="32"/>
           <w:szCs w:val="20"/>
         </w:rPr>
-      </w:pPr>
+        <w:t>-</w:t>
+      </w:r>
       <w:r>
         <w:rPr>
           <w:rFonts w:ascii="Arial" w:hAnsi="Arial" w:cs="Arial"/>
@@ -567,37 +509,26 @@
           <w:sz w:val="32"/>
           <w:szCs w:val="20"/>
         </w:rPr>
-        <w:t>AÑO-MM-DD</w:t>
-      </w:r>
-    </w:p>
-    <w:p>
-      <w:pPr>
-        <w:spacing w:after="0" w:line="240" w:lineRule="auto"/>
+        <w:t>08</w:t>
+      </w:r>
+      <w:r>
         <w:rPr>
           <w:rFonts w:ascii="Arial" w:hAnsi="Arial" w:cs="Arial"/>
           <w:b/>
-          <w:sz w:val="20"/>
+          <w:sz w:val="32"/>
           <w:szCs w:val="20"/>
         </w:rPr>
-      </w:pPr>
-    </w:p>
-    <w:p>
-      <w:pPr>
-        <w:spacing w:after="0" w:line="240" w:lineRule="auto"/>
-      </w:pPr>
-    </w:p>
-    <w:p>
-      <w:pPr>
-        <w:pStyle w:val="NormalWeb"/>
-        <w:jc w:val="center"/>
+        <w:t>-</w:t>
+      </w:r>
+      <w:r>
         <w:rPr>
           <w:rFonts w:ascii="Arial" w:hAnsi="Arial" w:cs="Arial"/>
           <w:b/>
-          <w:bCs/>
-          <w:sz w:val="22"/>
-          <w:szCs w:val="22"/>
-        </w:rPr>
-      </w:pPr>
+          <w:sz w:val="32"/>
+          <w:szCs w:val="20"/>
+        </w:rPr>
+        <w:t>22</w:t>
+      </w:r>
     </w:p>
     <w:sdt>
       <w:sdtPr>
@@ -983,7 +914,7 @@
           <w:color w:val="auto"/>
         </w:rPr>
       </w:pPr>
-      <w:bookmarkStart w:id="1" w:name="_Toc463967258"/>
+      <w:bookmarkStart w:id="0" w:name="_Toc463967258"/>
       <w:r>
         <w:rPr>
           <w:color w:val="auto"/>
@@ -1014,7 +945,7 @@
         </w:rPr>
         <w:t>PROFESIONALES</w:t>
       </w:r>
-      <w:bookmarkEnd w:id="1"/>
+      <w:bookmarkEnd w:id="0"/>
     </w:p>
     <w:p>
       <w:pPr>
@@ -1098,7 +1029,7 @@
           <w:lang w:eastAsia="es-EC"/>
         </w:rPr>
       </w:pPr>
-      <w:bookmarkStart w:id="2" w:name="_Toc463967259"/>
+      <w:bookmarkStart w:id="1" w:name="_Toc463967259"/>
       <w:r>
         <w:rPr>
           <w:rFonts w:eastAsia="Times New Roman"/>
@@ -1107,7 +1038,7 @@
         </w:rPr>
         <w:t>Introducción</w:t>
       </w:r>
-      <w:bookmarkEnd w:id="2"/>
+      <w:bookmarkEnd w:id="1"/>
     </w:p>
     <w:p>
       <w:pPr>
@@ -1371,7 +1302,7 @@
           <w:lang w:eastAsia="es-EC"/>
         </w:rPr>
       </w:pPr>
-      <w:bookmarkStart w:id="3" w:name="_Toc463967260"/>
+      <w:bookmarkStart w:id="2" w:name="_Toc463967260"/>
       <w:r>
         <w:rPr>
           <w:rFonts w:eastAsia="Times New Roman"/>
@@ -1404,7 +1335,7 @@
         </w:rPr>
         <w:t>nales</w:t>
       </w:r>
-      <w:bookmarkEnd w:id="3"/>
+      <w:bookmarkEnd w:id="2"/>
       <w:r>
         <w:rPr>
           <w:rFonts w:eastAsia="Times New Roman"/>
@@ -2129,7 +2060,7 @@
           <w:color w:val="auto"/>
         </w:rPr>
       </w:pPr>
-      <w:bookmarkStart w:id="4" w:name="_Toc463967261"/>
+      <w:bookmarkStart w:id="3" w:name="_Toc463967261"/>
       <w:r>
         <w:rPr>
           <w:color w:val="auto"/>
@@ -2137,7 +2068,7 @@
         <w:lastRenderedPageBreak/>
         <w:t>Etapas para planificación de las prácticas pre profesionales:</w:t>
       </w:r>
-      <w:bookmarkEnd w:id="4"/>
+      <w:bookmarkEnd w:id="3"/>
       <w:r>
         <w:rPr>
           <w:color w:val="auto"/>
@@ -4133,42 +4064,7 @@
           <w:b/>
         </w:rPr>
         <w:lastRenderedPageBreak/>
-        <w:t xml:space="preserve">FORMATO PARA SOLICITUD </w:t>
-      </w:r>
-      <w:r>
-        <w:rPr>
-          <w:rFonts w:ascii="Arial" w:hAnsi="Arial" w:cs="Arial"/>
-          <w:b/>
-          <w:bCs/>
-        </w:rPr>
-        <w:t xml:space="preserve">DE PRÁCTICAS PRE-PROFESIONALES </w:t>
-      </w:r>
-    </w:p>
-    <w:p>
-      <w:pPr>
-        <w:spacing w:after="0" w:line="240" w:lineRule="auto"/>
-        <w:jc w:val="center"/>
-        <w:rPr>
-          <w:rFonts w:ascii="Arial" w:hAnsi="Arial" w:cs="Arial"/>
-          <w:b/>
-          <w:bCs/>
-        </w:rPr>
-      </w:pPr>
-      <w:r>
-        <w:rPr>
-          <w:rFonts w:ascii="Arial" w:hAnsi="Arial" w:cs="Arial"/>
-          <w:b/>
-          <w:bCs/>
-        </w:rPr>
-        <w:t xml:space="preserve">CARRERA </w:t>
-      </w:r>
-      <w:r>
-        <w:rPr>
-          <w:rFonts w:ascii="Arial" w:hAnsi="Arial" w:cs="Arial"/>
-          <w:b/>
-          <w:bCs/>
-        </w:rPr>
-        <w:t>………………….</w:t>
+        <w:t>PLANIFICACIÓN DE PRÁCTICAS PREPROFESIONALES</w:t>
       </w:r>
     </w:p>
     <w:p>
@@ -4188,11 +4084,11 @@
         <w:tblLook w:val="04A0" w:firstRow="1" w:lastRow="0" w:firstColumn="1" w:lastColumn="0" w:noHBand="0" w:noVBand="1"/>
       </w:tblPr>
       <w:tblGrid>
-        <w:gridCol w:w="2411"/>
-        <w:gridCol w:w="1701"/>
-        <w:gridCol w:w="1842"/>
-        <w:gridCol w:w="1985"/>
-        <w:gridCol w:w="1991"/>
+        <w:gridCol w:w="2694"/>
+        <w:gridCol w:w="1418"/>
+        <w:gridCol w:w="1984"/>
+        <w:gridCol w:w="1418"/>
+        <w:gridCol w:w="2416"/>
       </w:tblGrid>
       <w:tr>
         <w:trPr>
@@ -4215,7 +4111,6 @@
               <w:spacing w:line="360" w:lineRule="auto"/>
               <w:rPr>
                 <w:rFonts w:ascii="Arial" w:hAnsi="Arial" w:cs="Arial"/>
-                <w:b/>
                 <w:sz w:val="20"/>
                 <w:szCs w:val="20"/>
               </w:rPr>
@@ -4228,7 +4123,75 @@
                 <w:sz w:val="20"/>
                 <w:szCs w:val="20"/>
               </w:rPr>
-              <w:t>NOMBRE DEL ESTUDIANTE:                                                                               CC:</w:t>
+              <w:t>NOMBRE DEL ESTUDIANTE:</w:t>
+            </w:r>
+            <w:r>
+              <w:rPr>
+                <w:rFonts w:ascii="Arial" w:hAnsi="Arial" w:cs="Arial"/>
+                <w:b/>
+                <w:bCs/>
+                <w:sz w:val="20"/>
+                <w:szCs w:val="20"/>
+              </w:rPr>
+              <w:t xml:space="preserve"> </w:t>
+            </w:r>
+            <w:r>
+              <w:rPr>
+                <w:rFonts w:ascii="Arial" w:hAnsi="Arial" w:cs="Arial"/>
+                <w:bCs/>
+                <w:sz w:val="20"/>
+                <w:szCs w:val="20"/>
+              </w:rPr>
+              <w:t>Ednan Josué Merino Calderón</w:t>
+            </w:r>
+            <w:r>
+              <w:rPr>
+                <w:rFonts w:ascii="Arial" w:hAnsi="Arial" w:cs="Arial"/>
+                <w:b/>
+                <w:bCs/>
+                <w:sz w:val="20"/>
+                <w:szCs w:val="20"/>
+              </w:rPr>
+              <w:t xml:space="preserve">                 </w:t>
+            </w:r>
+            <w:r>
+              <w:rPr>
+                <w:rFonts w:ascii="Arial" w:hAnsi="Arial" w:cs="Arial"/>
+                <w:b/>
+                <w:bCs/>
+                <w:sz w:val="20"/>
+                <w:szCs w:val="20"/>
+              </w:rPr>
+              <w:t xml:space="preserve">                     </w:t>
+            </w:r>
+            <w:r>
+              <w:rPr>
+                <w:rFonts w:ascii="Arial" w:hAnsi="Arial" w:cs="Arial"/>
+                <w:b/>
+                <w:bCs/>
+                <w:sz w:val="20"/>
+                <w:szCs w:val="20"/>
+              </w:rPr>
+              <w:t>CC:</w:t>
+            </w:r>
+            <w:r>
+              <w:rPr>
+                <w:rFonts w:ascii="Arial" w:hAnsi="Arial" w:cs="Arial"/>
+                <w:b/>
+                <w:bCs/>
+                <w:sz w:val="20"/>
+                <w:szCs w:val="20"/>
+              </w:rPr>
+              <w:t xml:space="preserve"> </w:t>
+            </w:r>
+            <w:r>
+              <w:rPr>
+                <w:rFonts w:ascii="Arial" w:hAnsi="Arial" w:cs="Arial"/>
+                <w:bCs/>
+                <w:sz w:val="20"/>
+                <w:szCs w:val="20"/>
+              </w:rPr>
+              <w:t>1718972597</w:t>
             </w:r>
           </w:p>
         </w:tc>
@@ -4239,7 +4202,7 @@
         </w:trPr>
         <w:tc>
           <w:tcPr>
-            <w:tcW w:w="2411" w:type="dxa"/>
+            <w:tcW w:w="2694" w:type="dxa"/>
             <w:vMerge w:val="restart"/>
             <w:tcBorders>
               <w:top w:val="single" w:sz="4" w:space="0" w:color="auto"/>
@@ -4253,36 +4216,51 @@
             <w:pPr>
               <w:rPr>
                 <w:rFonts w:ascii="Arial" w:hAnsi="Arial" w:cs="Arial"/>
-                <w:b/>
-                <w:sz w:val="20"/>
-                <w:szCs w:val="20"/>
-              </w:rPr>
-            </w:pPr>
-            <w:r>
-              <w:rPr>
-                <w:rFonts w:ascii="Arial" w:hAnsi="Arial" w:cs="Arial"/>
-                <w:b/>
-                <w:sz w:val="20"/>
-                <w:szCs w:val="20"/>
-              </w:rPr>
-              <w:t xml:space="preserve"> NOMBRE DE LA EMPRESA</w:t>
-            </w:r>
-          </w:p>
-          <w:p>
-            <w:pPr>
-              <w:rPr>
-                <w:rFonts w:ascii="Arial" w:hAnsi="Arial" w:cs="Arial"/>
-                <w:b/>
-                <w:sz w:val="20"/>
-                <w:szCs w:val="20"/>
-              </w:rPr>
-            </w:pPr>
-          </w:p>
-          <w:p>
-            <w:pPr>
-              <w:rPr>
-                <w:rFonts w:ascii="Arial" w:hAnsi="Arial" w:cs="Arial"/>
-                <w:b/>
+                <w:sz w:val="20"/>
+                <w:szCs w:val="20"/>
+              </w:rPr>
+            </w:pPr>
+            <w:r>
+              <w:rPr>
+                <w:rFonts w:ascii="Arial" w:hAnsi="Arial" w:cs="Arial"/>
+                <w:b/>
+                <w:sz w:val="20"/>
+                <w:szCs w:val="20"/>
+              </w:rPr>
+              <w:t>NOMBRE DE LA EMPRESA</w:t>
+            </w:r>
+            <w:r>
+              <w:rPr>
+                <w:rFonts w:ascii="Arial" w:hAnsi="Arial" w:cs="Arial"/>
+                <w:b/>
+                <w:sz w:val="20"/>
+                <w:szCs w:val="20"/>
+              </w:rPr>
+              <w:t xml:space="preserve">: </w:t>
+            </w:r>
+            <w:r>
+              <w:rPr>
+                <w:rFonts w:ascii="Arial" w:hAnsi="Arial" w:cs="Arial"/>
+                <w:sz w:val="20"/>
+                <w:szCs w:val="20"/>
+              </w:rPr>
+              <w:t>U-LEARNINGCENTER ULC S.A.S</w:t>
+            </w:r>
+          </w:p>
+          <w:p>
+            <w:pPr>
+              <w:rPr>
+                <w:rFonts w:ascii="Arial" w:hAnsi="Arial" w:cs="Arial"/>
+                <w:b/>
+                <w:sz w:val="20"/>
+                <w:szCs w:val="20"/>
+              </w:rPr>
+            </w:pPr>
+          </w:p>
+          <w:p>
+            <w:pPr>
+              <w:rPr>
+                <w:rFonts w:ascii="Arial" w:hAnsi="Arial" w:cs="Arial"/>
                 <w:sz w:val="20"/>
                 <w:szCs w:val="20"/>
               </w:rPr>
@@ -4295,12 +4273,29 @@
                 <w:szCs w:val="20"/>
               </w:rPr>
               <w:t>TELEFONO CONTACTO</w:t>
+            </w:r>
+            <w:r>
+              <w:rPr>
+                <w:rFonts w:ascii="Arial" w:hAnsi="Arial" w:cs="Arial"/>
+                <w:b/>
+                <w:sz w:val="20"/>
+                <w:szCs w:val="20"/>
+              </w:rPr>
+              <w:t xml:space="preserve"> : </w:t>
+            </w:r>
+            <w:r>
+              <w:rPr>
+                <w:rFonts w:ascii="Arial" w:hAnsi="Arial" w:cs="Arial"/>
+                <w:sz w:val="20"/>
+                <w:szCs w:val="20"/>
+              </w:rPr>
+              <w:t>0992706086</w:t>
             </w:r>
           </w:p>
         </w:tc>
         <w:tc>
           <w:tcPr>
-            <w:tcW w:w="1701" w:type="dxa"/>
+            <w:tcW w:w="1418" w:type="dxa"/>
             <w:vMerge w:val="restart"/>
             <w:tcBorders>
               <w:top w:val="single" w:sz="4" w:space="0" w:color="auto"/>
@@ -4339,10 +4334,28 @@
               <w:t>N</w:t>
             </w:r>
           </w:p>
+          <w:p>
+            <w:pPr>
+              <w:jc w:val="center"/>
+              <w:rPr>
+                <w:rFonts w:ascii="Arial" w:hAnsi="Arial" w:cs="Arial"/>
+                <w:sz w:val="20"/>
+                <w:szCs w:val="20"/>
+              </w:rPr>
+            </w:pPr>
+            <w:r>
+              <w:rPr>
+                <w:rFonts w:ascii="Arial" w:hAnsi="Arial" w:cs="Arial"/>
+                <w:sz w:val="20"/>
+                <w:szCs w:val="20"/>
+              </w:rPr>
+              <w:t>Vicente Mosquera 247 y pasaje N57C</w:t>
+            </w:r>
+          </w:p>
         </w:tc>
         <w:tc>
           <w:tcPr>
-            <w:tcW w:w="1842" w:type="dxa"/>
+            <w:tcW w:w="1984" w:type="dxa"/>
             <w:vMerge w:val="restart"/>
             <w:tcBorders>
               <w:top w:val="single" w:sz="4" w:space="0" w:color="auto"/>
@@ -4371,10 +4384,27 @@
               <w:t xml:space="preserve">PRINCIPAL ACTIVIDAD </w:t>
             </w:r>
           </w:p>
+          <w:p>
+            <w:pPr>
+              <w:rPr>
+                <w:rFonts w:ascii="Arial" w:hAnsi="Arial" w:cs="Arial"/>
+                <w:sz w:val="20"/>
+                <w:szCs w:val="20"/>
+              </w:rPr>
+            </w:pPr>
+            <w:r>
+              <w:rPr>
+                <w:rFonts w:ascii="Arial" w:hAnsi="Arial" w:cs="Arial"/>
+                <w:sz w:val="20"/>
+                <w:szCs w:val="20"/>
+              </w:rPr>
+              <w:t>Planificación y Diseño de sistemas Informáticos que integran equipo y programas informáticos y Tecnología de las comunicaciones</w:t>
+            </w:r>
+          </w:p>
         </w:tc>
         <w:tc>
           <w:tcPr>
-            <w:tcW w:w="1985" w:type="dxa"/>
+            <w:tcW w:w="1418" w:type="dxa"/>
             <w:tcBorders>
               <w:top w:val="single" w:sz="4" w:space="0" w:color="auto"/>
               <w:left w:val="single" w:sz="4" w:space="0" w:color="auto"/>
@@ -4414,7 +4444,7 @@
         </w:tc>
         <w:tc>
           <w:tcPr>
-            <w:tcW w:w="1991" w:type="dxa"/>
+            <w:tcW w:w="2416" w:type="dxa"/>
             <w:tcBorders>
               <w:top w:val="single" w:sz="4" w:space="0" w:color="auto"/>
               <w:left w:val="single" w:sz="4" w:space="0" w:color="auto"/>
@@ -4451,7 +4481,7 @@
         </w:trPr>
         <w:tc>
           <w:tcPr>
-            <w:tcW w:w="2411" w:type="dxa"/>
+            <w:tcW w:w="2694" w:type="dxa"/>
             <w:vMerge/>
             <w:tcBorders>
               <w:top w:val="single" w:sz="4" w:space="0" w:color="auto"/>
@@ -4475,7 +4505,7 @@
         </w:tc>
         <w:tc>
           <w:tcPr>
-            <w:tcW w:w="1701" w:type="dxa"/>
+            <w:tcW w:w="1418" w:type="dxa"/>
             <w:vMerge/>
             <w:tcBorders>
               <w:top w:val="single" w:sz="4" w:space="0" w:color="auto"/>
@@ -4499,7 +4529,7 @@
         </w:tc>
         <w:tc>
           <w:tcPr>
-            <w:tcW w:w="1842" w:type="dxa"/>
+            <w:tcW w:w="1984" w:type="dxa"/>
             <w:vMerge/>
             <w:tcBorders>
               <w:top w:val="single" w:sz="4" w:space="0" w:color="auto"/>
@@ -4523,7 +4553,7 @@
         </w:tc>
         <w:tc>
           <w:tcPr>
-            <w:tcW w:w="1985" w:type="dxa"/>
+            <w:tcW w:w="1418" w:type="dxa"/>
             <w:tcBorders>
               <w:top w:val="single" w:sz="4" w:space="0" w:color="auto"/>
               <w:left w:val="single" w:sz="4" w:space="0" w:color="auto"/>
@@ -4536,16 +4566,23 @@
               <w:jc w:val="center"/>
               <w:rPr>
                 <w:rFonts w:ascii="Arial" w:hAnsi="Arial" w:cs="Arial"/>
-                <w:b/>
-                <w:sz w:val="20"/>
-                <w:szCs w:val="20"/>
-              </w:rPr>
-            </w:pPr>
+                <w:sz w:val="20"/>
+                <w:szCs w:val="20"/>
+              </w:rPr>
+            </w:pPr>
+            <w:r>
+              <w:rPr>
+                <w:rFonts w:ascii="Arial" w:hAnsi="Arial" w:cs="Arial"/>
+                <w:sz w:val="20"/>
+                <w:szCs w:val="20"/>
+              </w:rPr>
+              <w:t>9 semanas</w:t>
+            </w:r>
           </w:p>
         </w:tc>
         <w:tc>
           <w:tcPr>
-            <w:tcW w:w="1991" w:type="dxa"/>
+            <w:tcW w:w="2416" w:type="dxa"/>
             <w:tcBorders>
               <w:top w:val="single" w:sz="4" w:space="0" w:color="auto"/>
               <w:left w:val="single" w:sz="4" w:space="0" w:color="auto"/>
@@ -4555,21 +4592,64 @@
           </w:tcPr>
           <w:p>
             <w:pPr>
-              <w:jc w:val="center"/>
-              <w:rPr>
-                <w:rFonts w:ascii="Arial" w:hAnsi="Arial" w:cs="Arial"/>
-                <w:b/>
-                <w:sz w:val="20"/>
-                <w:szCs w:val="20"/>
-              </w:rPr>
-            </w:pPr>
+              <w:rPr>
+                <w:rFonts w:ascii="Arial" w:hAnsi="Arial" w:cs="Arial"/>
+                <w:sz w:val="20"/>
+                <w:szCs w:val="20"/>
+              </w:rPr>
+            </w:pPr>
+            <w:r>
+              <w:rPr>
+                <w:rFonts w:ascii="Arial" w:hAnsi="Arial" w:cs="Arial"/>
+                <w:sz w:val="20"/>
+                <w:szCs w:val="20"/>
+              </w:rPr>
+              <w:t>Ing. Verónica Villacís – Representante Legal.</w:t>
+            </w:r>
+          </w:p>
+          <w:p>
+            <w:pPr>
+              <w:rPr>
+                <w:rFonts w:ascii="Arial" w:hAnsi="Arial" w:cs="Arial"/>
+                <w:sz w:val="20"/>
+                <w:szCs w:val="20"/>
+              </w:rPr>
+            </w:pPr>
+          </w:p>
+          <w:p>
+            <w:pPr>
+              <w:rPr>
+                <w:rFonts w:ascii="Arial" w:hAnsi="Arial" w:cs="Arial"/>
+                <w:b/>
+                <w:sz w:val="20"/>
+                <w:szCs w:val="20"/>
+              </w:rPr>
+            </w:pPr>
+            <w:proofErr w:type="spellStart"/>
+            <w:r>
+              <w:rPr>
+                <w:rFonts w:ascii="Arial" w:hAnsi="Arial" w:cs="Arial"/>
+                <w:sz w:val="20"/>
+                <w:szCs w:val="20"/>
+              </w:rPr>
+              <w:t>Mgtr</w:t>
+            </w:r>
+            <w:proofErr w:type="spellEnd"/>
+            <w:r>
+              <w:rPr>
+                <w:rFonts w:ascii="Arial" w:hAnsi="Arial" w:cs="Arial"/>
+                <w:sz w:val="20"/>
+                <w:szCs w:val="20"/>
+              </w:rPr>
+              <w:t>. Sandino Jaramillo – Gerente de TI</w:t>
+            </w:r>
           </w:p>
         </w:tc>
       </w:tr>
       <w:tr>
         <w:tc>
           <w:tcPr>
-            <w:tcW w:w="2411" w:type="dxa"/>
+            <w:tcW w:w="2694" w:type="dxa"/>
             <w:tcBorders>
               <w:top w:val="single" w:sz="4" w:space="0" w:color="auto"/>
               <w:left w:val="single" w:sz="4" w:space="0" w:color="auto"/>
@@ -4601,7 +4681,7 @@
         </w:tc>
         <w:tc>
           <w:tcPr>
-            <w:tcW w:w="3543" w:type="dxa"/>
+            <w:tcW w:w="3402" w:type="dxa"/>
             <w:gridSpan w:val="2"/>
             <w:tcBorders>
               <w:top w:val="single" w:sz="4" w:space="0" w:color="auto"/>
@@ -4615,16 +4695,23 @@
               <w:jc w:val="center"/>
               <w:rPr>
                 <w:rFonts w:ascii="Arial" w:hAnsi="Arial" w:cs="Arial"/>
-                <w:b/>
-                <w:sz w:val="20"/>
-                <w:szCs w:val="20"/>
-              </w:rPr>
-            </w:pPr>
+                <w:sz w:val="20"/>
+                <w:szCs w:val="20"/>
+              </w:rPr>
+            </w:pPr>
+            <w:r>
+              <w:rPr>
+                <w:rFonts w:ascii="Arial" w:hAnsi="Arial" w:cs="Arial"/>
+                <w:sz w:val="20"/>
+                <w:szCs w:val="20"/>
+              </w:rPr>
+              <w:t>Lunes 25 de Agosto de 2025</w:t>
+            </w:r>
           </w:p>
         </w:tc>
         <w:tc>
           <w:tcPr>
-            <w:tcW w:w="1985" w:type="dxa"/>
+            <w:tcW w:w="1418" w:type="dxa"/>
             <w:tcBorders>
               <w:top w:val="single" w:sz="4" w:space="0" w:color="auto"/>
               <w:left w:val="single" w:sz="4" w:space="0" w:color="auto"/>
@@ -4656,7 +4743,7 @@
         </w:tc>
         <w:tc>
           <w:tcPr>
-            <w:tcW w:w="1991" w:type="dxa"/>
+            <w:tcW w:w="2416" w:type="dxa"/>
             <w:tcBorders>
               <w:top w:val="single" w:sz="4" w:space="0" w:color="auto"/>
               <w:left w:val="single" w:sz="4" w:space="0" w:color="auto"/>
@@ -4669,18 +4756,25 @@
               <w:jc w:val="center"/>
               <w:rPr>
                 <w:rFonts w:ascii="Arial" w:hAnsi="Arial" w:cs="Arial"/>
-                <w:b/>
-                <w:sz w:val="20"/>
-                <w:szCs w:val="20"/>
-              </w:rPr>
-            </w:pPr>
+                <w:sz w:val="20"/>
+                <w:szCs w:val="20"/>
+              </w:rPr>
+            </w:pPr>
+            <w:r>
+              <w:rPr>
+                <w:rFonts w:ascii="Arial" w:hAnsi="Arial" w:cs="Arial"/>
+                <w:sz w:val="20"/>
+                <w:szCs w:val="20"/>
+              </w:rPr>
+              <w:t>Viernes 24 de Octubre de 2025</w:t>
+            </w:r>
           </w:p>
         </w:tc>
       </w:tr>
       <w:tr>
         <w:tc>
           <w:tcPr>
-            <w:tcW w:w="2411" w:type="dxa"/>
+            <w:tcW w:w="2694" w:type="dxa"/>
             <w:tcBorders>
               <w:top w:val="single" w:sz="4" w:space="0" w:color="auto"/>
               <w:left w:val="single" w:sz="4" w:space="0" w:color="auto"/>
@@ -4712,7 +4806,7 @@
         </w:tc>
         <w:tc>
           <w:tcPr>
-            <w:tcW w:w="7519" w:type="dxa"/>
+            <w:tcW w:w="7236" w:type="dxa"/>
             <w:gridSpan w:val="4"/>
             <w:tcBorders>
               <w:top w:val="single" w:sz="4" w:space="0" w:color="auto"/>
@@ -4747,7 +4841,7 @@
       <w:tr>
         <w:tc>
           <w:tcPr>
-            <w:tcW w:w="2411" w:type="dxa"/>
+            <w:tcW w:w="2694" w:type="dxa"/>
             <w:tcBorders>
               <w:top w:val="single" w:sz="4" w:space="0" w:color="auto"/>
               <w:left w:val="single" w:sz="4" w:space="0" w:color="auto"/>
@@ -4757,30 +4851,61 @@
           </w:tcPr>
           <w:p>
             <w:pPr>
-              <w:jc w:val="center"/>
-              <w:rPr>
-                <w:rFonts w:ascii="Arial" w:hAnsi="Arial" w:cs="Arial"/>
-                <w:b/>
-                <w:sz w:val="20"/>
-                <w:szCs w:val="20"/>
-              </w:rPr>
-            </w:pPr>
-          </w:p>
-          <w:p>
-            <w:pPr>
-              <w:jc w:val="center"/>
-              <w:rPr>
-                <w:rFonts w:ascii="Arial" w:hAnsi="Arial" w:cs="Arial"/>
-                <w:b/>
-                <w:sz w:val="20"/>
-                <w:szCs w:val="20"/>
-              </w:rPr>
-            </w:pPr>
+              <w:rPr>
+                <w:rFonts w:ascii="Arial" w:hAnsi="Arial" w:cs="Arial"/>
+                <w:b/>
+                <w:sz w:val="20"/>
+                <w:szCs w:val="20"/>
+              </w:rPr>
+            </w:pPr>
+            <w:r>
+              <w:rPr>
+                <w:rFonts w:ascii="Arial" w:hAnsi="Arial" w:cs="Arial"/>
+                <w:b/>
+                <w:sz w:val="20"/>
+                <w:szCs w:val="20"/>
+              </w:rPr>
+              <w:t xml:space="preserve">Semana 1 </w:t>
+            </w:r>
+          </w:p>
+          <w:p>
+            <w:pPr>
+              <w:rPr>
+                <w:rFonts w:ascii="Arial" w:hAnsi="Arial" w:cs="Arial"/>
+                <w:b/>
+                <w:sz w:val="20"/>
+                <w:szCs w:val="20"/>
+              </w:rPr>
+            </w:pPr>
+            <w:r>
+              <w:rPr>
+                <w:rFonts w:ascii="Arial" w:hAnsi="Arial" w:cs="Arial"/>
+                <w:sz w:val="20"/>
+                <w:szCs w:val="20"/>
+              </w:rPr>
+              <w:t xml:space="preserve">(25/08/2025 </w:t>
+            </w:r>
+            <w:r>
+              <w:rPr>
+                <w:rFonts w:ascii="Arial" w:hAnsi="Arial" w:cs="Arial"/>
+                <w:sz w:val="20"/>
+                <w:szCs w:val="20"/>
+              </w:rPr>
+              <w:t>-</w:t>
+            </w:r>
+            <w:r>
+              <w:rPr>
+                <w:rFonts w:ascii="Arial" w:hAnsi="Arial" w:cs="Arial"/>
+                <w:sz w:val="20"/>
+                <w:szCs w:val="20"/>
+              </w:rPr>
+              <w:t xml:space="preserve"> 29/08/2025)</w:t>
+            </w:r>
           </w:p>
         </w:tc>
         <w:tc>
           <w:tcPr>
-            <w:tcW w:w="7519" w:type="dxa"/>
+            <w:tcW w:w="7236" w:type="dxa"/>
             <w:gridSpan w:val="4"/>
             <w:tcBorders>
               <w:top w:val="single" w:sz="4" w:space="0" w:color="auto"/>
@@ -4791,21 +4916,28 @@
           </w:tcPr>
           <w:p>
             <w:pPr>
-              <w:jc w:val="center"/>
-              <w:rPr>
-                <w:rFonts w:ascii="Arial" w:hAnsi="Arial" w:cs="Arial"/>
-                <w:b/>
-                <w:sz w:val="20"/>
-                <w:szCs w:val="20"/>
-              </w:rPr>
-            </w:pPr>
+              <w:jc w:val="both"/>
+              <w:rPr>
+                <w:rFonts w:ascii="Arial" w:hAnsi="Arial" w:cs="Arial"/>
+                <w:sz w:val="20"/>
+                <w:szCs w:val="20"/>
+              </w:rPr>
+            </w:pPr>
+            <w:r>
+              <w:rPr>
+                <w:rFonts w:ascii="Arial" w:hAnsi="Arial" w:cs="Arial"/>
+                <w:sz w:val="20"/>
+                <w:szCs w:val="20"/>
+              </w:rPr>
+              <w:t>Capacitaciones iniciales, explicación del funcionamiento de la empresa y de la plataforma Moodle. Revisión de la arquitectura en PHP y MySQL, reconocimiento de las herramientas de trabajo y análisis de la documentación existente para comprender los procesos internos.</w:t>
+            </w:r>
           </w:p>
         </w:tc>
       </w:tr>
       <w:tr>
         <w:tc>
           <w:tcPr>
-            <w:tcW w:w="2411" w:type="dxa"/>
+            <w:tcW w:w="2694" w:type="dxa"/>
             <w:tcBorders>
               <w:top w:val="single" w:sz="4" w:space="0" w:color="auto"/>
               <w:left w:val="single" w:sz="4" w:space="0" w:color="auto"/>
@@ -4815,30 +4947,60 @@
           </w:tcPr>
           <w:p>
             <w:pPr>
-              <w:jc w:val="center"/>
-              <w:rPr>
-                <w:rFonts w:ascii="Arial" w:hAnsi="Arial" w:cs="Arial"/>
-                <w:b/>
-                <w:sz w:val="20"/>
-                <w:szCs w:val="20"/>
-              </w:rPr>
-            </w:pPr>
-          </w:p>
-          <w:p>
-            <w:pPr>
-              <w:jc w:val="center"/>
-              <w:rPr>
-                <w:rFonts w:ascii="Arial" w:hAnsi="Arial" w:cs="Arial"/>
-                <w:b/>
-                <w:sz w:val="20"/>
-                <w:szCs w:val="20"/>
-              </w:rPr>
-            </w:pPr>
+              <w:rPr>
+                <w:rFonts w:ascii="Arial" w:hAnsi="Arial" w:cs="Arial"/>
+                <w:b/>
+                <w:sz w:val="20"/>
+                <w:szCs w:val="20"/>
+              </w:rPr>
+            </w:pPr>
+            <w:r>
+              <w:rPr>
+                <w:rFonts w:ascii="Arial" w:hAnsi="Arial" w:cs="Arial"/>
+                <w:b/>
+                <w:sz w:val="20"/>
+                <w:szCs w:val="20"/>
+              </w:rPr>
+              <w:t>Semana 2</w:t>
+            </w:r>
+          </w:p>
+          <w:p>
+            <w:pPr>
+              <w:rPr>
+                <w:rFonts w:ascii="Arial" w:hAnsi="Arial" w:cs="Arial"/>
+                <w:sz w:val="20"/>
+                <w:szCs w:val="20"/>
+              </w:rPr>
+            </w:pPr>
+            <w:r>
+              <w:rPr>
+                <w:rFonts w:ascii="Arial" w:hAnsi="Arial" w:cs="Arial"/>
+                <w:sz w:val="20"/>
+                <w:szCs w:val="20"/>
+              </w:rPr>
+              <w:t xml:space="preserve">(01/09/2025 </w:t>
+            </w:r>
+            <w:r>
+              <w:rPr>
+                <w:rFonts w:ascii="Arial" w:hAnsi="Arial" w:cs="Arial"/>
+                <w:sz w:val="20"/>
+                <w:szCs w:val="20"/>
+              </w:rPr>
+              <w:t>-</w:t>
+            </w:r>
+            <w:r>
+              <w:rPr>
+                <w:rFonts w:ascii="Arial" w:hAnsi="Arial" w:cs="Arial"/>
+                <w:sz w:val="20"/>
+                <w:szCs w:val="20"/>
+              </w:rPr>
+              <w:t xml:space="preserve"> 05/09/2025)</w:t>
+            </w:r>
           </w:p>
         </w:tc>
         <w:tc>
           <w:tcPr>
-            <w:tcW w:w="7519" w:type="dxa"/>
+            <w:tcW w:w="7236" w:type="dxa"/>
             <w:gridSpan w:val="4"/>
             <w:tcBorders>
               <w:top w:val="single" w:sz="4" w:space="0" w:color="auto"/>
@@ -4849,21 +5011,27 @@
           </w:tcPr>
           <w:p>
             <w:pPr>
-              <w:jc w:val="center"/>
-              <w:rPr>
-                <w:rFonts w:ascii="Arial" w:hAnsi="Arial" w:cs="Arial"/>
-                <w:b/>
-                <w:sz w:val="20"/>
-                <w:szCs w:val="20"/>
-              </w:rPr>
-            </w:pPr>
+              <w:rPr>
+                <w:rFonts w:ascii="Arial" w:hAnsi="Arial" w:cs="Arial"/>
+                <w:sz w:val="20"/>
+                <w:szCs w:val="20"/>
+              </w:rPr>
+            </w:pPr>
+            <w:r>
+              <w:rPr>
+                <w:rFonts w:ascii="Arial" w:hAnsi="Arial" w:cs="Arial"/>
+                <w:sz w:val="20"/>
+                <w:szCs w:val="20"/>
+              </w:rPr>
+              <w:t>Análisis de los requerimientos para la integración de módulos en Moodle. Revisión del proceso actual de matriculación de estudiantes, identificación de falencias y definición de lo que se necesita para implementar la automatización.</w:t>
+            </w:r>
           </w:p>
         </w:tc>
       </w:tr>
       <w:tr>
         <w:tc>
           <w:tcPr>
-            <w:tcW w:w="2411" w:type="dxa"/>
+            <w:tcW w:w="2694" w:type="dxa"/>
             <w:tcBorders>
               <w:top w:val="single" w:sz="4" w:space="0" w:color="auto"/>
               <w:left w:val="single" w:sz="4" w:space="0" w:color="auto"/>
@@ -4873,30 +5041,45 @@
           </w:tcPr>
           <w:p>
             <w:pPr>
-              <w:jc w:val="center"/>
-              <w:rPr>
-                <w:rFonts w:ascii="Arial" w:hAnsi="Arial" w:cs="Arial"/>
-                <w:b/>
-                <w:sz w:val="20"/>
-                <w:szCs w:val="20"/>
-              </w:rPr>
-            </w:pPr>
-          </w:p>
-          <w:p>
-            <w:pPr>
-              <w:jc w:val="center"/>
-              <w:rPr>
-                <w:rFonts w:ascii="Arial" w:hAnsi="Arial" w:cs="Arial"/>
-                <w:b/>
-                <w:sz w:val="20"/>
-                <w:szCs w:val="20"/>
-              </w:rPr>
-            </w:pPr>
+              <w:rPr>
+                <w:rFonts w:ascii="Arial" w:hAnsi="Arial" w:cs="Arial"/>
+                <w:b/>
+                <w:sz w:val="20"/>
+                <w:szCs w:val="20"/>
+              </w:rPr>
+            </w:pPr>
+            <w:r>
+              <w:rPr>
+                <w:rFonts w:ascii="Arial" w:hAnsi="Arial" w:cs="Arial"/>
+                <w:b/>
+                <w:sz w:val="20"/>
+                <w:szCs w:val="20"/>
+              </w:rPr>
+              <w:t>Semana 3</w:t>
+            </w:r>
+          </w:p>
+          <w:p>
+            <w:pPr>
+              <w:rPr>
+                <w:rFonts w:ascii="Arial" w:hAnsi="Arial" w:cs="Arial"/>
+                <w:b/>
+                <w:sz w:val="20"/>
+                <w:szCs w:val="20"/>
+              </w:rPr>
+            </w:pPr>
+            <w:r>
+              <w:rPr>
+                <w:rFonts w:ascii="Arial" w:hAnsi="Arial" w:cs="Arial"/>
+                <w:sz w:val="20"/>
+                <w:szCs w:val="20"/>
+              </w:rPr>
+              <w:t>(08/09/2025 - 12/09/2025)</w:t>
+            </w:r>
           </w:p>
         </w:tc>
         <w:tc>
           <w:tcPr>
-            <w:tcW w:w="7519" w:type="dxa"/>
+            <w:tcW w:w="7236" w:type="dxa"/>
             <w:gridSpan w:val="4"/>
             <w:tcBorders>
               <w:top w:val="single" w:sz="4" w:space="0" w:color="auto"/>
@@ -4907,21 +5090,27 @@
           </w:tcPr>
           <w:p>
             <w:pPr>
-              <w:jc w:val="center"/>
-              <w:rPr>
-                <w:rFonts w:ascii="Arial" w:hAnsi="Arial" w:cs="Arial"/>
-                <w:b/>
-                <w:sz w:val="20"/>
-                <w:szCs w:val="20"/>
-              </w:rPr>
-            </w:pPr>
+              <w:rPr>
+                <w:rFonts w:ascii="Arial" w:hAnsi="Arial" w:cs="Arial"/>
+                <w:sz w:val="20"/>
+                <w:szCs w:val="20"/>
+              </w:rPr>
+            </w:pPr>
+            <w:r>
+              <w:rPr>
+                <w:rFonts w:ascii="Arial" w:hAnsi="Arial" w:cs="Arial"/>
+                <w:sz w:val="20"/>
+                <w:szCs w:val="20"/>
+              </w:rPr>
+              <w:t>Diseño preliminar del sistema de matriculación automática. Elaboración de casos de uso, diagramas de flujo y planificación de la estructura que permitirá la integración con la base de datos en MySQL.</w:t>
+            </w:r>
           </w:p>
         </w:tc>
       </w:tr>
       <w:tr>
         <w:tc>
           <w:tcPr>
-            <w:tcW w:w="2411" w:type="dxa"/>
+            <w:tcW w:w="2694" w:type="dxa"/>
             <w:tcBorders>
               <w:top w:val="single" w:sz="4" w:space="0" w:color="auto"/>
               <w:left w:val="single" w:sz="4" w:space="0" w:color="auto"/>
@@ -4931,30 +5120,60 @@
           </w:tcPr>
           <w:p>
             <w:pPr>
-              <w:jc w:val="center"/>
-              <w:rPr>
-                <w:rFonts w:ascii="Arial" w:hAnsi="Arial" w:cs="Arial"/>
-                <w:b/>
-                <w:sz w:val="20"/>
-                <w:szCs w:val="20"/>
-              </w:rPr>
-            </w:pPr>
-          </w:p>
-          <w:p>
-            <w:pPr>
-              <w:jc w:val="center"/>
-              <w:rPr>
-                <w:rFonts w:ascii="Arial" w:hAnsi="Arial" w:cs="Arial"/>
-                <w:b/>
-                <w:sz w:val="20"/>
-                <w:szCs w:val="20"/>
-              </w:rPr>
-            </w:pPr>
+              <w:rPr>
+                <w:rFonts w:ascii="Arial" w:hAnsi="Arial" w:cs="Arial"/>
+                <w:b/>
+                <w:sz w:val="20"/>
+                <w:szCs w:val="20"/>
+              </w:rPr>
+            </w:pPr>
+            <w:r>
+              <w:rPr>
+                <w:rFonts w:ascii="Arial" w:hAnsi="Arial" w:cs="Arial"/>
+                <w:b/>
+                <w:sz w:val="20"/>
+                <w:szCs w:val="20"/>
+              </w:rPr>
+              <w:t>Semana 4</w:t>
+            </w:r>
+          </w:p>
+          <w:p>
+            <w:pPr>
+              <w:rPr>
+                <w:rFonts w:ascii="Arial" w:hAnsi="Arial" w:cs="Arial"/>
+                <w:sz w:val="20"/>
+                <w:szCs w:val="20"/>
+              </w:rPr>
+            </w:pPr>
+            <w:r>
+              <w:rPr>
+                <w:rFonts w:ascii="Arial" w:hAnsi="Arial" w:cs="Arial"/>
+                <w:sz w:val="20"/>
+                <w:szCs w:val="20"/>
+              </w:rPr>
+              <w:t xml:space="preserve">(15/09/2025 </w:t>
+            </w:r>
+            <w:r>
+              <w:rPr>
+                <w:rFonts w:ascii="Arial" w:hAnsi="Arial" w:cs="Arial"/>
+                <w:sz w:val="20"/>
+                <w:szCs w:val="20"/>
+              </w:rPr>
+              <w:t>-</w:t>
+            </w:r>
+            <w:r>
+              <w:rPr>
+                <w:rFonts w:ascii="Arial" w:hAnsi="Arial" w:cs="Arial"/>
+                <w:sz w:val="20"/>
+                <w:szCs w:val="20"/>
+              </w:rPr>
+              <w:t xml:space="preserve"> 19/09/2025)</w:t>
+            </w:r>
           </w:p>
         </w:tc>
         <w:tc>
           <w:tcPr>
-            <w:tcW w:w="7519" w:type="dxa"/>
+            <w:tcW w:w="7236" w:type="dxa"/>
             <w:gridSpan w:val="4"/>
             <w:tcBorders>
               <w:top w:val="single" w:sz="4" w:space="0" w:color="auto"/>
@@ -4965,21 +5184,27 @@
           </w:tcPr>
           <w:p>
             <w:pPr>
-              <w:jc w:val="center"/>
-              <w:rPr>
-                <w:rFonts w:ascii="Arial" w:hAnsi="Arial" w:cs="Arial"/>
-                <w:b/>
-                <w:sz w:val="20"/>
-                <w:szCs w:val="20"/>
-              </w:rPr>
-            </w:pPr>
+              <w:rPr>
+                <w:rFonts w:ascii="Arial" w:hAnsi="Arial" w:cs="Arial"/>
+                <w:sz w:val="20"/>
+                <w:szCs w:val="20"/>
+              </w:rPr>
+            </w:pPr>
+            <w:r>
+              <w:rPr>
+                <w:rFonts w:ascii="Arial" w:hAnsi="Arial" w:cs="Arial"/>
+                <w:sz w:val="20"/>
+                <w:szCs w:val="20"/>
+              </w:rPr>
+              <w:t>Desarrollo inicial de scripts en PHP para gestión de usuarios y cursos. Creación de prototipos de prueba con datos simulados para verificar el funcionamiento básico del proceso de matrícula.</w:t>
+            </w:r>
           </w:p>
         </w:tc>
       </w:tr>
       <w:tr>
         <w:tc>
           <w:tcPr>
-            <w:tcW w:w="2411" w:type="dxa"/>
+            <w:tcW w:w="2694" w:type="dxa"/>
             <w:tcBorders>
               <w:top w:val="single" w:sz="4" w:space="0" w:color="auto"/>
               <w:left w:val="single" w:sz="4" w:space="0" w:color="auto"/>
@@ -4989,30 +5214,44 @@
           </w:tcPr>
           <w:p>
             <w:pPr>
-              <w:jc w:val="center"/>
-              <w:rPr>
-                <w:rFonts w:ascii="Arial" w:hAnsi="Arial" w:cs="Arial"/>
-                <w:b/>
-                <w:sz w:val="20"/>
-                <w:szCs w:val="20"/>
-              </w:rPr>
-            </w:pPr>
-          </w:p>
-          <w:p>
-            <w:pPr>
-              <w:jc w:val="center"/>
-              <w:rPr>
-                <w:rFonts w:ascii="Arial" w:hAnsi="Arial" w:cs="Arial"/>
-                <w:b/>
-                <w:sz w:val="20"/>
-                <w:szCs w:val="20"/>
-              </w:rPr>
-            </w:pPr>
+              <w:rPr>
+                <w:rFonts w:ascii="Arial" w:hAnsi="Arial" w:cs="Arial"/>
+                <w:b/>
+                <w:sz w:val="20"/>
+                <w:szCs w:val="20"/>
+              </w:rPr>
+            </w:pPr>
+            <w:r>
+              <w:rPr>
+                <w:rFonts w:ascii="Arial" w:hAnsi="Arial" w:cs="Arial"/>
+                <w:b/>
+                <w:sz w:val="20"/>
+                <w:szCs w:val="20"/>
+              </w:rPr>
+              <w:t>Semana 5</w:t>
+            </w:r>
+          </w:p>
+          <w:p>
+            <w:pPr>
+              <w:rPr>
+                <w:rFonts w:ascii="Arial" w:hAnsi="Arial" w:cs="Arial"/>
+                <w:sz w:val="20"/>
+                <w:szCs w:val="20"/>
+              </w:rPr>
+            </w:pPr>
+            <w:r>
+              <w:rPr>
+                <w:rFonts w:ascii="Arial" w:hAnsi="Arial" w:cs="Arial"/>
+                <w:sz w:val="20"/>
+                <w:szCs w:val="20"/>
+              </w:rPr>
+              <w:t>(22/09/2025 - 26/09/2025)</w:t>
+            </w:r>
           </w:p>
         </w:tc>
         <w:tc>
           <w:tcPr>
-            <w:tcW w:w="7519" w:type="dxa"/>
+            <w:tcW w:w="7236" w:type="dxa"/>
             <w:gridSpan w:val="4"/>
             <w:tcBorders>
               <w:top w:val="single" w:sz="4" w:space="0" w:color="auto"/>
@@ -5023,21 +5262,27 @@
           </w:tcPr>
           <w:p>
             <w:pPr>
-              <w:jc w:val="center"/>
-              <w:rPr>
-                <w:rFonts w:ascii="Arial" w:hAnsi="Arial" w:cs="Arial"/>
-                <w:b/>
-                <w:sz w:val="20"/>
-                <w:szCs w:val="20"/>
-              </w:rPr>
-            </w:pPr>
+              <w:rPr>
+                <w:rFonts w:ascii="Arial" w:hAnsi="Arial" w:cs="Arial"/>
+                <w:sz w:val="20"/>
+                <w:szCs w:val="20"/>
+              </w:rPr>
+            </w:pPr>
+            <w:r>
+              <w:rPr>
+                <w:rFonts w:ascii="Arial" w:hAnsi="Arial" w:cs="Arial"/>
+                <w:sz w:val="20"/>
+                <w:szCs w:val="20"/>
+              </w:rPr>
+              <w:t>Desarrollo completo del módulo de matriculación automática. Configuración de reglas de negocio como roles, permisos y validaciones. Pruebas unitarias en un entorno de desarrollo.</w:t>
+            </w:r>
           </w:p>
         </w:tc>
       </w:tr>
       <w:tr>
         <w:tc>
           <w:tcPr>
-            <w:tcW w:w="2411" w:type="dxa"/>
+            <w:tcW w:w="2694" w:type="dxa"/>
             <w:tcBorders>
               <w:top w:val="single" w:sz="4" w:space="0" w:color="auto"/>
               <w:left w:val="single" w:sz="4" w:space="0" w:color="auto"/>
@@ -5047,30 +5292,44 @@
           </w:tcPr>
           <w:p>
             <w:pPr>
-              <w:jc w:val="center"/>
-              <w:rPr>
-                <w:rFonts w:ascii="Arial" w:hAnsi="Arial" w:cs="Arial"/>
-                <w:b/>
-                <w:sz w:val="20"/>
-                <w:szCs w:val="20"/>
-              </w:rPr>
-            </w:pPr>
-          </w:p>
-          <w:p>
-            <w:pPr>
-              <w:jc w:val="center"/>
-              <w:rPr>
-                <w:rFonts w:ascii="Arial" w:hAnsi="Arial" w:cs="Arial"/>
-                <w:b/>
-                <w:sz w:val="20"/>
-                <w:szCs w:val="20"/>
-              </w:rPr>
-            </w:pPr>
+              <w:rPr>
+                <w:rFonts w:ascii="Arial" w:hAnsi="Arial" w:cs="Arial"/>
+                <w:b/>
+                <w:sz w:val="20"/>
+                <w:szCs w:val="20"/>
+              </w:rPr>
+            </w:pPr>
+            <w:r>
+              <w:rPr>
+                <w:rFonts w:ascii="Arial" w:hAnsi="Arial" w:cs="Arial"/>
+                <w:b/>
+                <w:sz w:val="20"/>
+                <w:szCs w:val="20"/>
+              </w:rPr>
+              <w:t>Semana 6</w:t>
+            </w:r>
+          </w:p>
+          <w:p>
+            <w:pPr>
+              <w:rPr>
+                <w:rFonts w:ascii="Arial" w:hAnsi="Arial" w:cs="Arial"/>
+                <w:sz w:val="20"/>
+                <w:szCs w:val="20"/>
+              </w:rPr>
+            </w:pPr>
+            <w:r>
+              <w:rPr>
+                <w:rFonts w:ascii="Arial" w:hAnsi="Arial" w:cs="Arial"/>
+                <w:sz w:val="20"/>
+                <w:szCs w:val="20"/>
+              </w:rPr>
+              <w:t>(29/09/2025 – 03/10/2025)</w:t>
+            </w:r>
           </w:p>
         </w:tc>
         <w:tc>
           <w:tcPr>
-            <w:tcW w:w="7519" w:type="dxa"/>
+            <w:tcW w:w="7236" w:type="dxa"/>
             <w:gridSpan w:val="4"/>
             <w:tcBorders>
               <w:top w:val="single" w:sz="4" w:space="0" w:color="auto"/>
@@ -5081,14 +5340,262 @@
           </w:tcPr>
           <w:p>
             <w:pPr>
-              <w:jc w:val="center"/>
-              <w:rPr>
-                <w:rFonts w:ascii="Arial" w:hAnsi="Arial" w:cs="Arial"/>
-                <w:b/>
-                <w:sz w:val="20"/>
-                <w:szCs w:val="20"/>
-              </w:rPr>
-            </w:pPr>
+              <w:rPr>
+                <w:rFonts w:ascii="Arial" w:hAnsi="Arial" w:cs="Arial"/>
+                <w:sz w:val="20"/>
+                <w:szCs w:val="20"/>
+              </w:rPr>
+            </w:pPr>
+            <w:r>
+              <w:rPr>
+                <w:rFonts w:ascii="Arial" w:hAnsi="Arial" w:cs="Arial"/>
+                <w:sz w:val="20"/>
+                <w:szCs w:val="20"/>
+              </w:rPr>
+              <w:t>Pruebas integrales dentro de Moodle con datos reales de prueba. Depuración de errores enc</w:t>
+            </w:r>
+            <w:r>
+              <w:rPr>
+                <w:rFonts w:ascii="Arial" w:hAnsi="Arial" w:cs="Arial"/>
+                <w:sz w:val="20"/>
+                <w:szCs w:val="20"/>
+              </w:rPr>
+              <w:t>ontrados, y ajustes en el sistema.</w:t>
+            </w:r>
+          </w:p>
+        </w:tc>
+      </w:tr>
+      <w:tr>
+        <w:tc>
+          <w:tcPr>
+            <w:tcW w:w="2694" w:type="dxa"/>
+            <w:tcBorders>
+              <w:top w:val="single" w:sz="4" w:space="0" w:color="auto"/>
+              <w:left w:val="single" w:sz="4" w:space="0" w:color="auto"/>
+              <w:bottom w:val="single" w:sz="4" w:space="0" w:color="auto"/>
+              <w:right w:val="single" w:sz="4" w:space="0" w:color="auto"/>
+            </w:tcBorders>
+          </w:tcPr>
+          <w:p>
+            <w:pPr>
+              <w:rPr>
+                <w:rFonts w:ascii="Arial" w:hAnsi="Arial" w:cs="Arial"/>
+                <w:b/>
+                <w:sz w:val="20"/>
+                <w:szCs w:val="20"/>
+              </w:rPr>
+            </w:pPr>
+            <w:r>
+              <w:rPr>
+                <w:rFonts w:ascii="Arial" w:hAnsi="Arial" w:cs="Arial"/>
+                <w:b/>
+                <w:sz w:val="20"/>
+                <w:szCs w:val="20"/>
+              </w:rPr>
+              <w:t>Semana 7</w:t>
+            </w:r>
+          </w:p>
+          <w:p>
+            <w:pPr>
+              <w:rPr>
+                <w:rFonts w:ascii="Arial" w:hAnsi="Arial" w:cs="Arial"/>
+                <w:sz w:val="20"/>
+                <w:szCs w:val="20"/>
+              </w:rPr>
+            </w:pPr>
+            <w:r>
+              <w:rPr>
+                <w:rFonts w:ascii="Arial" w:hAnsi="Arial" w:cs="Arial"/>
+                <w:sz w:val="20"/>
+                <w:szCs w:val="20"/>
+              </w:rPr>
+              <w:t>(06/10/2025 – 09/10/2025)</w:t>
+            </w:r>
+          </w:p>
+        </w:tc>
+        <w:tc>
+          <w:tcPr>
+            <w:tcW w:w="7236" w:type="dxa"/>
+            <w:gridSpan w:val="4"/>
+            <w:tcBorders>
+              <w:top w:val="single" w:sz="4" w:space="0" w:color="auto"/>
+              <w:left w:val="single" w:sz="4" w:space="0" w:color="auto"/>
+              <w:bottom w:val="single" w:sz="4" w:space="0" w:color="auto"/>
+              <w:right w:val="single" w:sz="4" w:space="0" w:color="auto"/>
+            </w:tcBorders>
+          </w:tcPr>
+          <w:p>
+            <w:pPr>
+              <w:rPr>
+                <w:rFonts w:ascii="Arial" w:hAnsi="Arial" w:cs="Arial"/>
+                <w:sz w:val="20"/>
+                <w:szCs w:val="20"/>
+              </w:rPr>
+            </w:pPr>
+            <w:r>
+              <w:rPr>
+                <w:rFonts w:ascii="Arial" w:hAnsi="Arial" w:cs="Arial"/>
+                <w:sz w:val="20"/>
+                <w:szCs w:val="20"/>
+              </w:rPr>
+              <w:t>Optimización del módulo de matriculación. Generación de reportes de usuarios matriculados y cursos inscritos. Revisión del avance con el tutor de la empresa para retroalimentación.</w:t>
+            </w:r>
+          </w:p>
+        </w:tc>
+      </w:tr>
+      <w:tr>
+        <w:tc>
+          <w:tcPr>
+            <w:tcW w:w="2694" w:type="dxa"/>
+            <w:tcBorders>
+              <w:top w:val="single" w:sz="4" w:space="0" w:color="auto"/>
+              <w:left w:val="single" w:sz="4" w:space="0" w:color="auto"/>
+              <w:bottom w:val="single" w:sz="4" w:space="0" w:color="auto"/>
+              <w:right w:val="single" w:sz="4" w:space="0" w:color="auto"/>
+            </w:tcBorders>
+          </w:tcPr>
+          <w:p>
+            <w:pPr>
+              <w:rPr>
+                <w:rFonts w:ascii="Arial" w:hAnsi="Arial" w:cs="Arial"/>
+                <w:b/>
+                <w:sz w:val="20"/>
+                <w:szCs w:val="20"/>
+              </w:rPr>
+            </w:pPr>
+            <w:r>
+              <w:rPr>
+                <w:rFonts w:ascii="Arial" w:hAnsi="Arial" w:cs="Arial"/>
+                <w:b/>
+                <w:sz w:val="20"/>
+                <w:szCs w:val="20"/>
+              </w:rPr>
+              <w:t>Semana 8</w:t>
+            </w:r>
+          </w:p>
+          <w:p>
+            <w:pPr>
+              <w:rPr>
+                <w:rFonts w:ascii="Arial" w:hAnsi="Arial" w:cs="Arial"/>
+                <w:sz w:val="20"/>
+                <w:szCs w:val="20"/>
+              </w:rPr>
+            </w:pPr>
+            <w:r>
+              <w:rPr>
+                <w:rFonts w:ascii="Arial" w:hAnsi="Arial" w:cs="Arial"/>
+                <w:sz w:val="20"/>
+                <w:szCs w:val="20"/>
+              </w:rPr>
+              <w:t>(13/10/2025 – 17/10/2025)</w:t>
+            </w:r>
+          </w:p>
+        </w:tc>
+        <w:tc>
+          <w:tcPr>
+            <w:tcW w:w="7236" w:type="dxa"/>
+            <w:gridSpan w:val="4"/>
+            <w:tcBorders>
+              <w:top w:val="single" w:sz="4" w:space="0" w:color="auto"/>
+              <w:left w:val="single" w:sz="4" w:space="0" w:color="auto"/>
+              <w:bottom w:val="single" w:sz="4" w:space="0" w:color="auto"/>
+              <w:right w:val="single" w:sz="4" w:space="0" w:color="auto"/>
+            </w:tcBorders>
+          </w:tcPr>
+          <w:p>
+            <w:pPr>
+              <w:rPr>
+                <w:rFonts w:ascii="Arial" w:hAnsi="Arial" w:cs="Arial"/>
+                <w:sz w:val="20"/>
+                <w:szCs w:val="20"/>
+              </w:rPr>
+            </w:pPr>
+            <w:r>
+              <w:rPr>
+                <w:rFonts w:ascii="Arial" w:hAnsi="Arial" w:cs="Arial"/>
+                <w:sz w:val="20"/>
+                <w:szCs w:val="20"/>
+              </w:rPr>
+              <w:t>Ajustes finales en la integración del sistema. Capacitación al personal de la empresa en el uso del módulo.</w:t>
+            </w:r>
+          </w:p>
+        </w:tc>
+      </w:tr>
+      <w:tr>
+        <w:tc>
+          <w:tcPr>
+            <w:tcW w:w="2694" w:type="dxa"/>
+            <w:tcBorders>
+              <w:top w:val="single" w:sz="4" w:space="0" w:color="auto"/>
+              <w:left w:val="single" w:sz="4" w:space="0" w:color="auto"/>
+              <w:bottom w:val="single" w:sz="4" w:space="0" w:color="auto"/>
+              <w:right w:val="single" w:sz="4" w:space="0" w:color="auto"/>
+            </w:tcBorders>
+          </w:tcPr>
+          <w:p>
+            <w:pPr>
+              <w:rPr>
+                <w:rFonts w:ascii="Arial" w:hAnsi="Arial" w:cs="Arial"/>
+                <w:b/>
+                <w:sz w:val="20"/>
+                <w:szCs w:val="20"/>
+              </w:rPr>
+            </w:pPr>
+            <w:r>
+              <w:rPr>
+                <w:rFonts w:ascii="Arial" w:hAnsi="Arial" w:cs="Arial"/>
+                <w:b/>
+                <w:sz w:val="20"/>
+                <w:szCs w:val="20"/>
+              </w:rPr>
+              <w:t>Semana 9</w:t>
+            </w:r>
+          </w:p>
+          <w:p>
+            <w:pPr>
+              <w:rPr>
+                <w:rFonts w:ascii="Arial" w:hAnsi="Arial" w:cs="Arial"/>
+                <w:sz w:val="20"/>
+                <w:szCs w:val="20"/>
+              </w:rPr>
+            </w:pPr>
+            <w:r>
+              <w:rPr>
+                <w:rFonts w:ascii="Arial" w:hAnsi="Arial" w:cs="Arial"/>
+                <w:sz w:val="20"/>
+                <w:szCs w:val="20"/>
+              </w:rPr>
+              <w:t>(20/10/2025 – 24/10/2025)</w:t>
+            </w:r>
+          </w:p>
+        </w:tc>
+        <w:tc>
+          <w:tcPr>
+            <w:tcW w:w="7236" w:type="dxa"/>
+            <w:gridSpan w:val="4"/>
+            <w:tcBorders>
+              <w:top w:val="single" w:sz="4" w:space="0" w:color="auto"/>
+              <w:left w:val="single" w:sz="4" w:space="0" w:color="auto"/>
+              <w:bottom w:val="single" w:sz="4" w:space="0" w:color="auto"/>
+              <w:right w:val="single" w:sz="4" w:space="0" w:color="auto"/>
+            </w:tcBorders>
+          </w:tcPr>
+          <w:p>
+            <w:pPr>
+              <w:rPr>
+                <w:rFonts w:ascii="Arial" w:hAnsi="Arial" w:cs="Arial"/>
+                <w:sz w:val="20"/>
+                <w:szCs w:val="20"/>
+              </w:rPr>
+            </w:pPr>
+            <w:r>
+              <w:rPr>
+                <w:rFonts w:ascii="Arial" w:hAnsi="Arial" w:cs="Arial"/>
+                <w:sz w:val="20"/>
+                <w:szCs w:val="20"/>
+              </w:rPr>
+              <w:t>Validación final del módulo de matriculación automática. Entrega del trabajo a la empresa, junto con un informe de resultados, conclusiones y recomendaciones para mejoras futuras.</w:t>
+            </w:r>
           </w:p>
         </w:tc>
       </w:tr>
@@ -5130,18 +5637,36 @@
                 <w:sz w:val="20"/>
                 <w:szCs w:val="20"/>
               </w:rPr>
-              <w:t xml:space="preserve">Se solicita el nombre del Tutor Empresarial y teléfono de contacto </w:t>
-            </w:r>
-          </w:p>
-          <w:p>
-            <w:pPr>
-              <w:rPr>
-                <w:rFonts w:ascii="Arial" w:hAnsi="Arial" w:cs="Arial"/>
-                <w:b/>
-                <w:sz w:val="20"/>
-                <w:szCs w:val="20"/>
-              </w:rPr>
-            </w:pPr>
+              <w:t>Tutor Empresarial: Sandino Jaramillo – Gerente de TI</w:t>
+            </w:r>
+            <w:r>
+              <w:rPr>
+                <w:rFonts w:ascii="Arial" w:hAnsi="Arial" w:cs="Arial"/>
+                <w:sz w:val="20"/>
+                <w:szCs w:val="20"/>
+              </w:rPr>
+              <w:t xml:space="preserve"> </w:t>
+            </w:r>
+            <w:r>
+              <w:rPr>
+                <w:rFonts w:ascii="Arial" w:hAnsi="Arial" w:cs="Arial"/>
+                <w:sz w:val="20"/>
+                <w:szCs w:val="20"/>
+              </w:rPr>
+              <w:t>0992706086</w:t>
+            </w:r>
+          </w:p>
+          <w:p>
+            <w:pPr>
+              <w:rPr>
+                <w:rFonts w:ascii="Arial" w:hAnsi="Arial" w:cs="Arial"/>
+                <w:b/>
+                <w:sz w:val="20"/>
+                <w:szCs w:val="20"/>
+              </w:rPr>
+            </w:pPr>
+            <w:bookmarkStart w:id="4" w:name="_GoBack"/>
+            <w:bookmarkEnd w:id="4"/>
           </w:p>
           <w:p>
             <w:pPr>
@@ -5158,23 +5683,41 @@
     </w:tbl>
     <w:p>
       <w:pPr>
+        <w:spacing w:after="0" w:line="240" w:lineRule="auto"/>
         <w:rPr>
           <w:rFonts w:ascii="Arial" w:hAnsi="Arial" w:cs="Arial"/>
           <w:sz w:val="20"/>
           <w:szCs w:val="20"/>
         </w:rPr>
       </w:pPr>
-      <w:r>
+    </w:p>
+    <w:p>
+      <w:pPr>
+        <w:tabs>
+          <w:tab w:val="left" w:pos="1579"/>
+        </w:tabs>
+        <w:spacing w:after="0" w:line="240" w:lineRule="auto"/>
         <w:rPr>
           <w:rFonts w:ascii="Arial" w:hAnsi="Arial" w:cs="Arial"/>
           <w:sz w:val="20"/>
           <w:szCs w:val="20"/>
         </w:rPr>
-        <w:t>Adjunte su malla impresa con mínimo 180 créditos.</w:t>
+      </w:pPr>
+      <w:r>
+        <w:rPr>
+          <w:rFonts w:ascii="Arial" w:hAnsi="Arial" w:cs="Arial"/>
+          <w:sz w:val="20"/>
+          <w:szCs w:val="20"/>
+        </w:rPr>
+        <w:tab/>
       </w:r>
     </w:p>
     <w:p>
       <w:pPr>
+        <w:tabs>
+          <w:tab w:val="left" w:pos="1579"/>
+        </w:tabs>
+        <w:spacing w:after="0" w:line="240" w:lineRule="auto"/>
         <w:rPr>
           <w:rFonts w:ascii="Arial" w:hAnsi="Arial" w:cs="Arial"/>
           <w:sz w:val="20"/>
@@ -5184,6 +5727,9 @@
     </w:p>
     <w:p>
       <w:pPr>
+        <w:tabs>
+          <w:tab w:val="left" w:pos="1579"/>
+        </w:tabs>
         <w:spacing w:after="0" w:line="240" w:lineRule="auto"/>
         <w:rPr>
           <w:rFonts w:ascii="Arial" w:hAnsi="Arial" w:cs="Arial"/>
@@ -5191,21 +5737,23 @@
           <w:szCs w:val="20"/>
         </w:rPr>
       </w:pPr>
-      <w:r>
+    </w:p>
+    <w:p>
+      <w:pPr>
+        <w:spacing w:after="0" w:line="240" w:lineRule="auto"/>
         <w:rPr>
           <w:rFonts w:ascii="Arial" w:hAnsi="Arial" w:cs="Arial"/>
           <w:sz w:val="20"/>
           <w:szCs w:val="20"/>
         </w:rPr>
-        <w:t>______________________</w:t>
-      </w:r>
+      </w:pPr>
       <w:r>
         <w:rPr>
           <w:rFonts w:ascii="Arial" w:hAnsi="Arial" w:cs="Arial"/>
           <w:sz w:val="20"/>
           <w:szCs w:val="20"/>
         </w:rPr>
-        <w:tab/>
+        <w:t>______________________</w:t>
       </w:r>
       <w:r>
         <w:rPr>
@@ -5230,7 +5778,15 @@
           <w:szCs w:val="20"/>
         </w:rPr>
         <w:tab/>
-        <w:t xml:space="preserve">             ______________________________</w:t>
+      </w:r>
+      <w:r>
+        <w:rPr>
+          <w:rFonts w:ascii="Arial" w:hAnsi="Arial" w:cs="Arial"/>
+          <w:sz w:val="20"/>
+          <w:szCs w:val="20"/>
+        </w:rPr>
+        <w:tab/>
+        <w:t xml:space="preserve">             </w:t>
       </w:r>
     </w:p>
     <w:p>
@@ -5305,7 +5861,6 @@
           <w:szCs w:val="20"/>
         </w:rPr>
         <w:tab/>
-        <w:t>DIRECTOR DE CARRERA</w:t>
       </w:r>
     </w:p>
     <w:p>
@@ -5325,7 +5880,7 @@
           <w:sz w:val="20"/>
           <w:szCs w:val="20"/>
         </w:rPr>
-        <w:t>CC:</w:t>
+        <w:t>Ednan Josué Merino Calderón</w:t>
       </w:r>
       <w:r>
         <w:rPr>
@@ -5334,7 +5889,7 @@
           <w:sz w:val="20"/>
           <w:szCs w:val="20"/>
         </w:rPr>
-        <w:tab/>
+        <w:br/>
       </w:r>
       <w:r>
         <w:rPr>
@@ -5343,7 +5898,7 @@
           <w:sz w:val="20"/>
           <w:szCs w:val="20"/>
         </w:rPr>
-        <w:tab/>
+        <w:t>CC:</w:t>
       </w:r>
       <w:r>
         <w:rPr>
@@ -5352,8 +5907,18 @@
           <w:sz w:val="20"/>
           <w:szCs w:val="20"/>
         </w:rPr>
-        <w:tab/>
-      </w:r>
+        <w:t xml:space="preserve"> 1718972597</w:t>
+      </w:r>
+    </w:p>
+    <w:p>
+      <w:pPr>
+        <w:spacing w:after="0" w:line="240" w:lineRule="auto"/>
+        <w:rPr>
+          <w:b/>
+          <w:sz w:val="24"/>
+          <w:szCs w:val="24"/>
+        </w:rPr>
+      </w:pPr>
       <w:r>
         <w:rPr>
           <w:rFonts w:ascii="Arial" w:hAnsi="Arial" w:cs="Arial"/>
@@ -5361,7 +5926,7 @@
           <w:sz w:val="20"/>
           <w:szCs w:val="20"/>
         </w:rPr>
-        <w:tab/>
+        <w:t>ID: L00387286</w:t>
       </w:r>
       <w:r>
         <w:rPr>
@@ -5378,3457 +5943,6 @@
           <w:b/>
           <w:sz w:val="20"/>
           <w:szCs w:val="20"/>
-        </w:rPr>
-        <w:tab/>
-      </w:r>
-      <w:r>
-        <w:rPr>
-          <w:rFonts w:ascii="Arial" w:hAnsi="Arial" w:cs="Arial"/>
-          <w:b/>
-          <w:sz w:val="20"/>
-          <w:szCs w:val="20"/>
-        </w:rPr>
-        <w:tab/>
-      </w:r>
-      <w:r>
-        <w:rPr>
-          <w:rFonts w:ascii="Arial" w:hAnsi="Arial" w:cs="Arial"/>
-          <w:b/>
-          <w:sz w:val="20"/>
-          <w:szCs w:val="20"/>
-        </w:rPr>
-        <w:tab/>
-      </w:r>
-      <w:r>
-        <w:rPr>
-          <w:rFonts w:ascii="Arial" w:hAnsi="Arial" w:cs="Arial"/>
-          <w:b/>
-          <w:sz w:val="20"/>
-          <w:szCs w:val="20"/>
-        </w:rPr>
-        <w:tab/>
-      </w:r>
-      <w:r>
-        <w:rPr>
-          <w:rFonts w:ascii="Arial" w:hAnsi="Arial" w:cs="Arial"/>
-          <w:b/>
-          <w:sz w:val="20"/>
-          <w:szCs w:val="20"/>
-        </w:rPr>
-        <w:tab/>
-        <w:t>AUTORIZADO</w:t>
-      </w:r>
-    </w:p>
-    <w:p>
-      <w:pPr>
-        <w:spacing w:after="0" w:line="240" w:lineRule="auto"/>
-        <w:jc w:val="center"/>
-        <w:rPr>
-          <w:b/>
-          <w:sz w:val="24"/>
-          <w:szCs w:val="24"/>
-        </w:rPr>
-      </w:pPr>
-    </w:p>
-    <w:p>
-      <w:pPr>
-        <w:spacing w:after="0" w:line="240" w:lineRule="auto"/>
-        <w:jc w:val="center"/>
-        <w:rPr>
-          <w:b/>
-          <w:sz w:val="24"/>
-          <w:szCs w:val="24"/>
-        </w:rPr>
-      </w:pPr>
-    </w:p>
-    <w:p>
-      <w:pPr>
-        <w:spacing w:after="0" w:line="240" w:lineRule="auto"/>
-        <w:jc w:val="center"/>
-        <w:rPr>
-          <w:b/>
-          <w:sz w:val="24"/>
-          <w:szCs w:val="24"/>
-        </w:rPr>
-      </w:pPr>
-    </w:p>
-    <w:p>
-      <w:pPr>
-        <w:rPr>
-          <w:b/>
-          <w:sz w:val="24"/>
-          <w:szCs w:val="24"/>
-        </w:rPr>
-      </w:pPr>
-      <w:r>
-        <w:rPr>
-          <w:b/>
-          <w:sz w:val="24"/>
-          <w:szCs w:val="24"/>
-        </w:rPr>
-        <w:br w:type="page"/>
-      </w:r>
-    </w:p>
-    <w:p>
-      <w:pPr>
-        <w:spacing w:after="0" w:line="240" w:lineRule="auto"/>
-        <w:jc w:val="center"/>
-        <w:rPr>
-          <w:b/>
-          <w:sz w:val="24"/>
-          <w:szCs w:val="24"/>
-        </w:rPr>
-      </w:pPr>
-      <w:r>
-        <w:rPr>
-          <w:b/>
-          <w:sz w:val="24"/>
-          <w:szCs w:val="24"/>
-        </w:rPr>
-        <w:lastRenderedPageBreak/>
-        <w:t xml:space="preserve">FORMATO PARA LA PLANIFICACIÓN DE LAS </w:t>
-      </w:r>
-      <w:r>
-        <w:rPr>
-          <w:b/>
-          <w:sz w:val="24"/>
-          <w:szCs w:val="24"/>
-        </w:rPr>
-        <w:t xml:space="preserve">PRÁCTICAS </w:t>
-      </w:r>
-      <w:r>
-        <w:rPr>
-          <w:b/>
-          <w:sz w:val="24"/>
-          <w:szCs w:val="24"/>
-        </w:rPr>
-        <w:t>PRE</w:t>
-      </w:r>
-      <w:r>
-        <w:rPr>
-          <w:b/>
-          <w:sz w:val="24"/>
-          <w:szCs w:val="24"/>
-        </w:rPr>
-        <w:t xml:space="preserve"> </w:t>
-      </w:r>
-      <w:r>
-        <w:rPr>
-          <w:b/>
-          <w:sz w:val="24"/>
-          <w:szCs w:val="24"/>
-        </w:rPr>
-        <w:t>PROFESIONALES.</w:t>
-      </w:r>
-    </w:p>
-    <w:p>
-      <w:pPr>
-        <w:spacing w:after="0" w:line="240" w:lineRule="auto"/>
-        <w:jc w:val="center"/>
-        <w:rPr>
-          <w:b/>
-          <w:sz w:val="24"/>
-          <w:szCs w:val="24"/>
-        </w:rPr>
-      </w:pPr>
-      <w:r>
-        <w:rPr>
-          <w:b/>
-          <w:sz w:val="24"/>
-          <w:szCs w:val="24"/>
-        </w:rPr>
-        <w:t>LISTA DE LOS PARTICIPANTES.</w:t>
-      </w:r>
-    </w:p>
-    <w:p>
-      <w:pPr>
-        <w:spacing w:after="0" w:line="240" w:lineRule="auto"/>
-      </w:pPr>
-    </w:p>
-    <w:tbl>
-      <w:tblPr>
-        <w:tblStyle w:val="Tablaconcuadrcula"/>
-        <w:tblW w:w="10065" w:type="dxa"/>
-        <w:tblInd w:w="-176" w:type="dxa"/>
-        <w:tblLayout w:type="fixed"/>
-        <w:tblLook w:val="04A0" w:firstRow="1" w:lastRow="0" w:firstColumn="1" w:lastColumn="0" w:noHBand="0" w:noVBand="1"/>
-      </w:tblPr>
-      <w:tblGrid>
-        <w:gridCol w:w="568"/>
-        <w:gridCol w:w="2835"/>
-        <w:gridCol w:w="2268"/>
-        <w:gridCol w:w="2126"/>
-        <w:gridCol w:w="2268"/>
-      </w:tblGrid>
-      <w:tr>
-        <w:tc>
-          <w:tcPr>
-            <w:tcW w:w="10065" w:type="dxa"/>
-            <w:gridSpan w:val="5"/>
-            <w:tcBorders>
-              <w:top w:val="single" w:sz="4" w:space="0" w:color="auto"/>
-              <w:left w:val="single" w:sz="4" w:space="0" w:color="auto"/>
-              <w:bottom w:val="single" w:sz="4" w:space="0" w:color="auto"/>
-              <w:right w:val="single" w:sz="4" w:space="0" w:color="auto"/>
-            </w:tcBorders>
-            <w:hideMark/>
-          </w:tcPr>
-          <w:p>
-            <w:pPr>
-              <w:jc w:val="center"/>
-              <w:rPr>
-                <w:b/>
-              </w:rPr>
-            </w:pPr>
-            <w:r>
-              <w:rPr>
-                <w:b/>
-              </w:rPr>
-              <w:t xml:space="preserve">PRÁCTICAS </w:t>
-            </w:r>
-            <w:r>
-              <w:rPr>
-                <w:b/>
-              </w:rPr>
-              <w:t>PRE</w:t>
-            </w:r>
-            <w:r>
-              <w:rPr>
-                <w:b/>
-              </w:rPr>
-              <w:t xml:space="preserve"> </w:t>
-            </w:r>
-            <w:r>
-              <w:rPr>
-                <w:b/>
-              </w:rPr>
-              <w:t>PROFESIONALES</w:t>
-            </w:r>
-          </w:p>
-        </w:tc>
-      </w:tr>
-      <w:tr>
-        <w:tc>
-          <w:tcPr>
-            <w:tcW w:w="568" w:type="dxa"/>
-            <w:tcBorders>
-              <w:top w:val="single" w:sz="4" w:space="0" w:color="auto"/>
-              <w:left w:val="single" w:sz="4" w:space="0" w:color="auto"/>
-              <w:bottom w:val="single" w:sz="4" w:space="0" w:color="auto"/>
-              <w:right w:val="single" w:sz="4" w:space="0" w:color="auto"/>
-            </w:tcBorders>
-            <w:hideMark/>
-          </w:tcPr>
-          <w:p>
-            <w:pPr>
-              <w:jc w:val="center"/>
-              <w:rPr>
-                <w:b/>
-                <w:sz w:val="24"/>
-                <w:szCs w:val="24"/>
-              </w:rPr>
-            </w:pPr>
-            <w:r>
-              <w:rPr>
-                <w:b/>
-                <w:sz w:val="24"/>
-                <w:szCs w:val="24"/>
-              </w:rPr>
-              <w:t>No</w:t>
-            </w:r>
-          </w:p>
-        </w:tc>
-        <w:tc>
-          <w:tcPr>
-            <w:tcW w:w="2835" w:type="dxa"/>
-            <w:tcBorders>
-              <w:top w:val="single" w:sz="4" w:space="0" w:color="auto"/>
-              <w:left w:val="single" w:sz="4" w:space="0" w:color="auto"/>
-              <w:bottom w:val="single" w:sz="4" w:space="0" w:color="auto"/>
-              <w:right w:val="single" w:sz="4" w:space="0" w:color="auto"/>
-            </w:tcBorders>
-            <w:hideMark/>
-          </w:tcPr>
-          <w:p>
-            <w:pPr>
-              <w:jc w:val="center"/>
-              <w:rPr>
-                <w:b/>
-              </w:rPr>
-            </w:pPr>
-            <w:r>
-              <w:rPr>
-                <w:b/>
-              </w:rPr>
-              <w:t>Nombre Estudiante</w:t>
-            </w:r>
-          </w:p>
-        </w:tc>
-        <w:tc>
-          <w:tcPr>
-            <w:tcW w:w="2268" w:type="dxa"/>
-            <w:tcBorders>
-              <w:top w:val="single" w:sz="4" w:space="0" w:color="auto"/>
-              <w:left w:val="single" w:sz="4" w:space="0" w:color="auto"/>
-              <w:bottom w:val="single" w:sz="4" w:space="0" w:color="auto"/>
-              <w:right w:val="single" w:sz="4" w:space="0" w:color="auto"/>
-            </w:tcBorders>
-            <w:hideMark/>
-          </w:tcPr>
-          <w:p>
-            <w:pPr>
-              <w:jc w:val="center"/>
-              <w:rPr>
-                <w:b/>
-              </w:rPr>
-            </w:pPr>
-            <w:r>
-              <w:rPr>
-                <w:b/>
-              </w:rPr>
-              <w:t>Empresa</w:t>
-            </w:r>
-          </w:p>
-        </w:tc>
-        <w:tc>
-          <w:tcPr>
-            <w:tcW w:w="2126" w:type="dxa"/>
-            <w:tcBorders>
-              <w:top w:val="single" w:sz="4" w:space="0" w:color="auto"/>
-              <w:left w:val="single" w:sz="4" w:space="0" w:color="auto"/>
-              <w:bottom w:val="single" w:sz="4" w:space="0" w:color="auto"/>
-              <w:right w:val="single" w:sz="4" w:space="0" w:color="auto"/>
-            </w:tcBorders>
-            <w:hideMark/>
-          </w:tcPr>
-          <w:p>
-            <w:pPr>
-              <w:jc w:val="center"/>
-              <w:rPr>
-                <w:b/>
-              </w:rPr>
-            </w:pPr>
-            <w:r>
-              <w:rPr>
-                <w:b/>
-              </w:rPr>
-              <w:t>Responsable de empresa</w:t>
-            </w:r>
-          </w:p>
-        </w:tc>
-        <w:tc>
-          <w:tcPr>
-            <w:tcW w:w="2268" w:type="dxa"/>
-            <w:tcBorders>
-              <w:top w:val="single" w:sz="4" w:space="0" w:color="auto"/>
-              <w:left w:val="single" w:sz="4" w:space="0" w:color="auto"/>
-              <w:bottom w:val="single" w:sz="4" w:space="0" w:color="auto"/>
-              <w:right w:val="single" w:sz="4" w:space="0" w:color="auto"/>
-            </w:tcBorders>
-            <w:hideMark/>
-          </w:tcPr>
-          <w:p>
-            <w:pPr>
-              <w:jc w:val="center"/>
-              <w:rPr>
-                <w:b/>
-              </w:rPr>
-            </w:pPr>
-            <w:r>
-              <w:rPr>
-                <w:b/>
-              </w:rPr>
-              <w:t xml:space="preserve">Tutor académico </w:t>
-            </w:r>
-          </w:p>
-        </w:tc>
-      </w:tr>
-      <w:tr>
-        <w:tc>
-          <w:tcPr>
-            <w:tcW w:w="568" w:type="dxa"/>
-            <w:tcBorders>
-              <w:top w:val="single" w:sz="4" w:space="0" w:color="auto"/>
-              <w:left w:val="single" w:sz="4" w:space="0" w:color="auto"/>
-              <w:bottom w:val="single" w:sz="4" w:space="0" w:color="auto"/>
-              <w:right w:val="single" w:sz="4" w:space="0" w:color="auto"/>
-            </w:tcBorders>
-          </w:tcPr>
-          <w:p>
-            <w:pPr>
-              <w:spacing w:line="276" w:lineRule="auto"/>
-              <w:jc w:val="center"/>
-              <w:rPr>
-                <w:b/>
-                <w:sz w:val="24"/>
-                <w:szCs w:val="24"/>
-              </w:rPr>
-            </w:pPr>
-          </w:p>
-        </w:tc>
-        <w:tc>
-          <w:tcPr>
-            <w:tcW w:w="2835" w:type="dxa"/>
-            <w:tcBorders>
-              <w:top w:val="single" w:sz="4" w:space="0" w:color="auto"/>
-              <w:left w:val="single" w:sz="4" w:space="0" w:color="auto"/>
-              <w:bottom w:val="single" w:sz="4" w:space="0" w:color="auto"/>
-              <w:right w:val="single" w:sz="4" w:space="0" w:color="auto"/>
-            </w:tcBorders>
-          </w:tcPr>
-          <w:p>
-            <w:pPr>
-              <w:spacing w:line="276" w:lineRule="auto"/>
-              <w:jc w:val="center"/>
-              <w:rPr>
-                <w:b/>
-              </w:rPr>
-            </w:pPr>
-          </w:p>
-        </w:tc>
-        <w:tc>
-          <w:tcPr>
-            <w:tcW w:w="2268" w:type="dxa"/>
-            <w:tcBorders>
-              <w:top w:val="single" w:sz="4" w:space="0" w:color="auto"/>
-              <w:left w:val="single" w:sz="4" w:space="0" w:color="auto"/>
-              <w:bottom w:val="single" w:sz="4" w:space="0" w:color="auto"/>
-              <w:right w:val="single" w:sz="4" w:space="0" w:color="auto"/>
-            </w:tcBorders>
-          </w:tcPr>
-          <w:p>
-            <w:pPr>
-              <w:spacing w:line="276" w:lineRule="auto"/>
-              <w:jc w:val="center"/>
-              <w:rPr>
-                <w:b/>
-              </w:rPr>
-            </w:pPr>
-          </w:p>
-        </w:tc>
-        <w:tc>
-          <w:tcPr>
-            <w:tcW w:w="2126" w:type="dxa"/>
-            <w:tcBorders>
-              <w:top w:val="single" w:sz="4" w:space="0" w:color="auto"/>
-              <w:left w:val="single" w:sz="4" w:space="0" w:color="auto"/>
-              <w:bottom w:val="single" w:sz="4" w:space="0" w:color="auto"/>
-              <w:right w:val="single" w:sz="4" w:space="0" w:color="auto"/>
-            </w:tcBorders>
-          </w:tcPr>
-          <w:p>
-            <w:pPr>
-              <w:spacing w:line="276" w:lineRule="auto"/>
-              <w:jc w:val="center"/>
-              <w:rPr>
-                <w:b/>
-              </w:rPr>
-            </w:pPr>
-          </w:p>
-        </w:tc>
-        <w:tc>
-          <w:tcPr>
-            <w:tcW w:w="2268" w:type="dxa"/>
-            <w:tcBorders>
-              <w:top w:val="single" w:sz="4" w:space="0" w:color="auto"/>
-              <w:left w:val="single" w:sz="4" w:space="0" w:color="auto"/>
-              <w:bottom w:val="single" w:sz="4" w:space="0" w:color="auto"/>
-              <w:right w:val="single" w:sz="4" w:space="0" w:color="auto"/>
-            </w:tcBorders>
-          </w:tcPr>
-          <w:p>
-            <w:pPr>
-              <w:spacing w:line="276" w:lineRule="auto"/>
-              <w:jc w:val="center"/>
-              <w:rPr>
-                <w:b/>
-              </w:rPr>
-            </w:pPr>
-          </w:p>
-        </w:tc>
-      </w:tr>
-      <w:tr>
-        <w:tc>
-          <w:tcPr>
-            <w:tcW w:w="568" w:type="dxa"/>
-            <w:tcBorders>
-              <w:top w:val="single" w:sz="4" w:space="0" w:color="auto"/>
-              <w:left w:val="single" w:sz="4" w:space="0" w:color="auto"/>
-              <w:bottom w:val="single" w:sz="4" w:space="0" w:color="auto"/>
-              <w:right w:val="single" w:sz="4" w:space="0" w:color="auto"/>
-            </w:tcBorders>
-          </w:tcPr>
-          <w:p>
-            <w:pPr>
-              <w:spacing w:line="276" w:lineRule="auto"/>
-              <w:jc w:val="center"/>
-              <w:rPr>
-                <w:b/>
-                <w:sz w:val="24"/>
-                <w:szCs w:val="24"/>
-              </w:rPr>
-            </w:pPr>
-          </w:p>
-        </w:tc>
-        <w:tc>
-          <w:tcPr>
-            <w:tcW w:w="2835" w:type="dxa"/>
-            <w:tcBorders>
-              <w:top w:val="single" w:sz="4" w:space="0" w:color="auto"/>
-              <w:left w:val="single" w:sz="4" w:space="0" w:color="auto"/>
-              <w:bottom w:val="single" w:sz="4" w:space="0" w:color="auto"/>
-              <w:right w:val="single" w:sz="4" w:space="0" w:color="auto"/>
-            </w:tcBorders>
-          </w:tcPr>
-          <w:p>
-            <w:pPr>
-              <w:spacing w:line="276" w:lineRule="auto"/>
-              <w:jc w:val="center"/>
-              <w:rPr>
-                <w:b/>
-              </w:rPr>
-            </w:pPr>
-          </w:p>
-        </w:tc>
-        <w:tc>
-          <w:tcPr>
-            <w:tcW w:w="2268" w:type="dxa"/>
-            <w:tcBorders>
-              <w:top w:val="single" w:sz="4" w:space="0" w:color="auto"/>
-              <w:left w:val="single" w:sz="4" w:space="0" w:color="auto"/>
-              <w:bottom w:val="single" w:sz="4" w:space="0" w:color="auto"/>
-              <w:right w:val="single" w:sz="4" w:space="0" w:color="auto"/>
-            </w:tcBorders>
-          </w:tcPr>
-          <w:p>
-            <w:pPr>
-              <w:spacing w:line="276" w:lineRule="auto"/>
-              <w:jc w:val="center"/>
-              <w:rPr>
-                <w:b/>
-              </w:rPr>
-            </w:pPr>
-          </w:p>
-        </w:tc>
-        <w:tc>
-          <w:tcPr>
-            <w:tcW w:w="2126" w:type="dxa"/>
-            <w:tcBorders>
-              <w:top w:val="single" w:sz="4" w:space="0" w:color="auto"/>
-              <w:left w:val="single" w:sz="4" w:space="0" w:color="auto"/>
-              <w:bottom w:val="single" w:sz="4" w:space="0" w:color="auto"/>
-              <w:right w:val="single" w:sz="4" w:space="0" w:color="auto"/>
-            </w:tcBorders>
-          </w:tcPr>
-          <w:p>
-            <w:pPr>
-              <w:spacing w:line="276" w:lineRule="auto"/>
-              <w:jc w:val="center"/>
-              <w:rPr>
-                <w:b/>
-              </w:rPr>
-            </w:pPr>
-          </w:p>
-        </w:tc>
-        <w:tc>
-          <w:tcPr>
-            <w:tcW w:w="2268" w:type="dxa"/>
-            <w:tcBorders>
-              <w:top w:val="single" w:sz="4" w:space="0" w:color="auto"/>
-              <w:left w:val="single" w:sz="4" w:space="0" w:color="auto"/>
-              <w:bottom w:val="single" w:sz="4" w:space="0" w:color="auto"/>
-              <w:right w:val="single" w:sz="4" w:space="0" w:color="auto"/>
-            </w:tcBorders>
-          </w:tcPr>
-          <w:p>
-            <w:pPr>
-              <w:spacing w:line="276" w:lineRule="auto"/>
-              <w:jc w:val="center"/>
-              <w:rPr>
-                <w:b/>
-              </w:rPr>
-            </w:pPr>
-          </w:p>
-        </w:tc>
-      </w:tr>
-      <w:tr>
-        <w:tc>
-          <w:tcPr>
-            <w:tcW w:w="568" w:type="dxa"/>
-            <w:tcBorders>
-              <w:top w:val="single" w:sz="4" w:space="0" w:color="auto"/>
-              <w:left w:val="single" w:sz="4" w:space="0" w:color="auto"/>
-              <w:bottom w:val="single" w:sz="4" w:space="0" w:color="auto"/>
-              <w:right w:val="single" w:sz="4" w:space="0" w:color="auto"/>
-            </w:tcBorders>
-          </w:tcPr>
-          <w:p>
-            <w:pPr>
-              <w:spacing w:line="276" w:lineRule="auto"/>
-              <w:jc w:val="center"/>
-              <w:rPr>
-                <w:b/>
-                <w:sz w:val="24"/>
-                <w:szCs w:val="24"/>
-              </w:rPr>
-            </w:pPr>
-          </w:p>
-        </w:tc>
-        <w:tc>
-          <w:tcPr>
-            <w:tcW w:w="2835" w:type="dxa"/>
-            <w:tcBorders>
-              <w:top w:val="single" w:sz="4" w:space="0" w:color="auto"/>
-              <w:left w:val="single" w:sz="4" w:space="0" w:color="auto"/>
-              <w:bottom w:val="single" w:sz="4" w:space="0" w:color="auto"/>
-              <w:right w:val="single" w:sz="4" w:space="0" w:color="auto"/>
-            </w:tcBorders>
-          </w:tcPr>
-          <w:p>
-            <w:pPr>
-              <w:spacing w:line="276" w:lineRule="auto"/>
-              <w:jc w:val="center"/>
-              <w:rPr>
-                <w:b/>
-              </w:rPr>
-            </w:pPr>
-          </w:p>
-        </w:tc>
-        <w:tc>
-          <w:tcPr>
-            <w:tcW w:w="2268" w:type="dxa"/>
-            <w:tcBorders>
-              <w:top w:val="single" w:sz="4" w:space="0" w:color="auto"/>
-              <w:left w:val="single" w:sz="4" w:space="0" w:color="auto"/>
-              <w:bottom w:val="single" w:sz="4" w:space="0" w:color="auto"/>
-              <w:right w:val="single" w:sz="4" w:space="0" w:color="auto"/>
-            </w:tcBorders>
-          </w:tcPr>
-          <w:p>
-            <w:pPr>
-              <w:spacing w:line="276" w:lineRule="auto"/>
-              <w:jc w:val="center"/>
-              <w:rPr>
-                <w:b/>
-              </w:rPr>
-            </w:pPr>
-          </w:p>
-        </w:tc>
-        <w:tc>
-          <w:tcPr>
-            <w:tcW w:w="2126" w:type="dxa"/>
-            <w:tcBorders>
-              <w:top w:val="single" w:sz="4" w:space="0" w:color="auto"/>
-              <w:left w:val="single" w:sz="4" w:space="0" w:color="auto"/>
-              <w:bottom w:val="single" w:sz="4" w:space="0" w:color="auto"/>
-              <w:right w:val="single" w:sz="4" w:space="0" w:color="auto"/>
-            </w:tcBorders>
-          </w:tcPr>
-          <w:p>
-            <w:pPr>
-              <w:spacing w:line="276" w:lineRule="auto"/>
-              <w:jc w:val="center"/>
-              <w:rPr>
-                <w:b/>
-              </w:rPr>
-            </w:pPr>
-          </w:p>
-        </w:tc>
-        <w:tc>
-          <w:tcPr>
-            <w:tcW w:w="2268" w:type="dxa"/>
-            <w:tcBorders>
-              <w:top w:val="single" w:sz="4" w:space="0" w:color="auto"/>
-              <w:left w:val="single" w:sz="4" w:space="0" w:color="auto"/>
-              <w:bottom w:val="single" w:sz="4" w:space="0" w:color="auto"/>
-              <w:right w:val="single" w:sz="4" w:space="0" w:color="auto"/>
-            </w:tcBorders>
-          </w:tcPr>
-          <w:p>
-            <w:pPr>
-              <w:spacing w:line="276" w:lineRule="auto"/>
-              <w:jc w:val="center"/>
-              <w:rPr>
-                <w:b/>
-              </w:rPr>
-            </w:pPr>
-          </w:p>
-        </w:tc>
-      </w:tr>
-      <w:tr>
-        <w:tc>
-          <w:tcPr>
-            <w:tcW w:w="568" w:type="dxa"/>
-            <w:tcBorders>
-              <w:top w:val="single" w:sz="4" w:space="0" w:color="auto"/>
-              <w:left w:val="single" w:sz="4" w:space="0" w:color="auto"/>
-              <w:bottom w:val="single" w:sz="4" w:space="0" w:color="auto"/>
-              <w:right w:val="single" w:sz="4" w:space="0" w:color="auto"/>
-            </w:tcBorders>
-          </w:tcPr>
-          <w:p>
-            <w:pPr>
-              <w:spacing w:line="276" w:lineRule="auto"/>
-              <w:jc w:val="center"/>
-              <w:rPr>
-                <w:b/>
-                <w:sz w:val="24"/>
-                <w:szCs w:val="24"/>
-              </w:rPr>
-            </w:pPr>
-          </w:p>
-        </w:tc>
-        <w:tc>
-          <w:tcPr>
-            <w:tcW w:w="2835" w:type="dxa"/>
-            <w:tcBorders>
-              <w:top w:val="single" w:sz="4" w:space="0" w:color="auto"/>
-              <w:left w:val="single" w:sz="4" w:space="0" w:color="auto"/>
-              <w:bottom w:val="single" w:sz="4" w:space="0" w:color="auto"/>
-              <w:right w:val="single" w:sz="4" w:space="0" w:color="auto"/>
-            </w:tcBorders>
-          </w:tcPr>
-          <w:p>
-            <w:pPr>
-              <w:spacing w:line="276" w:lineRule="auto"/>
-              <w:jc w:val="center"/>
-              <w:rPr>
-                <w:b/>
-              </w:rPr>
-            </w:pPr>
-          </w:p>
-        </w:tc>
-        <w:tc>
-          <w:tcPr>
-            <w:tcW w:w="2268" w:type="dxa"/>
-            <w:tcBorders>
-              <w:top w:val="single" w:sz="4" w:space="0" w:color="auto"/>
-              <w:left w:val="single" w:sz="4" w:space="0" w:color="auto"/>
-              <w:bottom w:val="single" w:sz="4" w:space="0" w:color="auto"/>
-              <w:right w:val="single" w:sz="4" w:space="0" w:color="auto"/>
-            </w:tcBorders>
-          </w:tcPr>
-          <w:p>
-            <w:pPr>
-              <w:spacing w:line="276" w:lineRule="auto"/>
-              <w:jc w:val="center"/>
-              <w:rPr>
-                <w:b/>
-              </w:rPr>
-            </w:pPr>
-          </w:p>
-        </w:tc>
-        <w:tc>
-          <w:tcPr>
-            <w:tcW w:w="2126" w:type="dxa"/>
-            <w:tcBorders>
-              <w:top w:val="single" w:sz="4" w:space="0" w:color="auto"/>
-              <w:left w:val="single" w:sz="4" w:space="0" w:color="auto"/>
-              <w:bottom w:val="single" w:sz="4" w:space="0" w:color="auto"/>
-              <w:right w:val="single" w:sz="4" w:space="0" w:color="auto"/>
-            </w:tcBorders>
-          </w:tcPr>
-          <w:p>
-            <w:pPr>
-              <w:spacing w:line="276" w:lineRule="auto"/>
-              <w:jc w:val="center"/>
-              <w:rPr>
-                <w:b/>
-              </w:rPr>
-            </w:pPr>
-          </w:p>
-        </w:tc>
-        <w:tc>
-          <w:tcPr>
-            <w:tcW w:w="2268" w:type="dxa"/>
-            <w:tcBorders>
-              <w:top w:val="single" w:sz="4" w:space="0" w:color="auto"/>
-              <w:left w:val="single" w:sz="4" w:space="0" w:color="auto"/>
-              <w:bottom w:val="single" w:sz="4" w:space="0" w:color="auto"/>
-              <w:right w:val="single" w:sz="4" w:space="0" w:color="auto"/>
-            </w:tcBorders>
-          </w:tcPr>
-          <w:p>
-            <w:pPr>
-              <w:spacing w:line="276" w:lineRule="auto"/>
-              <w:jc w:val="center"/>
-              <w:rPr>
-                <w:b/>
-              </w:rPr>
-            </w:pPr>
-          </w:p>
-        </w:tc>
-      </w:tr>
-      <w:tr>
-        <w:tc>
-          <w:tcPr>
-            <w:tcW w:w="568" w:type="dxa"/>
-            <w:tcBorders>
-              <w:top w:val="single" w:sz="4" w:space="0" w:color="auto"/>
-              <w:left w:val="single" w:sz="4" w:space="0" w:color="auto"/>
-              <w:bottom w:val="single" w:sz="4" w:space="0" w:color="auto"/>
-              <w:right w:val="single" w:sz="4" w:space="0" w:color="auto"/>
-            </w:tcBorders>
-          </w:tcPr>
-          <w:p>
-            <w:pPr>
-              <w:spacing w:line="276" w:lineRule="auto"/>
-              <w:jc w:val="center"/>
-              <w:rPr>
-                <w:b/>
-                <w:sz w:val="24"/>
-                <w:szCs w:val="24"/>
-              </w:rPr>
-            </w:pPr>
-          </w:p>
-        </w:tc>
-        <w:tc>
-          <w:tcPr>
-            <w:tcW w:w="2835" w:type="dxa"/>
-            <w:tcBorders>
-              <w:top w:val="single" w:sz="4" w:space="0" w:color="auto"/>
-              <w:left w:val="single" w:sz="4" w:space="0" w:color="auto"/>
-              <w:bottom w:val="single" w:sz="4" w:space="0" w:color="auto"/>
-              <w:right w:val="single" w:sz="4" w:space="0" w:color="auto"/>
-            </w:tcBorders>
-          </w:tcPr>
-          <w:p>
-            <w:pPr>
-              <w:spacing w:line="276" w:lineRule="auto"/>
-              <w:jc w:val="center"/>
-              <w:rPr>
-                <w:b/>
-              </w:rPr>
-            </w:pPr>
-          </w:p>
-        </w:tc>
-        <w:tc>
-          <w:tcPr>
-            <w:tcW w:w="2268" w:type="dxa"/>
-            <w:tcBorders>
-              <w:top w:val="single" w:sz="4" w:space="0" w:color="auto"/>
-              <w:left w:val="single" w:sz="4" w:space="0" w:color="auto"/>
-              <w:bottom w:val="single" w:sz="4" w:space="0" w:color="auto"/>
-              <w:right w:val="single" w:sz="4" w:space="0" w:color="auto"/>
-            </w:tcBorders>
-          </w:tcPr>
-          <w:p>
-            <w:pPr>
-              <w:spacing w:line="276" w:lineRule="auto"/>
-              <w:jc w:val="center"/>
-              <w:rPr>
-                <w:b/>
-              </w:rPr>
-            </w:pPr>
-          </w:p>
-        </w:tc>
-        <w:tc>
-          <w:tcPr>
-            <w:tcW w:w="2126" w:type="dxa"/>
-            <w:tcBorders>
-              <w:top w:val="single" w:sz="4" w:space="0" w:color="auto"/>
-              <w:left w:val="single" w:sz="4" w:space="0" w:color="auto"/>
-              <w:bottom w:val="single" w:sz="4" w:space="0" w:color="auto"/>
-              <w:right w:val="single" w:sz="4" w:space="0" w:color="auto"/>
-            </w:tcBorders>
-          </w:tcPr>
-          <w:p>
-            <w:pPr>
-              <w:spacing w:line="276" w:lineRule="auto"/>
-              <w:jc w:val="center"/>
-              <w:rPr>
-                <w:b/>
-              </w:rPr>
-            </w:pPr>
-          </w:p>
-        </w:tc>
-        <w:tc>
-          <w:tcPr>
-            <w:tcW w:w="2268" w:type="dxa"/>
-            <w:tcBorders>
-              <w:top w:val="single" w:sz="4" w:space="0" w:color="auto"/>
-              <w:left w:val="single" w:sz="4" w:space="0" w:color="auto"/>
-              <w:bottom w:val="single" w:sz="4" w:space="0" w:color="auto"/>
-              <w:right w:val="single" w:sz="4" w:space="0" w:color="auto"/>
-            </w:tcBorders>
-          </w:tcPr>
-          <w:p>
-            <w:pPr>
-              <w:spacing w:line="276" w:lineRule="auto"/>
-              <w:jc w:val="center"/>
-              <w:rPr>
-                <w:b/>
-              </w:rPr>
-            </w:pPr>
-          </w:p>
-        </w:tc>
-      </w:tr>
-      <w:tr>
-        <w:tc>
-          <w:tcPr>
-            <w:tcW w:w="568" w:type="dxa"/>
-            <w:tcBorders>
-              <w:top w:val="single" w:sz="4" w:space="0" w:color="auto"/>
-              <w:left w:val="single" w:sz="4" w:space="0" w:color="auto"/>
-              <w:bottom w:val="single" w:sz="4" w:space="0" w:color="auto"/>
-              <w:right w:val="single" w:sz="4" w:space="0" w:color="auto"/>
-            </w:tcBorders>
-          </w:tcPr>
-          <w:p>
-            <w:pPr>
-              <w:spacing w:line="276" w:lineRule="auto"/>
-              <w:jc w:val="center"/>
-              <w:rPr>
-                <w:b/>
-                <w:sz w:val="24"/>
-                <w:szCs w:val="24"/>
-              </w:rPr>
-            </w:pPr>
-          </w:p>
-        </w:tc>
-        <w:tc>
-          <w:tcPr>
-            <w:tcW w:w="2835" w:type="dxa"/>
-            <w:tcBorders>
-              <w:top w:val="single" w:sz="4" w:space="0" w:color="auto"/>
-              <w:left w:val="single" w:sz="4" w:space="0" w:color="auto"/>
-              <w:bottom w:val="single" w:sz="4" w:space="0" w:color="auto"/>
-              <w:right w:val="single" w:sz="4" w:space="0" w:color="auto"/>
-            </w:tcBorders>
-          </w:tcPr>
-          <w:p>
-            <w:pPr>
-              <w:spacing w:line="276" w:lineRule="auto"/>
-              <w:jc w:val="center"/>
-              <w:rPr>
-                <w:b/>
-              </w:rPr>
-            </w:pPr>
-          </w:p>
-        </w:tc>
-        <w:tc>
-          <w:tcPr>
-            <w:tcW w:w="2268" w:type="dxa"/>
-            <w:tcBorders>
-              <w:top w:val="single" w:sz="4" w:space="0" w:color="auto"/>
-              <w:left w:val="single" w:sz="4" w:space="0" w:color="auto"/>
-              <w:bottom w:val="single" w:sz="4" w:space="0" w:color="auto"/>
-              <w:right w:val="single" w:sz="4" w:space="0" w:color="auto"/>
-            </w:tcBorders>
-          </w:tcPr>
-          <w:p>
-            <w:pPr>
-              <w:spacing w:line="276" w:lineRule="auto"/>
-              <w:jc w:val="center"/>
-              <w:rPr>
-                <w:b/>
-              </w:rPr>
-            </w:pPr>
-          </w:p>
-        </w:tc>
-        <w:tc>
-          <w:tcPr>
-            <w:tcW w:w="2126" w:type="dxa"/>
-            <w:tcBorders>
-              <w:top w:val="single" w:sz="4" w:space="0" w:color="auto"/>
-              <w:left w:val="single" w:sz="4" w:space="0" w:color="auto"/>
-              <w:bottom w:val="single" w:sz="4" w:space="0" w:color="auto"/>
-              <w:right w:val="single" w:sz="4" w:space="0" w:color="auto"/>
-            </w:tcBorders>
-          </w:tcPr>
-          <w:p>
-            <w:pPr>
-              <w:spacing w:line="276" w:lineRule="auto"/>
-              <w:jc w:val="center"/>
-              <w:rPr>
-                <w:b/>
-              </w:rPr>
-            </w:pPr>
-          </w:p>
-        </w:tc>
-        <w:tc>
-          <w:tcPr>
-            <w:tcW w:w="2268" w:type="dxa"/>
-            <w:tcBorders>
-              <w:top w:val="single" w:sz="4" w:space="0" w:color="auto"/>
-              <w:left w:val="single" w:sz="4" w:space="0" w:color="auto"/>
-              <w:bottom w:val="single" w:sz="4" w:space="0" w:color="auto"/>
-              <w:right w:val="single" w:sz="4" w:space="0" w:color="auto"/>
-            </w:tcBorders>
-          </w:tcPr>
-          <w:p>
-            <w:pPr>
-              <w:spacing w:line="276" w:lineRule="auto"/>
-              <w:jc w:val="center"/>
-              <w:rPr>
-                <w:b/>
-              </w:rPr>
-            </w:pPr>
-          </w:p>
-        </w:tc>
-      </w:tr>
-      <w:tr>
-        <w:tc>
-          <w:tcPr>
-            <w:tcW w:w="568" w:type="dxa"/>
-            <w:tcBorders>
-              <w:top w:val="single" w:sz="4" w:space="0" w:color="auto"/>
-              <w:left w:val="single" w:sz="4" w:space="0" w:color="auto"/>
-              <w:bottom w:val="single" w:sz="4" w:space="0" w:color="auto"/>
-              <w:right w:val="single" w:sz="4" w:space="0" w:color="auto"/>
-            </w:tcBorders>
-          </w:tcPr>
-          <w:p>
-            <w:pPr>
-              <w:spacing w:line="276" w:lineRule="auto"/>
-              <w:jc w:val="center"/>
-              <w:rPr>
-                <w:b/>
-                <w:sz w:val="24"/>
-                <w:szCs w:val="24"/>
-              </w:rPr>
-            </w:pPr>
-          </w:p>
-        </w:tc>
-        <w:tc>
-          <w:tcPr>
-            <w:tcW w:w="2835" w:type="dxa"/>
-            <w:tcBorders>
-              <w:top w:val="single" w:sz="4" w:space="0" w:color="auto"/>
-              <w:left w:val="single" w:sz="4" w:space="0" w:color="auto"/>
-              <w:bottom w:val="single" w:sz="4" w:space="0" w:color="auto"/>
-              <w:right w:val="single" w:sz="4" w:space="0" w:color="auto"/>
-            </w:tcBorders>
-          </w:tcPr>
-          <w:p>
-            <w:pPr>
-              <w:spacing w:line="276" w:lineRule="auto"/>
-              <w:jc w:val="center"/>
-              <w:rPr>
-                <w:b/>
-              </w:rPr>
-            </w:pPr>
-          </w:p>
-        </w:tc>
-        <w:tc>
-          <w:tcPr>
-            <w:tcW w:w="2268" w:type="dxa"/>
-            <w:tcBorders>
-              <w:top w:val="single" w:sz="4" w:space="0" w:color="auto"/>
-              <w:left w:val="single" w:sz="4" w:space="0" w:color="auto"/>
-              <w:bottom w:val="single" w:sz="4" w:space="0" w:color="auto"/>
-              <w:right w:val="single" w:sz="4" w:space="0" w:color="auto"/>
-            </w:tcBorders>
-          </w:tcPr>
-          <w:p>
-            <w:pPr>
-              <w:spacing w:line="276" w:lineRule="auto"/>
-              <w:jc w:val="center"/>
-              <w:rPr>
-                <w:b/>
-              </w:rPr>
-            </w:pPr>
-          </w:p>
-        </w:tc>
-        <w:tc>
-          <w:tcPr>
-            <w:tcW w:w="2126" w:type="dxa"/>
-            <w:tcBorders>
-              <w:top w:val="single" w:sz="4" w:space="0" w:color="auto"/>
-              <w:left w:val="single" w:sz="4" w:space="0" w:color="auto"/>
-              <w:bottom w:val="single" w:sz="4" w:space="0" w:color="auto"/>
-              <w:right w:val="single" w:sz="4" w:space="0" w:color="auto"/>
-            </w:tcBorders>
-          </w:tcPr>
-          <w:p>
-            <w:pPr>
-              <w:spacing w:line="276" w:lineRule="auto"/>
-              <w:jc w:val="center"/>
-              <w:rPr>
-                <w:b/>
-              </w:rPr>
-            </w:pPr>
-          </w:p>
-        </w:tc>
-        <w:tc>
-          <w:tcPr>
-            <w:tcW w:w="2268" w:type="dxa"/>
-            <w:tcBorders>
-              <w:top w:val="single" w:sz="4" w:space="0" w:color="auto"/>
-              <w:left w:val="single" w:sz="4" w:space="0" w:color="auto"/>
-              <w:bottom w:val="single" w:sz="4" w:space="0" w:color="auto"/>
-              <w:right w:val="single" w:sz="4" w:space="0" w:color="auto"/>
-            </w:tcBorders>
-          </w:tcPr>
-          <w:p>
-            <w:pPr>
-              <w:spacing w:line="276" w:lineRule="auto"/>
-              <w:jc w:val="center"/>
-              <w:rPr>
-                <w:b/>
-              </w:rPr>
-            </w:pPr>
-          </w:p>
-        </w:tc>
-      </w:tr>
-      <w:tr>
-        <w:tc>
-          <w:tcPr>
-            <w:tcW w:w="568" w:type="dxa"/>
-            <w:tcBorders>
-              <w:top w:val="single" w:sz="4" w:space="0" w:color="auto"/>
-              <w:left w:val="single" w:sz="4" w:space="0" w:color="auto"/>
-              <w:bottom w:val="single" w:sz="4" w:space="0" w:color="auto"/>
-              <w:right w:val="single" w:sz="4" w:space="0" w:color="auto"/>
-            </w:tcBorders>
-          </w:tcPr>
-          <w:p>
-            <w:pPr>
-              <w:spacing w:line="276" w:lineRule="auto"/>
-              <w:jc w:val="center"/>
-              <w:rPr>
-                <w:b/>
-                <w:sz w:val="24"/>
-                <w:szCs w:val="24"/>
-              </w:rPr>
-            </w:pPr>
-          </w:p>
-        </w:tc>
-        <w:tc>
-          <w:tcPr>
-            <w:tcW w:w="2835" w:type="dxa"/>
-            <w:tcBorders>
-              <w:top w:val="single" w:sz="4" w:space="0" w:color="auto"/>
-              <w:left w:val="single" w:sz="4" w:space="0" w:color="auto"/>
-              <w:bottom w:val="single" w:sz="4" w:space="0" w:color="auto"/>
-              <w:right w:val="single" w:sz="4" w:space="0" w:color="auto"/>
-            </w:tcBorders>
-          </w:tcPr>
-          <w:p>
-            <w:pPr>
-              <w:spacing w:line="276" w:lineRule="auto"/>
-              <w:jc w:val="center"/>
-              <w:rPr>
-                <w:b/>
-              </w:rPr>
-            </w:pPr>
-          </w:p>
-        </w:tc>
-        <w:tc>
-          <w:tcPr>
-            <w:tcW w:w="2268" w:type="dxa"/>
-            <w:tcBorders>
-              <w:top w:val="single" w:sz="4" w:space="0" w:color="auto"/>
-              <w:left w:val="single" w:sz="4" w:space="0" w:color="auto"/>
-              <w:bottom w:val="single" w:sz="4" w:space="0" w:color="auto"/>
-              <w:right w:val="single" w:sz="4" w:space="0" w:color="auto"/>
-            </w:tcBorders>
-          </w:tcPr>
-          <w:p>
-            <w:pPr>
-              <w:spacing w:line="276" w:lineRule="auto"/>
-              <w:jc w:val="center"/>
-              <w:rPr>
-                <w:b/>
-              </w:rPr>
-            </w:pPr>
-          </w:p>
-        </w:tc>
-        <w:tc>
-          <w:tcPr>
-            <w:tcW w:w="2126" w:type="dxa"/>
-            <w:tcBorders>
-              <w:top w:val="single" w:sz="4" w:space="0" w:color="auto"/>
-              <w:left w:val="single" w:sz="4" w:space="0" w:color="auto"/>
-              <w:bottom w:val="single" w:sz="4" w:space="0" w:color="auto"/>
-              <w:right w:val="single" w:sz="4" w:space="0" w:color="auto"/>
-            </w:tcBorders>
-          </w:tcPr>
-          <w:p>
-            <w:pPr>
-              <w:spacing w:line="276" w:lineRule="auto"/>
-              <w:jc w:val="center"/>
-              <w:rPr>
-                <w:b/>
-              </w:rPr>
-            </w:pPr>
-          </w:p>
-        </w:tc>
-        <w:tc>
-          <w:tcPr>
-            <w:tcW w:w="2268" w:type="dxa"/>
-            <w:tcBorders>
-              <w:top w:val="single" w:sz="4" w:space="0" w:color="auto"/>
-              <w:left w:val="single" w:sz="4" w:space="0" w:color="auto"/>
-              <w:bottom w:val="single" w:sz="4" w:space="0" w:color="auto"/>
-              <w:right w:val="single" w:sz="4" w:space="0" w:color="auto"/>
-            </w:tcBorders>
-          </w:tcPr>
-          <w:p>
-            <w:pPr>
-              <w:spacing w:line="276" w:lineRule="auto"/>
-              <w:jc w:val="center"/>
-              <w:rPr>
-                <w:b/>
-              </w:rPr>
-            </w:pPr>
-          </w:p>
-        </w:tc>
-      </w:tr>
-      <w:tr>
-        <w:tc>
-          <w:tcPr>
-            <w:tcW w:w="568" w:type="dxa"/>
-            <w:tcBorders>
-              <w:top w:val="single" w:sz="4" w:space="0" w:color="auto"/>
-              <w:left w:val="single" w:sz="4" w:space="0" w:color="auto"/>
-              <w:bottom w:val="single" w:sz="4" w:space="0" w:color="auto"/>
-              <w:right w:val="single" w:sz="4" w:space="0" w:color="auto"/>
-            </w:tcBorders>
-          </w:tcPr>
-          <w:p>
-            <w:pPr>
-              <w:spacing w:line="276" w:lineRule="auto"/>
-              <w:jc w:val="center"/>
-              <w:rPr>
-                <w:b/>
-                <w:sz w:val="24"/>
-                <w:szCs w:val="24"/>
-              </w:rPr>
-            </w:pPr>
-          </w:p>
-        </w:tc>
-        <w:tc>
-          <w:tcPr>
-            <w:tcW w:w="2835" w:type="dxa"/>
-            <w:tcBorders>
-              <w:top w:val="single" w:sz="4" w:space="0" w:color="auto"/>
-              <w:left w:val="single" w:sz="4" w:space="0" w:color="auto"/>
-              <w:bottom w:val="single" w:sz="4" w:space="0" w:color="auto"/>
-              <w:right w:val="single" w:sz="4" w:space="0" w:color="auto"/>
-            </w:tcBorders>
-          </w:tcPr>
-          <w:p>
-            <w:pPr>
-              <w:spacing w:line="276" w:lineRule="auto"/>
-              <w:jc w:val="center"/>
-              <w:rPr>
-                <w:b/>
-              </w:rPr>
-            </w:pPr>
-          </w:p>
-        </w:tc>
-        <w:tc>
-          <w:tcPr>
-            <w:tcW w:w="2268" w:type="dxa"/>
-            <w:tcBorders>
-              <w:top w:val="single" w:sz="4" w:space="0" w:color="auto"/>
-              <w:left w:val="single" w:sz="4" w:space="0" w:color="auto"/>
-              <w:bottom w:val="single" w:sz="4" w:space="0" w:color="auto"/>
-              <w:right w:val="single" w:sz="4" w:space="0" w:color="auto"/>
-            </w:tcBorders>
-          </w:tcPr>
-          <w:p>
-            <w:pPr>
-              <w:spacing w:line="276" w:lineRule="auto"/>
-              <w:jc w:val="center"/>
-              <w:rPr>
-                <w:b/>
-              </w:rPr>
-            </w:pPr>
-          </w:p>
-        </w:tc>
-        <w:tc>
-          <w:tcPr>
-            <w:tcW w:w="2126" w:type="dxa"/>
-            <w:tcBorders>
-              <w:top w:val="single" w:sz="4" w:space="0" w:color="auto"/>
-              <w:left w:val="single" w:sz="4" w:space="0" w:color="auto"/>
-              <w:bottom w:val="single" w:sz="4" w:space="0" w:color="auto"/>
-              <w:right w:val="single" w:sz="4" w:space="0" w:color="auto"/>
-            </w:tcBorders>
-          </w:tcPr>
-          <w:p>
-            <w:pPr>
-              <w:spacing w:line="276" w:lineRule="auto"/>
-              <w:jc w:val="center"/>
-              <w:rPr>
-                <w:b/>
-              </w:rPr>
-            </w:pPr>
-          </w:p>
-        </w:tc>
-        <w:tc>
-          <w:tcPr>
-            <w:tcW w:w="2268" w:type="dxa"/>
-            <w:tcBorders>
-              <w:top w:val="single" w:sz="4" w:space="0" w:color="auto"/>
-              <w:left w:val="single" w:sz="4" w:space="0" w:color="auto"/>
-              <w:bottom w:val="single" w:sz="4" w:space="0" w:color="auto"/>
-              <w:right w:val="single" w:sz="4" w:space="0" w:color="auto"/>
-            </w:tcBorders>
-          </w:tcPr>
-          <w:p>
-            <w:pPr>
-              <w:spacing w:line="276" w:lineRule="auto"/>
-              <w:jc w:val="center"/>
-              <w:rPr>
-                <w:b/>
-              </w:rPr>
-            </w:pPr>
-          </w:p>
-        </w:tc>
-      </w:tr>
-      <w:tr>
-        <w:tc>
-          <w:tcPr>
-            <w:tcW w:w="568" w:type="dxa"/>
-            <w:tcBorders>
-              <w:top w:val="single" w:sz="4" w:space="0" w:color="auto"/>
-              <w:left w:val="single" w:sz="4" w:space="0" w:color="auto"/>
-              <w:bottom w:val="single" w:sz="4" w:space="0" w:color="auto"/>
-              <w:right w:val="single" w:sz="4" w:space="0" w:color="auto"/>
-            </w:tcBorders>
-          </w:tcPr>
-          <w:p>
-            <w:pPr>
-              <w:spacing w:line="276" w:lineRule="auto"/>
-              <w:jc w:val="center"/>
-              <w:rPr>
-                <w:b/>
-                <w:sz w:val="24"/>
-                <w:szCs w:val="24"/>
-              </w:rPr>
-            </w:pPr>
-          </w:p>
-        </w:tc>
-        <w:tc>
-          <w:tcPr>
-            <w:tcW w:w="2835" w:type="dxa"/>
-            <w:tcBorders>
-              <w:top w:val="single" w:sz="4" w:space="0" w:color="auto"/>
-              <w:left w:val="single" w:sz="4" w:space="0" w:color="auto"/>
-              <w:bottom w:val="single" w:sz="4" w:space="0" w:color="auto"/>
-              <w:right w:val="single" w:sz="4" w:space="0" w:color="auto"/>
-            </w:tcBorders>
-          </w:tcPr>
-          <w:p>
-            <w:pPr>
-              <w:spacing w:line="276" w:lineRule="auto"/>
-              <w:jc w:val="center"/>
-              <w:rPr>
-                <w:b/>
-              </w:rPr>
-            </w:pPr>
-          </w:p>
-        </w:tc>
-        <w:tc>
-          <w:tcPr>
-            <w:tcW w:w="2268" w:type="dxa"/>
-            <w:tcBorders>
-              <w:top w:val="single" w:sz="4" w:space="0" w:color="auto"/>
-              <w:left w:val="single" w:sz="4" w:space="0" w:color="auto"/>
-              <w:bottom w:val="single" w:sz="4" w:space="0" w:color="auto"/>
-              <w:right w:val="single" w:sz="4" w:space="0" w:color="auto"/>
-            </w:tcBorders>
-          </w:tcPr>
-          <w:p>
-            <w:pPr>
-              <w:spacing w:line="276" w:lineRule="auto"/>
-              <w:jc w:val="center"/>
-              <w:rPr>
-                <w:b/>
-              </w:rPr>
-            </w:pPr>
-          </w:p>
-        </w:tc>
-        <w:tc>
-          <w:tcPr>
-            <w:tcW w:w="2126" w:type="dxa"/>
-            <w:tcBorders>
-              <w:top w:val="single" w:sz="4" w:space="0" w:color="auto"/>
-              <w:left w:val="single" w:sz="4" w:space="0" w:color="auto"/>
-              <w:bottom w:val="single" w:sz="4" w:space="0" w:color="auto"/>
-              <w:right w:val="single" w:sz="4" w:space="0" w:color="auto"/>
-            </w:tcBorders>
-          </w:tcPr>
-          <w:p>
-            <w:pPr>
-              <w:spacing w:line="276" w:lineRule="auto"/>
-              <w:jc w:val="center"/>
-              <w:rPr>
-                <w:b/>
-              </w:rPr>
-            </w:pPr>
-          </w:p>
-        </w:tc>
-        <w:tc>
-          <w:tcPr>
-            <w:tcW w:w="2268" w:type="dxa"/>
-            <w:tcBorders>
-              <w:top w:val="single" w:sz="4" w:space="0" w:color="auto"/>
-              <w:left w:val="single" w:sz="4" w:space="0" w:color="auto"/>
-              <w:bottom w:val="single" w:sz="4" w:space="0" w:color="auto"/>
-              <w:right w:val="single" w:sz="4" w:space="0" w:color="auto"/>
-            </w:tcBorders>
-          </w:tcPr>
-          <w:p>
-            <w:pPr>
-              <w:spacing w:line="276" w:lineRule="auto"/>
-              <w:jc w:val="center"/>
-              <w:rPr>
-                <w:b/>
-              </w:rPr>
-            </w:pPr>
-          </w:p>
-        </w:tc>
-      </w:tr>
-      <w:tr>
-        <w:tc>
-          <w:tcPr>
-            <w:tcW w:w="568" w:type="dxa"/>
-            <w:tcBorders>
-              <w:top w:val="single" w:sz="4" w:space="0" w:color="auto"/>
-              <w:left w:val="single" w:sz="4" w:space="0" w:color="auto"/>
-              <w:bottom w:val="single" w:sz="4" w:space="0" w:color="auto"/>
-              <w:right w:val="single" w:sz="4" w:space="0" w:color="auto"/>
-            </w:tcBorders>
-          </w:tcPr>
-          <w:p>
-            <w:pPr>
-              <w:spacing w:line="276" w:lineRule="auto"/>
-              <w:jc w:val="center"/>
-              <w:rPr>
-                <w:b/>
-                <w:sz w:val="24"/>
-                <w:szCs w:val="24"/>
-              </w:rPr>
-            </w:pPr>
-          </w:p>
-        </w:tc>
-        <w:tc>
-          <w:tcPr>
-            <w:tcW w:w="2835" w:type="dxa"/>
-            <w:tcBorders>
-              <w:top w:val="single" w:sz="4" w:space="0" w:color="auto"/>
-              <w:left w:val="single" w:sz="4" w:space="0" w:color="auto"/>
-              <w:bottom w:val="single" w:sz="4" w:space="0" w:color="auto"/>
-              <w:right w:val="single" w:sz="4" w:space="0" w:color="auto"/>
-            </w:tcBorders>
-          </w:tcPr>
-          <w:p>
-            <w:pPr>
-              <w:spacing w:line="276" w:lineRule="auto"/>
-              <w:jc w:val="center"/>
-              <w:rPr>
-                <w:b/>
-              </w:rPr>
-            </w:pPr>
-          </w:p>
-        </w:tc>
-        <w:tc>
-          <w:tcPr>
-            <w:tcW w:w="2268" w:type="dxa"/>
-            <w:tcBorders>
-              <w:top w:val="single" w:sz="4" w:space="0" w:color="auto"/>
-              <w:left w:val="single" w:sz="4" w:space="0" w:color="auto"/>
-              <w:bottom w:val="single" w:sz="4" w:space="0" w:color="auto"/>
-              <w:right w:val="single" w:sz="4" w:space="0" w:color="auto"/>
-            </w:tcBorders>
-          </w:tcPr>
-          <w:p>
-            <w:pPr>
-              <w:spacing w:line="276" w:lineRule="auto"/>
-              <w:jc w:val="center"/>
-              <w:rPr>
-                <w:b/>
-              </w:rPr>
-            </w:pPr>
-          </w:p>
-        </w:tc>
-        <w:tc>
-          <w:tcPr>
-            <w:tcW w:w="2126" w:type="dxa"/>
-            <w:tcBorders>
-              <w:top w:val="single" w:sz="4" w:space="0" w:color="auto"/>
-              <w:left w:val="single" w:sz="4" w:space="0" w:color="auto"/>
-              <w:bottom w:val="single" w:sz="4" w:space="0" w:color="auto"/>
-              <w:right w:val="single" w:sz="4" w:space="0" w:color="auto"/>
-            </w:tcBorders>
-          </w:tcPr>
-          <w:p>
-            <w:pPr>
-              <w:spacing w:line="276" w:lineRule="auto"/>
-              <w:jc w:val="center"/>
-              <w:rPr>
-                <w:b/>
-              </w:rPr>
-            </w:pPr>
-          </w:p>
-        </w:tc>
-        <w:tc>
-          <w:tcPr>
-            <w:tcW w:w="2268" w:type="dxa"/>
-            <w:tcBorders>
-              <w:top w:val="single" w:sz="4" w:space="0" w:color="auto"/>
-              <w:left w:val="single" w:sz="4" w:space="0" w:color="auto"/>
-              <w:bottom w:val="single" w:sz="4" w:space="0" w:color="auto"/>
-              <w:right w:val="single" w:sz="4" w:space="0" w:color="auto"/>
-            </w:tcBorders>
-          </w:tcPr>
-          <w:p>
-            <w:pPr>
-              <w:spacing w:line="276" w:lineRule="auto"/>
-              <w:jc w:val="center"/>
-              <w:rPr>
-                <w:b/>
-              </w:rPr>
-            </w:pPr>
-          </w:p>
-        </w:tc>
-      </w:tr>
-      <w:tr>
-        <w:tc>
-          <w:tcPr>
-            <w:tcW w:w="568" w:type="dxa"/>
-            <w:tcBorders>
-              <w:top w:val="single" w:sz="4" w:space="0" w:color="auto"/>
-              <w:left w:val="single" w:sz="4" w:space="0" w:color="auto"/>
-              <w:bottom w:val="single" w:sz="4" w:space="0" w:color="auto"/>
-              <w:right w:val="single" w:sz="4" w:space="0" w:color="auto"/>
-            </w:tcBorders>
-          </w:tcPr>
-          <w:p>
-            <w:pPr>
-              <w:spacing w:line="276" w:lineRule="auto"/>
-              <w:jc w:val="center"/>
-              <w:rPr>
-                <w:b/>
-                <w:sz w:val="24"/>
-                <w:szCs w:val="24"/>
-              </w:rPr>
-            </w:pPr>
-          </w:p>
-        </w:tc>
-        <w:tc>
-          <w:tcPr>
-            <w:tcW w:w="2835" w:type="dxa"/>
-            <w:tcBorders>
-              <w:top w:val="single" w:sz="4" w:space="0" w:color="auto"/>
-              <w:left w:val="single" w:sz="4" w:space="0" w:color="auto"/>
-              <w:bottom w:val="single" w:sz="4" w:space="0" w:color="auto"/>
-              <w:right w:val="single" w:sz="4" w:space="0" w:color="auto"/>
-            </w:tcBorders>
-          </w:tcPr>
-          <w:p>
-            <w:pPr>
-              <w:spacing w:line="276" w:lineRule="auto"/>
-              <w:jc w:val="center"/>
-              <w:rPr>
-                <w:b/>
-              </w:rPr>
-            </w:pPr>
-          </w:p>
-        </w:tc>
-        <w:tc>
-          <w:tcPr>
-            <w:tcW w:w="2268" w:type="dxa"/>
-            <w:tcBorders>
-              <w:top w:val="single" w:sz="4" w:space="0" w:color="auto"/>
-              <w:left w:val="single" w:sz="4" w:space="0" w:color="auto"/>
-              <w:bottom w:val="single" w:sz="4" w:space="0" w:color="auto"/>
-              <w:right w:val="single" w:sz="4" w:space="0" w:color="auto"/>
-            </w:tcBorders>
-          </w:tcPr>
-          <w:p>
-            <w:pPr>
-              <w:spacing w:line="276" w:lineRule="auto"/>
-              <w:jc w:val="center"/>
-              <w:rPr>
-                <w:b/>
-              </w:rPr>
-            </w:pPr>
-          </w:p>
-        </w:tc>
-        <w:tc>
-          <w:tcPr>
-            <w:tcW w:w="2126" w:type="dxa"/>
-            <w:tcBorders>
-              <w:top w:val="single" w:sz="4" w:space="0" w:color="auto"/>
-              <w:left w:val="single" w:sz="4" w:space="0" w:color="auto"/>
-              <w:bottom w:val="single" w:sz="4" w:space="0" w:color="auto"/>
-              <w:right w:val="single" w:sz="4" w:space="0" w:color="auto"/>
-            </w:tcBorders>
-          </w:tcPr>
-          <w:p>
-            <w:pPr>
-              <w:spacing w:line="276" w:lineRule="auto"/>
-              <w:jc w:val="center"/>
-              <w:rPr>
-                <w:b/>
-              </w:rPr>
-            </w:pPr>
-          </w:p>
-        </w:tc>
-        <w:tc>
-          <w:tcPr>
-            <w:tcW w:w="2268" w:type="dxa"/>
-            <w:tcBorders>
-              <w:top w:val="single" w:sz="4" w:space="0" w:color="auto"/>
-              <w:left w:val="single" w:sz="4" w:space="0" w:color="auto"/>
-              <w:bottom w:val="single" w:sz="4" w:space="0" w:color="auto"/>
-              <w:right w:val="single" w:sz="4" w:space="0" w:color="auto"/>
-            </w:tcBorders>
-          </w:tcPr>
-          <w:p>
-            <w:pPr>
-              <w:spacing w:line="276" w:lineRule="auto"/>
-              <w:jc w:val="center"/>
-              <w:rPr>
-                <w:b/>
-              </w:rPr>
-            </w:pPr>
-          </w:p>
-        </w:tc>
-      </w:tr>
-      <w:tr>
-        <w:tc>
-          <w:tcPr>
-            <w:tcW w:w="568" w:type="dxa"/>
-            <w:tcBorders>
-              <w:top w:val="single" w:sz="4" w:space="0" w:color="auto"/>
-              <w:left w:val="single" w:sz="4" w:space="0" w:color="auto"/>
-              <w:bottom w:val="single" w:sz="4" w:space="0" w:color="auto"/>
-              <w:right w:val="single" w:sz="4" w:space="0" w:color="auto"/>
-            </w:tcBorders>
-          </w:tcPr>
-          <w:p>
-            <w:pPr>
-              <w:spacing w:line="276" w:lineRule="auto"/>
-              <w:jc w:val="center"/>
-              <w:rPr>
-                <w:b/>
-                <w:sz w:val="24"/>
-                <w:szCs w:val="24"/>
-              </w:rPr>
-            </w:pPr>
-          </w:p>
-        </w:tc>
-        <w:tc>
-          <w:tcPr>
-            <w:tcW w:w="2835" w:type="dxa"/>
-            <w:tcBorders>
-              <w:top w:val="single" w:sz="4" w:space="0" w:color="auto"/>
-              <w:left w:val="single" w:sz="4" w:space="0" w:color="auto"/>
-              <w:bottom w:val="single" w:sz="4" w:space="0" w:color="auto"/>
-              <w:right w:val="single" w:sz="4" w:space="0" w:color="auto"/>
-            </w:tcBorders>
-          </w:tcPr>
-          <w:p>
-            <w:pPr>
-              <w:spacing w:line="276" w:lineRule="auto"/>
-              <w:jc w:val="center"/>
-              <w:rPr>
-                <w:b/>
-              </w:rPr>
-            </w:pPr>
-          </w:p>
-        </w:tc>
-        <w:tc>
-          <w:tcPr>
-            <w:tcW w:w="2268" w:type="dxa"/>
-            <w:tcBorders>
-              <w:top w:val="single" w:sz="4" w:space="0" w:color="auto"/>
-              <w:left w:val="single" w:sz="4" w:space="0" w:color="auto"/>
-              <w:bottom w:val="single" w:sz="4" w:space="0" w:color="auto"/>
-              <w:right w:val="single" w:sz="4" w:space="0" w:color="auto"/>
-            </w:tcBorders>
-          </w:tcPr>
-          <w:p>
-            <w:pPr>
-              <w:spacing w:line="276" w:lineRule="auto"/>
-              <w:jc w:val="center"/>
-              <w:rPr>
-                <w:b/>
-              </w:rPr>
-            </w:pPr>
-          </w:p>
-        </w:tc>
-        <w:tc>
-          <w:tcPr>
-            <w:tcW w:w="2126" w:type="dxa"/>
-            <w:tcBorders>
-              <w:top w:val="single" w:sz="4" w:space="0" w:color="auto"/>
-              <w:left w:val="single" w:sz="4" w:space="0" w:color="auto"/>
-              <w:bottom w:val="single" w:sz="4" w:space="0" w:color="auto"/>
-              <w:right w:val="single" w:sz="4" w:space="0" w:color="auto"/>
-            </w:tcBorders>
-          </w:tcPr>
-          <w:p>
-            <w:pPr>
-              <w:spacing w:line="276" w:lineRule="auto"/>
-              <w:jc w:val="center"/>
-              <w:rPr>
-                <w:b/>
-              </w:rPr>
-            </w:pPr>
-          </w:p>
-        </w:tc>
-        <w:tc>
-          <w:tcPr>
-            <w:tcW w:w="2268" w:type="dxa"/>
-            <w:tcBorders>
-              <w:top w:val="single" w:sz="4" w:space="0" w:color="auto"/>
-              <w:left w:val="single" w:sz="4" w:space="0" w:color="auto"/>
-              <w:bottom w:val="single" w:sz="4" w:space="0" w:color="auto"/>
-              <w:right w:val="single" w:sz="4" w:space="0" w:color="auto"/>
-            </w:tcBorders>
-          </w:tcPr>
-          <w:p>
-            <w:pPr>
-              <w:spacing w:line="276" w:lineRule="auto"/>
-              <w:jc w:val="center"/>
-              <w:rPr>
-                <w:b/>
-              </w:rPr>
-            </w:pPr>
-          </w:p>
-        </w:tc>
-      </w:tr>
-      <w:tr>
-        <w:tc>
-          <w:tcPr>
-            <w:tcW w:w="568" w:type="dxa"/>
-            <w:tcBorders>
-              <w:top w:val="single" w:sz="4" w:space="0" w:color="auto"/>
-              <w:left w:val="single" w:sz="4" w:space="0" w:color="auto"/>
-              <w:bottom w:val="single" w:sz="4" w:space="0" w:color="auto"/>
-              <w:right w:val="single" w:sz="4" w:space="0" w:color="auto"/>
-            </w:tcBorders>
-          </w:tcPr>
-          <w:p>
-            <w:pPr>
-              <w:spacing w:line="276" w:lineRule="auto"/>
-              <w:jc w:val="center"/>
-              <w:rPr>
-                <w:b/>
-                <w:sz w:val="24"/>
-                <w:szCs w:val="24"/>
-              </w:rPr>
-            </w:pPr>
-          </w:p>
-        </w:tc>
-        <w:tc>
-          <w:tcPr>
-            <w:tcW w:w="2835" w:type="dxa"/>
-            <w:tcBorders>
-              <w:top w:val="single" w:sz="4" w:space="0" w:color="auto"/>
-              <w:left w:val="single" w:sz="4" w:space="0" w:color="auto"/>
-              <w:bottom w:val="single" w:sz="4" w:space="0" w:color="auto"/>
-              <w:right w:val="single" w:sz="4" w:space="0" w:color="auto"/>
-            </w:tcBorders>
-          </w:tcPr>
-          <w:p>
-            <w:pPr>
-              <w:spacing w:line="276" w:lineRule="auto"/>
-              <w:jc w:val="center"/>
-              <w:rPr>
-                <w:b/>
-              </w:rPr>
-            </w:pPr>
-          </w:p>
-        </w:tc>
-        <w:tc>
-          <w:tcPr>
-            <w:tcW w:w="2268" w:type="dxa"/>
-            <w:tcBorders>
-              <w:top w:val="single" w:sz="4" w:space="0" w:color="auto"/>
-              <w:left w:val="single" w:sz="4" w:space="0" w:color="auto"/>
-              <w:bottom w:val="single" w:sz="4" w:space="0" w:color="auto"/>
-              <w:right w:val="single" w:sz="4" w:space="0" w:color="auto"/>
-            </w:tcBorders>
-          </w:tcPr>
-          <w:p>
-            <w:pPr>
-              <w:spacing w:line="276" w:lineRule="auto"/>
-              <w:jc w:val="center"/>
-              <w:rPr>
-                <w:b/>
-              </w:rPr>
-            </w:pPr>
-          </w:p>
-        </w:tc>
-        <w:tc>
-          <w:tcPr>
-            <w:tcW w:w="2126" w:type="dxa"/>
-            <w:tcBorders>
-              <w:top w:val="single" w:sz="4" w:space="0" w:color="auto"/>
-              <w:left w:val="single" w:sz="4" w:space="0" w:color="auto"/>
-              <w:bottom w:val="single" w:sz="4" w:space="0" w:color="auto"/>
-              <w:right w:val="single" w:sz="4" w:space="0" w:color="auto"/>
-            </w:tcBorders>
-          </w:tcPr>
-          <w:p>
-            <w:pPr>
-              <w:spacing w:line="276" w:lineRule="auto"/>
-              <w:jc w:val="center"/>
-              <w:rPr>
-                <w:b/>
-              </w:rPr>
-            </w:pPr>
-          </w:p>
-        </w:tc>
-        <w:tc>
-          <w:tcPr>
-            <w:tcW w:w="2268" w:type="dxa"/>
-            <w:tcBorders>
-              <w:top w:val="single" w:sz="4" w:space="0" w:color="auto"/>
-              <w:left w:val="single" w:sz="4" w:space="0" w:color="auto"/>
-              <w:bottom w:val="single" w:sz="4" w:space="0" w:color="auto"/>
-              <w:right w:val="single" w:sz="4" w:space="0" w:color="auto"/>
-            </w:tcBorders>
-          </w:tcPr>
-          <w:p>
-            <w:pPr>
-              <w:spacing w:line="276" w:lineRule="auto"/>
-              <w:jc w:val="center"/>
-              <w:rPr>
-                <w:b/>
-              </w:rPr>
-            </w:pPr>
-          </w:p>
-        </w:tc>
-      </w:tr>
-      <w:tr>
-        <w:tc>
-          <w:tcPr>
-            <w:tcW w:w="568" w:type="dxa"/>
-            <w:tcBorders>
-              <w:top w:val="single" w:sz="4" w:space="0" w:color="auto"/>
-              <w:left w:val="single" w:sz="4" w:space="0" w:color="auto"/>
-              <w:bottom w:val="single" w:sz="4" w:space="0" w:color="auto"/>
-              <w:right w:val="single" w:sz="4" w:space="0" w:color="auto"/>
-            </w:tcBorders>
-          </w:tcPr>
-          <w:p>
-            <w:pPr>
-              <w:spacing w:line="276" w:lineRule="auto"/>
-              <w:jc w:val="center"/>
-              <w:rPr>
-                <w:b/>
-                <w:sz w:val="24"/>
-                <w:szCs w:val="24"/>
-              </w:rPr>
-            </w:pPr>
-          </w:p>
-        </w:tc>
-        <w:tc>
-          <w:tcPr>
-            <w:tcW w:w="2835" w:type="dxa"/>
-            <w:tcBorders>
-              <w:top w:val="single" w:sz="4" w:space="0" w:color="auto"/>
-              <w:left w:val="single" w:sz="4" w:space="0" w:color="auto"/>
-              <w:bottom w:val="single" w:sz="4" w:space="0" w:color="auto"/>
-              <w:right w:val="single" w:sz="4" w:space="0" w:color="auto"/>
-            </w:tcBorders>
-          </w:tcPr>
-          <w:p>
-            <w:pPr>
-              <w:spacing w:line="276" w:lineRule="auto"/>
-              <w:jc w:val="center"/>
-              <w:rPr>
-                <w:b/>
-              </w:rPr>
-            </w:pPr>
-          </w:p>
-        </w:tc>
-        <w:tc>
-          <w:tcPr>
-            <w:tcW w:w="2268" w:type="dxa"/>
-            <w:tcBorders>
-              <w:top w:val="single" w:sz="4" w:space="0" w:color="auto"/>
-              <w:left w:val="single" w:sz="4" w:space="0" w:color="auto"/>
-              <w:bottom w:val="single" w:sz="4" w:space="0" w:color="auto"/>
-              <w:right w:val="single" w:sz="4" w:space="0" w:color="auto"/>
-            </w:tcBorders>
-          </w:tcPr>
-          <w:p>
-            <w:pPr>
-              <w:spacing w:line="276" w:lineRule="auto"/>
-              <w:jc w:val="center"/>
-              <w:rPr>
-                <w:b/>
-              </w:rPr>
-            </w:pPr>
-          </w:p>
-        </w:tc>
-        <w:tc>
-          <w:tcPr>
-            <w:tcW w:w="2126" w:type="dxa"/>
-            <w:tcBorders>
-              <w:top w:val="single" w:sz="4" w:space="0" w:color="auto"/>
-              <w:left w:val="single" w:sz="4" w:space="0" w:color="auto"/>
-              <w:bottom w:val="single" w:sz="4" w:space="0" w:color="auto"/>
-              <w:right w:val="single" w:sz="4" w:space="0" w:color="auto"/>
-            </w:tcBorders>
-          </w:tcPr>
-          <w:p>
-            <w:pPr>
-              <w:spacing w:line="276" w:lineRule="auto"/>
-              <w:jc w:val="center"/>
-              <w:rPr>
-                <w:b/>
-              </w:rPr>
-            </w:pPr>
-          </w:p>
-        </w:tc>
-        <w:tc>
-          <w:tcPr>
-            <w:tcW w:w="2268" w:type="dxa"/>
-            <w:tcBorders>
-              <w:top w:val="single" w:sz="4" w:space="0" w:color="auto"/>
-              <w:left w:val="single" w:sz="4" w:space="0" w:color="auto"/>
-              <w:bottom w:val="single" w:sz="4" w:space="0" w:color="auto"/>
-              <w:right w:val="single" w:sz="4" w:space="0" w:color="auto"/>
-            </w:tcBorders>
-          </w:tcPr>
-          <w:p>
-            <w:pPr>
-              <w:spacing w:line="276" w:lineRule="auto"/>
-              <w:jc w:val="center"/>
-              <w:rPr>
-                <w:b/>
-              </w:rPr>
-            </w:pPr>
-          </w:p>
-        </w:tc>
-      </w:tr>
-      <w:tr>
-        <w:tc>
-          <w:tcPr>
-            <w:tcW w:w="568" w:type="dxa"/>
-            <w:tcBorders>
-              <w:top w:val="single" w:sz="4" w:space="0" w:color="auto"/>
-              <w:left w:val="single" w:sz="4" w:space="0" w:color="auto"/>
-              <w:bottom w:val="single" w:sz="4" w:space="0" w:color="auto"/>
-              <w:right w:val="single" w:sz="4" w:space="0" w:color="auto"/>
-            </w:tcBorders>
-          </w:tcPr>
-          <w:p>
-            <w:pPr>
-              <w:spacing w:line="276" w:lineRule="auto"/>
-              <w:jc w:val="center"/>
-              <w:rPr>
-                <w:b/>
-                <w:sz w:val="24"/>
-                <w:szCs w:val="24"/>
-              </w:rPr>
-            </w:pPr>
-          </w:p>
-        </w:tc>
-        <w:tc>
-          <w:tcPr>
-            <w:tcW w:w="2835" w:type="dxa"/>
-            <w:tcBorders>
-              <w:top w:val="single" w:sz="4" w:space="0" w:color="auto"/>
-              <w:left w:val="single" w:sz="4" w:space="0" w:color="auto"/>
-              <w:bottom w:val="single" w:sz="4" w:space="0" w:color="auto"/>
-              <w:right w:val="single" w:sz="4" w:space="0" w:color="auto"/>
-            </w:tcBorders>
-          </w:tcPr>
-          <w:p>
-            <w:pPr>
-              <w:spacing w:line="276" w:lineRule="auto"/>
-              <w:jc w:val="center"/>
-              <w:rPr>
-                <w:b/>
-              </w:rPr>
-            </w:pPr>
-          </w:p>
-        </w:tc>
-        <w:tc>
-          <w:tcPr>
-            <w:tcW w:w="2268" w:type="dxa"/>
-            <w:tcBorders>
-              <w:top w:val="single" w:sz="4" w:space="0" w:color="auto"/>
-              <w:left w:val="single" w:sz="4" w:space="0" w:color="auto"/>
-              <w:bottom w:val="single" w:sz="4" w:space="0" w:color="auto"/>
-              <w:right w:val="single" w:sz="4" w:space="0" w:color="auto"/>
-            </w:tcBorders>
-          </w:tcPr>
-          <w:p>
-            <w:pPr>
-              <w:spacing w:line="276" w:lineRule="auto"/>
-              <w:jc w:val="center"/>
-              <w:rPr>
-                <w:b/>
-              </w:rPr>
-            </w:pPr>
-          </w:p>
-        </w:tc>
-        <w:tc>
-          <w:tcPr>
-            <w:tcW w:w="2126" w:type="dxa"/>
-            <w:tcBorders>
-              <w:top w:val="single" w:sz="4" w:space="0" w:color="auto"/>
-              <w:left w:val="single" w:sz="4" w:space="0" w:color="auto"/>
-              <w:bottom w:val="single" w:sz="4" w:space="0" w:color="auto"/>
-              <w:right w:val="single" w:sz="4" w:space="0" w:color="auto"/>
-            </w:tcBorders>
-          </w:tcPr>
-          <w:p>
-            <w:pPr>
-              <w:spacing w:line="276" w:lineRule="auto"/>
-              <w:jc w:val="center"/>
-              <w:rPr>
-                <w:b/>
-              </w:rPr>
-            </w:pPr>
-          </w:p>
-        </w:tc>
-        <w:tc>
-          <w:tcPr>
-            <w:tcW w:w="2268" w:type="dxa"/>
-            <w:tcBorders>
-              <w:top w:val="single" w:sz="4" w:space="0" w:color="auto"/>
-              <w:left w:val="single" w:sz="4" w:space="0" w:color="auto"/>
-              <w:bottom w:val="single" w:sz="4" w:space="0" w:color="auto"/>
-              <w:right w:val="single" w:sz="4" w:space="0" w:color="auto"/>
-            </w:tcBorders>
-          </w:tcPr>
-          <w:p>
-            <w:pPr>
-              <w:spacing w:line="276" w:lineRule="auto"/>
-              <w:jc w:val="center"/>
-              <w:rPr>
-                <w:b/>
-              </w:rPr>
-            </w:pPr>
-          </w:p>
-        </w:tc>
-      </w:tr>
-      <w:tr>
-        <w:tc>
-          <w:tcPr>
-            <w:tcW w:w="568" w:type="dxa"/>
-            <w:tcBorders>
-              <w:top w:val="single" w:sz="4" w:space="0" w:color="auto"/>
-              <w:left w:val="single" w:sz="4" w:space="0" w:color="auto"/>
-              <w:bottom w:val="single" w:sz="4" w:space="0" w:color="auto"/>
-              <w:right w:val="single" w:sz="4" w:space="0" w:color="auto"/>
-            </w:tcBorders>
-          </w:tcPr>
-          <w:p>
-            <w:pPr>
-              <w:spacing w:line="276" w:lineRule="auto"/>
-              <w:jc w:val="center"/>
-              <w:rPr>
-                <w:b/>
-                <w:sz w:val="24"/>
-                <w:szCs w:val="24"/>
-              </w:rPr>
-            </w:pPr>
-          </w:p>
-        </w:tc>
-        <w:tc>
-          <w:tcPr>
-            <w:tcW w:w="2835" w:type="dxa"/>
-            <w:tcBorders>
-              <w:top w:val="single" w:sz="4" w:space="0" w:color="auto"/>
-              <w:left w:val="single" w:sz="4" w:space="0" w:color="auto"/>
-              <w:bottom w:val="single" w:sz="4" w:space="0" w:color="auto"/>
-              <w:right w:val="single" w:sz="4" w:space="0" w:color="auto"/>
-            </w:tcBorders>
-          </w:tcPr>
-          <w:p>
-            <w:pPr>
-              <w:spacing w:line="276" w:lineRule="auto"/>
-              <w:jc w:val="center"/>
-              <w:rPr>
-                <w:b/>
-              </w:rPr>
-            </w:pPr>
-          </w:p>
-        </w:tc>
-        <w:tc>
-          <w:tcPr>
-            <w:tcW w:w="2268" w:type="dxa"/>
-            <w:tcBorders>
-              <w:top w:val="single" w:sz="4" w:space="0" w:color="auto"/>
-              <w:left w:val="single" w:sz="4" w:space="0" w:color="auto"/>
-              <w:bottom w:val="single" w:sz="4" w:space="0" w:color="auto"/>
-              <w:right w:val="single" w:sz="4" w:space="0" w:color="auto"/>
-            </w:tcBorders>
-          </w:tcPr>
-          <w:p>
-            <w:pPr>
-              <w:spacing w:line="276" w:lineRule="auto"/>
-              <w:jc w:val="center"/>
-              <w:rPr>
-                <w:b/>
-              </w:rPr>
-            </w:pPr>
-          </w:p>
-        </w:tc>
-        <w:tc>
-          <w:tcPr>
-            <w:tcW w:w="2126" w:type="dxa"/>
-            <w:tcBorders>
-              <w:top w:val="single" w:sz="4" w:space="0" w:color="auto"/>
-              <w:left w:val="single" w:sz="4" w:space="0" w:color="auto"/>
-              <w:bottom w:val="single" w:sz="4" w:space="0" w:color="auto"/>
-              <w:right w:val="single" w:sz="4" w:space="0" w:color="auto"/>
-            </w:tcBorders>
-          </w:tcPr>
-          <w:p>
-            <w:pPr>
-              <w:spacing w:line="276" w:lineRule="auto"/>
-              <w:jc w:val="center"/>
-              <w:rPr>
-                <w:b/>
-              </w:rPr>
-            </w:pPr>
-          </w:p>
-        </w:tc>
-        <w:tc>
-          <w:tcPr>
-            <w:tcW w:w="2268" w:type="dxa"/>
-            <w:tcBorders>
-              <w:top w:val="single" w:sz="4" w:space="0" w:color="auto"/>
-              <w:left w:val="single" w:sz="4" w:space="0" w:color="auto"/>
-              <w:bottom w:val="single" w:sz="4" w:space="0" w:color="auto"/>
-              <w:right w:val="single" w:sz="4" w:space="0" w:color="auto"/>
-            </w:tcBorders>
-          </w:tcPr>
-          <w:p>
-            <w:pPr>
-              <w:spacing w:line="276" w:lineRule="auto"/>
-              <w:jc w:val="center"/>
-              <w:rPr>
-                <w:b/>
-              </w:rPr>
-            </w:pPr>
-          </w:p>
-        </w:tc>
-      </w:tr>
-      <w:tr>
-        <w:tc>
-          <w:tcPr>
-            <w:tcW w:w="568" w:type="dxa"/>
-            <w:tcBorders>
-              <w:top w:val="single" w:sz="4" w:space="0" w:color="auto"/>
-              <w:left w:val="single" w:sz="4" w:space="0" w:color="auto"/>
-              <w:bottom w:val="single" w:sz="4" w:space="0" w:color="auto"/>
-              <w:right w:val="single" w:sz="4" w:space="0" w:color="auto"/>
-            </w:tcBorders>
-          </w:tcPr>
-          <w:p>
-            <w:pPr>
-              <w:jc w:val="center"/>
-              <w:rPr>
-                <w:b/>
-                <w:sz w:val="24"/>
-                <w:szCs w:val="24"/>
-              </w:rPr>
-            </w:pPr>
-          </w:p>
-        </w:tc>
-        <w:tc>
-          <w:tcPr>
-            <w:tcW w:w="2835" w:type="dxa"/>
-            <w:tcBorders>
-              <w:top w:val="single" w:sz="4" w:space="0" w:color="auto"/>
-              <w:left w:val="single" w:sz="4" w:space="0" w:color="auto"/>
-              <w:bottom w:val="single" w:sz="4" w:space="0" w:color="auto"/>
-              <w:right w:val="single" w:sz="4" w:space="0" w:color="auto"/>
-            </w:tcBorders>
-          </w:tcPr>
-          <w:p>
-            <w:pPr>
-              <w:jc w:val="center"/>
-              <w:rPr>
-                <w:b/>
-              </w:rPr>
-            </w:pPr>
-          </w:p>
-        </w:tc>
-        <w:tc>
-          <w:tcPr>
-            <w:tcW w:w="2268" w:type="dxa"/>
-            <w:tcBorders>
-              <w:top w:val="single" w:sz="4" w:space="0" w:color="auto"/>
-              <w:left w:val="single" w:sz="4" w:space="0" w:color="auto"/>
-              <w:bottom w:val="single" w:sz="4" w:space="0" w:color="auto"/>
-              <w:right w:val="single" w:sz="4" w:space="0" w:color="auto"/>
-            </w:tcBorders>
-          </w:tcPr>
-          <w:p>
-            <w:pPr>
-              <w:jc w:val="center"/>
-              <w:rPr>
-                <w:b/>
-              </w:rPr>
-            </w:pPr>
-          </w:p>
-        </w:tc>
-        <w:tc>
-          <w:tcPr>
-            <w:tcW w:w="2126" w:type="dxa"/>
-            <w:tcBorders>
-              <w:top w:val="single" w:sz="4" w:space="0" w:color="auto"/>
-              <w:left w:val="single" w:sz="4" w:space="0" w:color="auto"/>
-              <w:bottom w:val="single" w:sz="4" w:space="0" w:color="auto"/>
-              <w:right w:val="single" w:sz="4" w:space="0" w:color="auto"/>
-            </w:tcBorders>
-          </w:tcPr>
-          <w:p>
-            <w:pPr>
-              <w:jc w:val="center"/>
-              <w:rPr>
-                <w:b/>
-              </w:rPr>
-            </w:pPr>
-          </w:p>
-        </w:tc>
-        <w:tc>
-          <w:tcPr>
-            <w:tcW w:w="2268" w:type="dxa"/>
-            <w:tcBorders>
-              <w:top w:val="single" w:sz="4" w:space="0" w:color="auto"/>
-              <w:left w:val="single" w:sz="4" w:space="0" w:color="auto"/>
-              <w:bottom w:val="single" w:sz="4" w:space="0" w:color="auto"/>
-              <w:right w:val="single" w:sz="4" w:space="0" w:color="auto"/>
-            </w:tcBorders>
-          </w:tcPr>
-          <w:p>
-            <w:pPr>
-              <w:jc w:val="center"/>
-              <w:rPr>
-                <w:b/>
-              </w:rPr>
-            </w:pPr>
-          </w:p>
-        </w:tc>
-      </w:tr>
-      <w:tr>
-        <w:tc>
-          <w:tcPr>
-            <w:tcW w:w="568" w:type="dxa"/>
-            <w:tcBorders>
-              <w:top w:val="single" w:sz="4" w:space="0" w:color="auto"/>
-              <w:left w:val="single" w:sz="4" w:space="0" w:color="auto"/>
-              <w:bottom w:val="single" w:sz="4" w:space="0" w:color="auto"/>
-              <w:right w:val="single" w:sz="4" w:space="0" w:color="auto"/>
-            </w:tcBorders>
-          </w:tcPr>
-          <w:p>
-            <w:pPr>
-              <w:jc w:val="center"/>
-              <w:rPr>
-                <w:b/>
-                <w:sz w:val="24"/>
-                <w:szCs w:val="24"/>
-              </w:rPr>
-            </w:pPr>
-          </w:p>
-        </w:tc>
-        <w:tc>
-          <w:tcPr>
-            <w:tcW w:w="2835" w:type="dxa"/>
-            <w:tcBorders>
-              <w:top w:val="single" w:sz="4" w:space="0" w:color="auto"/>
-              <w:left w:val="single" w:sz="4" w:space="0" w:color="auto"/>
-              <w:bottom w:val="single" w:sz="4" w:space="0" w:color="auto"/>
-              <w:right w:val="single" w:sz="4" w:space="0" w:color="auto"/>
-            </w:tcBorders>
-          </w:tcPr>
-          <w:p>
-            <w:pPr>
-              <w:jc w:val="center"/>
-              <w:rPr>
-                <w:b/>
-              </w:rPr>
-            </w:pPr>
-          </w:p>
-        </w:tc>
-        <w:tc>
-          <w:tcPr>
-            <w:tcW w:w="2268" w:type="dxa"/>
-            <w:tcBorders>
-              <w:top w:val="single" w:sz="4" w:space="0" w:color="auto"/>
-              <w:left w:val="single" w:sz="4" w:space="0" w:color="auto"/>
-              <w:bottom w:val="single" w:sz="4" w:space="0" w:color="auto"/>
-              <w:right w:val="single" w:sz="4" w:space="0" w:color="auto"/>
-            </w:tcBorders>
-          </w:tcPr>
-          <w:p>
-            <w:pPr>
-              <w:jc w:val="center"/>
-              <w:rPr>
-                <w:b/>
-              </w:rPr>
-            </w:pPr>
-          </w:p>
-        </w:tc>
-        <w:tc>
-          <w:tcPr>
-            <w:tcW w:w="2126" w:type="dxa"/>
-            <w:tcBorders>
-              <w:top w:val="single" w:sz="4" w:space="0" w:color="auto"/>
-              <w:left w:val="single" w:sz="4" w:space="0" w:color="auto"/>
-              <w:bottom w:val="single" w:sz="4" w:space="0" w:color="auto"/>
-              <w:right w:val="single" w:sz="4" w:space="0" w:color="auto"/>
-            </w:tcBorders>
-          </w:tcPr>
-          <w:p>
-            <w:pPr>
-              <w:jc w:val="center"/>
-              <w:rPr>
-                <w:b/>
-              </w:rPr>
-            </w:pPr>
-          </w:p>
-        </w:tc>
-        <w:tc>
-          <w:tcPr>
-            <w:tcW w:w="2268" w:type="dxa"/>
-            <w:tcBorders>
-              <w:top w:val="single" w:sz="4" w:space="0" w:color="auto"/>
-              <w:left w:val="single" w:sz="4" w:space="0" w:color="auto"/>
-              <w:bottom w:val="single" w:sz="4" w:space="0" w:color="auto"/>
-              <w:right w:val="single" w:sz="4" w:space="0" w:color="auto"/>
-            </w:tcBorders>
-          </w:tcPr>
-          <w:p>
-            <w:pPr>
-              <w:jc w:val="center"/>
-              <w:rPr>
-                <w:b/>
-              </w:rPr>
-            </w:pPr>
-          </w:p>
-        </w:tc>
-      </w:tr>
-      <w:tr>
-        <w:tc>
-          <w:tcPr>
-            <w:tcW w:w="568" w:type="dxa"/>
-            <w:tcBorders>
-              <w:top w:val="single" w:sz="4" w:space="0" w:color="auto"/>
-              <w:left w:val="single" w:sz="4" w:space="0" w:color="auto"/>
-              <w:bottom w:val="single" w:sz="4" w:space="0" w:color="auto"/>
-              <w:right w:val="single" w:sz="4" w:space="0" w:color="auto"/>
-            </w:tcBorders>
-          </w:tcPr>
-          <w:p>
-            <w:pPr>
-              <w:jc w:val="center"/>
-              <w:rPr>
-                <w:b/>
-                <w:sz w:val="24"/>
-                <w:szCs w:val="24"/>
-              </w:rPr>
-            </w:pPr>
-          </w:p>
-        </w:tc>
-        <w:tc>
-          <w:tcPr>
-            <w:tcW w:w="2835" w:type="dxa"/>
-            <w:tcBorders>
-              <w:top w:val="single" w:sz="4" w:space="0" w:color="auto"/>
-              <w:left w:val="single" w:sz="4" w:space="0" w:color="auto"/>
-              <w:bottom w:val="single" w:sz="4" w:space="0" w:color="auto"/>
-              <w:right w:val="single" w:sz="4" w:space="0" w:color="auto"/>
-            </w:tcBorders>
-          </w:tcPr>
-          <w:p>
-            <w:pPr>
-              <w:jc w:val="center"/>
-              <w:rPr>
-                <w:b/>
-              </w:rPr>
-            </w:pPr>
-          </w:p>
-        </w:tc>
-        <w:tc>
-          <w:tcPr>
-            <w:tcW w:w="2268" w:type="dxa"/>
-            <w:tcBorders>
-              <w:top w:val="single" w:sz="4" w:space="0" w:color="auto"/>
-              <w:left w:val="single" w:sz="4" w:space="0" w:color="auto"/>
-              <w:bottom w:val="single" w:sz="4" w:space="0" w:color="auto"/>
-              <w:right w:val="single" w:sz="4" w:space="0" w:color="auto"/>
-            </w:tcBorders>
-          </w:tcPr>
-          <w:p>
-            <w:pPr>
-              <w:jc w:val="center"/>
-              <w:rPr>
-                <w:b/>
-              </w:rPr>
-            </w:pPr>
-          </w:p>
-        </w:tc>
-        <w:tc>
-          <w:tcPr>
-            <w:tcW w:w="2126" w:type="dxa"/>
-            <w:tcBorders>
-              <w:top w:val="single" w:sz="4" w:space="0" w:color="auto"/>
-              <w:left w:val="single" w:sz="4" w:space="0" w:color="auto"/>
-              <w:bottom w:val="single" w:sz="4" w:space="0" w:color="auto"/>
-              <w:right w:val="single" w:sz="4" w:space="0" w:color="auto"/>
-            </w:tcBorders>
-          </w:tcPr>
-          <w:p>
-            <w:pPr>
-              <w:jc w:val="center"/>
-              <w:rPr>
-                <w:b/>
-              </w:rPr>
-            </w:pPr>
-          </w:p>
-        </w:tc>
-        <w:tc>
-          <w:tcPr>
-            <w:tcW w:w="2268" w:type="dxa"/>
-            <w:tcBorders>
-              <w:top w:val="single" w:sz="4" w:space="0" w:color="auto"/>
-              <w:left w:val="single" w:sz="4" w:space="0" w:color="auto"/>
-              <w:bottom w:val="single" w:sz="4" w:space="0" w:color="auto"/>
-              <w:right w:val="single" w:sz="4" w:space="0" w:color="auto"/>
-            </w:tcBorders>
-          </w:tcPr>
-          <w:p>
-            <w:pPr>
-              <w:jc w:val="center"/>
-              <w:rPr>
-                <w:b/>
-              </w:rPr>
-            </w:pPr>
-          </w:p>
-        </w:tc>
-      </w:tr>
-      <w:tr>
-        <w:tc>
-          <w:tcPr>
-            <w:tcW w:w="568" w:type="dxa"/>
-            <w:tcBorders>
-              <w:top w:val="single" w:sz="4" w:space="0" w:color="auto"/>
-              <w:left w:val="single" w:sz="4" w:space="0" w:color="auto"/>
-              <w:bottom w:val="single" w:sz="4" w:space="0" w:color="auto"/>
-              <w:right w:val="single" w:sz="4" w:space="0" w:color="auto"/>
-            </w:tcBorders>
-          </w:tcPr>
-          <w:p>
-            <w:pPr>
-              <w:jc w:val="center"/>
-              <w:rPr>
-                <w:b/>
-                <w:sz w:val="24"/>
-                <w:szCs w:val="24"/>
-              </w:rPr>
-            </w:pPr>
-          </w:p>
-        </w:tc>
-        <w:tc>
-          <w:tcPr>
-            <w:tcW w:w="2835" w:type="dxa"/>
-            <w:tcBorders>
-              <w:top w:val="single" w:sz="4" w:space="0" w:color="auto"/>
-              <w:left w:val="single" w:sz="4" w:space="0" w:color="auto"/>
-              <w:bottom w:val="single" w:sz="4" w:space="0" w:color="auto"/>
-              <w:right w:val="single" w:sz="4" w:space="0" w:color="auto"/>
-            </w:tcBorders>
-          </w:tcPr>
-          <w:p>
-            <w:pPr>
-              <w:jc w:val="center"/>
-              <w:rPr>
-                <w:b/>
-              </w:rPr>
-            </w:pPr>
-          </w:p>
-        </w:tc>
-        <w:tc>
-          <w:tcPr>
-            <w:tcW w:w="2268" w:type="dxa"/>
-            <w:tcBorders>
-              <w:top w:val="single" w:sz="4" w:space="0" w:color="auto"/>
-              <w:left w:val="single" w:sz="4" w:space="0" w:color="auto"/>
-              <w:bottom w:val="single" w:sz="4" w:space="0" w:color="auto"/>
-              <w:right w:val="single" w:sz="4" w:space="0" w:color="auto"/>
-            </w:tcBorders>
-          </w:tcPr>
-          <w:p>
-            <w:pPr>
-              <w:jc w:val="center"/>
-              <w:rPr>
-                <w:b/>
-              </w:rPr>
-            </w:pPr>
-          </w:p>
-        </w:tc>
-        <w:tc>
-          <w:tcPr>
-            <w:tcW w:w="2126" w:type="dxa"/>
-            <w:tcBorders>
-              <w:top w:val="single" w:sz="4" w:space="0" w:color="auto"/>
-              <w:left w:val="single" w:sz="4" w:space="0" w:color="auto"/>
-              <w:bottom w:val="single" w:sz="4" w:space="0" w:color="auto"/>
-              <w:right w:val="single" w:sz="4" w:space="0" w:color="auto"/>
-            </w:tcBorders>
-          </w:tcPr>
-          <w:p>
-            <w:pPr>
-              <w:jc w:val="center"/>
-              <w:rPr>
-                <w:b/>
-              </w:rPr>
-            </w:pPr>
-          </w:p>
-        </w:tc>
-        <w:tc>
-          <w:tcPr>
-            <w:tcW w:w="2268" w:type="dxa"/>
-            <w:tcBorders>
-              <w:top w:val="single" w:sz="4" w:space="0" w:color="auto"/>
-              <w:left w:val="single" w:sz="4" w:space="0" w:color="auto"/>
-              <w:bottom w:val="single" w:sz="4" w:space="0" w:color="auto"/>
-              <w:right w:val="single" w:sz="4" w:space="0" w:color="auto"/>
-            </w:tcBorders>
-          </w:tcPr>
-          <w:p>
-            <w:pPr>
-              <w:jc w:val="center"/>
-              <w:rPr>
-                <w:b/>
-              </w:rPr>
-            </w:pPr>
-          </w:p>
-        </w:tc>
-      </w:tr>
-      <w:tr>
-        <w:tc>
-          <w:tcPr>
-            <w:tcW w:w="568" w:type="dxa"/>
-            <w:tcBorders>
-              <w:top w:val="single" w:sz="4" w:space="0" w:color="auto"/>
-              <w:left w:val="single" w:sz="4" w:space="0" w:color="auto"/>
-              <w:bottom w:val="single" w:sz="4" w:space="0" w:color="auto"/>
-              <w:right w:val="single" w:sz="4" w:space="0" w:color="auto"/>
-            </w:tcBorders>
-          </w:tcPr>
-          <w:p>
-            <w:pPr>
-              <w:jc w:val="center"/>
-              <w:rPr>
-                <w:b/>
-                <w:sz w:val="24"/>
-                <w:szCs w:val="24"/>
-              </w:rPr>
-            </w:pPr>
-          </w:p>
-        </w:tc>
-        <w:tc>
-          <w:tcPr>
-            <w:tcW w:w="2835" w:type="dxa"/>
-            <w:tcBorders>
-              <w:top w:val="single" w:sz="4" w:space="0" w:color="auto"/>
-              <w:left w:val="single" w:sz="4" w:space="0" w:color="auto"/>
-              <w:bottom w:val="single" w:sz="4" w:space="0" w:color="auto"/>
-              <w:right w:val="single" w:sz="4" w:space="0" w:color="auto"/>
-            </w:tcBorders>
-          </w:tcPr>
-          <w:p>
-            <w:pPr>
-              <w:jc w:val="center"/>
-              <w:rPr>
-                <w:b/>
-              </w:rPr>
-            </w:pPr>
-          </w:p>
-        </w:tc>
-        <w:tc>
-          <w:tcPr>
-            <w:tcW w:w="2268" w:type="dxa"/>
-            <w:tcBorders>
-              <w:top w:val="single" w:sz="4" w:space="0" w:color="auto"/>
-              <w:left w:val="single" w:sz="4" w:space="0" w:color="auto"/>
-              <w:bottom w:val="single" w:sz="4" w:space="0" w:color="auto"/>
-              <w:right w:val="single" w:sz="4" w:space="0" w:color="auto"/>
-            </w:tcBorders>
-          </w:tcPr>
-          <w:p>
-            <w:pPr>
-              <w:jc w:val="center"/>
-              <w:rPr>
-                <w:b/>
-              </w:rPr>
-            </w:pPr>
-          </w:p>
-        </w:tc>
-        <w:tc>
-          <w:tcPr>
-            <w:tcW w:w="2126" w:type="dxa"/>
-            <w:tcBorders>
-              <w:top w:val="single" w:sz="4" w:space="0" w:color="auto"/>
-              <w:left w:val="single" w:sz="4" w:space="0" w:color="auto"/>
-              <w:bottom w:val="single" w:sz="4" w:space="0" w:color="auto"/>
-              <w:right w:val="single" w:sz="4" w:space="0" w:color="auto"/>
-            </w:tcBorders>
-          </w:tcPr>
-          <w:p>
-            <w:pPr>
-              <w:jc w:val="center"/>
-              <w:rPr>
-                <w:b/>
-              </w:rPr>
-            </w:pPr>
-          </w:p>
-        </w:tc>
-        <w:tc>
-          <w:tcPr>
-            <w:tcW w:w="2268" w:type="dxa"/>
-            <w:tcBorders>
-              <w:top w:val="single" w:sz="4" w:space="0" w:color="auto"/>
-              <w:left w:val="single" w:sz="4" w:space="0" w:color="auto"/>
-              <w:bottom w:val="single" w:sz="4" w:space="0" w:color="auto"/>
-              <w:right w:val="single" w:sz="4" w:space="0" w:color="auto"/>
-            </w:tcBorders>
-          </w:tcPr>
-          <w:p>
-            <w:pPr>
-              <w:jc w:val="center"/>
-              <w:rPr>
-                <w:b/>
-              </w:rPr>
-            </w:pPr>
-          </w:p>
-        </w:tc>
-      </w:tr>
-      <w:tr>
-        <w:tc>
-          <w:tcPr>
-            <w:tcW w:w="568" w:type="dxa"/>
-            <w:tcBorders>
-              <w:top w:val="single" w:sz="4" w:space="0" w:color="auto"/>
-              <w:left w:val="single" w:sz="4" w:space="0" w:color="auto"/>
-              <w:bottom w:val="single" w:sz="4" w:space="0" w:color="auto"/>
-              <w:right w:val="single" w:sz="4" w:space="0" w:color="auto"/>
-            </w:tcBorders>
-          </w:tcPr>
-          <w:p>
-            <w:pPr>
-              <w:jc w:val="center"/>
-              <w:rPr>
-                <w:b/>
-                <w:sz w:val="24"/>
-                <w:szCs w:val="24"/>
-              </w:rPr>
-            </w:pPr>
-          </w:p>
-        </w:tc>
-        <w:tc>
-          <w:tcPr>
-            <w:tcW w:w="2835" w:type="dxa"/>
-            <w:tcBorders>
-              <w:top w:val="single" w:sz="4" w:space="0" w:color="auto"/>
-              <w:left w:val="single" w:sz="4" w:space="0" w:color="auto"/>
-              <w:bottom w:val="single" w:sz="4" w:space="0" w:color="auto"/>
-              <w:right w:val="single" w:sz="4" w:space="0" w:color="auto"/>
-            </w:tcBorders>
-          </w:tcPr>
-          <w:p>
-            <w:pPr>
-              <w:jc w:val="center"/>
-              <w:rPr>
-                <w:b/>
-              </w:rPr>
-            </w:pPr>
-          </w:p>
-        </w:tc>
-        <w:tc>
-          <w:tcPr>
-            <w:tcW w:w="2268" w:type="dxa"/>
-            <w:tcBorders>
-              <w:top w:val="single" w:sz="4" w:space="0" w:color="auto"/>
-              <w:left w:val="single" w:sz="4" w:space="0" w:color="auto"/>
-              <w:bottom w:val="single" w:sz="4" w:space="0" w:color="auto"/>
-              <w:right w:val="single" w:sz="4" w:space="0" w:color="auto"/>
-            </w:tcBorders>
-          </w:tcPr>
-          <w:p>
-            <w:pPr>
-              <w:jc w:val="center"/>
-              <w:rPr>
-                <w:b/>
-              </w:rPr>
-            </w:pPr>
-          </w:p>
-        </w:tc>
-        <w:tc>
-          <w:tcPr>
-            <w:tcW w:w="2126" w:type="dxa"/>
-            <w:tcBorders>
-              <w:top w:val="single" w:sz="4" w:space="0" w:color="auto"/>
-              <w:left w:val="single" w:sz="4" w:space="0" w:color="auto"/>
-              <w:bottom w:val="single" w:sz="4" w:space="0" w:color="auto"/>
-              <w:right w:val="single" w:sz="4" w:space="0" w:color="auto"/>
-            </w:tcBorders>
-          </w:tcPr>
-          <w:p>
-            <w:pPr>
-              <w:jc w:val="center"/>
-              <w:rPr>
-                <w:b/>
-              </w:rPr>
-            </w:pPr>
-          </w:p>
-        </w:tc>
-        <w:tc>
-          <w:tcPr>
-            <w:tcW w:w="2268" w:type="dxa"/>
-            <w:tcBorders>
-              <w:top w:val="single" w:sz="4" w:space="0" w:color="auto"/>
-              <w:left w:val="single" w:sz="4" w:space="0" w:color="auto"/>
-              <w:bottom w:val="single" w:sz="4" w:space="0" w:color="auto"/>
-              <w:right w:val="single" w:sz="4" w:space="0" w:color="auto"/>
-            </w:tcBorders>
-          </w:tcPr>
-          <w:p>
-            <w:pPr>
-              <w:jc w:val="center"/>
-              <w:rPr>
-                <w:b/>
-              </w:rPr>
-            </w:pPr>
-          </w:p>
-        </w:tc>
-      </w:tr>
-      <w:tr>
-        <w:tc>
-          <w:tcPr>
-            <w:tcW w:w="568" w:type="dxa"/>
-            <w:tcBorders>
-              <w:top w:val="single" w:sz="4" w:space="0" w:color="auto"/>
-              <w:left w:val="single" w:sz="4" w:space="0" w:color="auto"/>
-              <w:bottom w:val="single" w:sz="4" w:space="0" w:color="auto"/>
-              <w:right w:val="single" w:sz="4" w:space="0" w:color="auto"/>
-            </w:tcBorders>
-          </w:tcPr>
-          <w:p>
-            <w:pPr>
-              <w:jc w:val="center"/>
-              <w:rPr>
-                <w:b/>
-                <w:sz w:val="24"/>
-                <w:szCs w:val="24"/>
-              </w:rPr>
-            </w:pPr>
-          </w:p>
-        </w:tc>
-        <w:tc>
-          <w:tcPr>
-            <w:tcW w:w="2835" w:type="dxa"/>
-            <w:tcBorders>
-              <w:top w:val="single" w:sz="4" w:space="0" w:color="auto"/>
-              <w:left w:val="single" w:sz="4" w:space="0" w:color="auto"/>
-              <w:bottom w:val="single" w:sz="4" w:space="0" w:color="auto"/>
-              <w:right w:val="single" w:sz="4" w:space="0" w:color="auto"/>
-            </w:tcBorders>
-          </w:tcPr>
-          <w:p>
-            <w:pPr>
-              <w:jc w:val="center"/>
-              <w:rPr>
-                <w:b/>
-              </w:rPr>
-            </w:pPr>
-          </w:p>
-        </w:tc>
-        <w:tc>
-          <w:tcPr>
-            <w:tcW w:w="2268" w:type="dxa"/>
-            <w:tcBorders>
-              <w:top w:val="single" w:sz="4" w:space="0" w:color="auto"/>
-              <w:left w:val="single" w:sz="4" w:space="0" w:color="auto"/>
-              <w:bottom w:val="single" w:sz="4" w:space="0" w:color="auto"/>
-              <w:right w:val="single" w:sz="4" w:space="0" w:color="auto"/>
-            </w:tcBorders>
-          </w:tcPr>
-          <w:p>
-            <w:pPr>
-              <w:jc w:val="center"/>
-              <w:rPr>
-                <w:b/>
-              </w:rPr>
-            </w:pPr>
-          </w:p>
-        </w:tc>
-        <w:tc>
-          <w:tcPr>
-            <w:tcW w:w="2126" w:type="dxa"/>
-            <w:tcBorders>
-              <w:top w:val="single" w:sz="4" w:space="0" w:color="auto"/>
-              <w:left w:val="single" w:sz="4" w:space="0" w:color="auto"/>
-              <w:bottom w:val="single" w:sz="4" w:space="0" w:color="auto"/>
-              <w:right w:val="single" w:sz="4" w:space="0" w:color="auto"/>
-            </w:tcBorders>
-          </w:tcPr>
-          <w:p>
-            <w:pPr>
-              <w:jc w:val="center"/>
-              <w:rPr>
-                <w:b/>
-              </w:rPr>
-            </w:pPr>
-          </w:p>
-        </w:tc>
-        <w:tc>
-          <w:tcPr>
-            <w:tcW w:w="2268" w:type="dxa"/>
-            <w:tcBorders>
-              <w:top w:val="single" w:sz="4" w:space="0" w:color="auto"/>
-              <w:left w:val="single" w:sz="4" w:space="0" w:color="auto"/>
-              <w:bottom w:val="single" w:sz="4" w:space="0" w:color="auto"/>
-              <w:right w:val="single" w:sz="4" w:space="0" w:color="auto"/>
-            </w:tcBorders>
-          </w:tcPr>
-          <w:p>
-            <w:pPr>
-              <w:jc w:val="center"/>
-              <w:rPr>
-                <w:b/>
-              </w:rPr>
-            </w:pPr>
-          </w:p>
-        </w:tc>
-      </w:tr>
-      <w:tr>
-        <w:tc>
-          <w:tcPr>
-            <w:tcW w:w="568" w:type="dxa"/>
-            <w:tcBorders>
-              <w:top w:val="single" w:sz="4" w:space="0" w:color="auto"/>
-              <w:left w:val="single" w:sz="4" w:space="0" w:color="auto"/>
-              <w:bottom w:val="single" w:sz="4" w:space="0" w:color="auto"/>
-              <w:right w:val="single" w:sz="4" w:space="0" w:color="auto"/>
-            </w:tcBorders>
-          </w:tcPr>
-          <w:p>
-            <w:pPr>
-              <w:jc w:val="center"/>
-              <w:rPr>
-                <w:b/>
-                <w:sz w:val="24"/>
-                <w:szCs w:val="24"/>
-              </w:rPr>
-            </w:pPr>
-          </w:p>
-        </w:tc>
-        <w:tc>
-          <w:tcPr>
-            <w:tcW w:w="2835" w:type="dxa"/>
-            <w:tcBorders>
-              <w:top w:val="single" w:sz="4" w:space="0" w:color="auto"/>
-              <w:left w:val="single" w:sz="4" w:space="0" w:color="auto"/>
-              <w:bottom w:val="single" w:sz="4" w:space="0" w:color="auto"/>
-              <w:right w:val="single" w:sz="4" w:space="0" w:color="auto"/>
-            </w:tcBorders>
-          </w:tcPr>
-          <w:p>
-            <w:pPr>
-              <w:jc w:val="center"/>
-              <w:rPr>
-                <w:b/>
-              </w:rPr>
-            </w:pPr>
-          </w:p>
-        </w:tc>
-        <w:tc>
-          <w:tcPr>
-            <w:tcW w:w="2268" w:type="dxa"/>
-            <w:tcBorders>
-              <w:top w:val="single" w:sz="4" w:space="0" w:color="auto"/>
-              <w:left w:val="single" w:sz="4" w:space="0" w:color="auto"/>
-              <w:bottom w:val="single" w:sz="4" w:space="0" w:color="auto"/>
-              <w:right w:val="single" w:sz="4" w:space="0" w:color="auto"/>
-            </w:tcBorders>
-          </w:tcPr>
-          <w:p>
-            <w:pPr>
-              <w:jc w:val="center"/>
-              <w:rPr>
-                <w:b/>
-              </w:rPr>
-            </w:pPr>
-          </w:p>
-        </w:tc>
-        <w:tc>
-          <w:tcPr>
-            <w:tcW w:w="2126" w:type="dxa"/>
-            <w:tcBorders>
-              <w:top w:val="single" w:sz="4" w:space="0" w:color="auto"/>
-              <w:left w:val="single" w:sz="4" w:space="0" w:color="auto"/>
-              <w:bottom w:val="single" w:sz="4" w:space="0" w:color="auto"/>
-              <w:right w:val="single" w:sz="4" w:space="0" w:color="auto"/>
-            </w:tcBorders>
-          </w:tcPr>
-          <w:p>
-            <w:pPr>
-              <w:jc w:val="center"/>
-              <w:rPr>
-                <w:b/>
-              </w:rPr>
-            </w:pPr>
-          </w:p>
-        </w:tc>
-        <w:tc>
-          <w:tcPr>
-            <w:tcW w:w="2268" w:type="dxa"/>
-            <w:tcBorders>
-              <w:top w:val="single" w:sz="4" w:space="0" w:color="auto"/>
-              <w:left w:val="single" w:sz="4" w:space="0" w:color="auto"/>
-              <w:bottom w:val="single" w:sz="4" w:space="0" w:color="auto"/>
-              <w:right w:val="single" w:sz="4" w:space="0" w:color="auto"/>
-            </w:tcBorders>
-          </w:tcPr>
-          <w:p>
-            <w:pPr>
-              <w:jc w:val="center"/>
-              <w:rPr>
-                <w:b/>
-              </w:rPr>
-            </w:pPr>
-          </w:p>
-        </w:tc>
-      </w:tr>
-      <w:tr>
-        <w:tc>
-          <w:tcPr>
-            <w:tcW w:w="568" w:type="dxa"/>
-            <w:tcBorders>
-              <w:top w:val="single" w:sz="4" w:space="0" w:color="auto"/>
-              <w:left w:val="single" w:sz="4" w:space="0" w:color="auto"/>
-              <w:bottom w:val="single" w:sz="4" w:space="0" w:color="auto"/>
-              <w:right w:val="single" w:sz="4" w:space="0" w:color="auto"/>
-            </w:tcBorders>
-          </w:tcPr>
-          <w:p>
-            <w:pPr>
-              <w:jc w:val="center"/>
-              <w:rPr>
-                <w:b/>
-                <w:sz w:val="24"/>
-                <w:szCs w:val="24"/>
-              </w:rPr>
-            </w:pPr>
-          </w:p>
-        </w:tc>
-        <w:tc>
-          <w:tcPr>
-            <w:tcW w:w="2835" w:type="dxa"/>
-            <w:tcBorders>
-              <w:top w:val="single" w:sz="4" w:space="0" w:color="auto"/>
-              <w:left w:val="single" w:sz="4" w:space="0" w:color="auto"/>
-              <w:bottom w:val="single" w:sz="4" w:space="0" w:color="auto"/>
-              <w:right w:val="single" w:sz="4" w:space="0" w:color="auto"/>
-            </w:tcBorders>
-          </w:tcPr>
-          <w:p>
-            <w:pPr>
-              <w:jc w:val="center"/>
-              <w:rPr>
-                <w:b/>
-              </w:rPr>
-            </w:pPr>
-          </w:p>
-        </w:tc>
-        <w:tc>
-          <w:tcPr>
-            <w:tcW w:w="2268" w:type="dxa"/>
-            <w:tcBorders>
-              <w:top w:val="single" w:sz="4" w:space="0" w:color="auto"/>
-              <w:left w:val="single" w:sz="4" w:space="0" w:color="auto"/>
-              <w:bottom w:val="single" w:sz="4" w:space="0" w:color="auto"/>
-              <w:right w:val="single" w:sz="4" w:space="0" w:color="auto"/>
-            </w:tcBorders>
-          </w:tcPr>
-          <w:p>
-            <w:pPr>
-              <w:jc w:val="center"/>
-              <w:rPr>
-                <w:b/>
-              </w:rPr>
-            </w:pPr>
-          </w:p>
-        </w:tc>
-        <w:tc>
-          <w:tcPr>
-            <w:tcW w:w="2126" w:type="dxa"/>
-            <w:tcBorders>
-              <w:top w:val="single" w:sz="4" w:space="0" w:color="auto"/>
-              <w:left w:val="single" w:sz="4" w:space="0" w:color="auto"/>
-              <w:bottom w:val="single" w:sz="4" w:space="0" w:color="auto"/>
-              <w:right w:val="single" w:sz="4" w:space="0" w:color="auto"/>
-            </w:tcBorders>
-          </w:tcPr>
-          <w:p>
-            <w:pPr>
-              <w:jc w:val="center"/>
-              <w:rPr>
-                <w:b/>
-              </w:rPr>
-            </w:pPr>
-          </w:p>
-        </w:tc>
-        <w:tc>
-          <w:tcPr>
-            <w:tcW w:w="2268" w:type="dxa"/>
-            <w:tcBorders>
-              <w:top w:val="single" w:sz="4" w:space="0" w:color="auto"/>
-              <w:left w:val="single" w:sz="4" w:space="0" w:color="auto"/>
-              <w:bottom w:val="single" w:sz="4" w:space="0" w:color="auto"/>
-              <w:right w:val="single" w:sz="4" w:space="0" w:color="auto"/>
-            </w:tcBorders>
-          </w:tcPr>
-          <w:p>
-            <w:pPr>
-              <w:jc w:val="center"/>
-              <w:rPr>
-                <w:b/>
-              </w:rPr>
-            </w:pPr>
-          </w:p>
-        </w:tc>
-      </w:tr>
-      <w:tr>
-        <w:tc>
-          <w:tcPr>
-            <w:tcW w:w="568" w:type="dxa"/>
-            <w:tcBorders>
-              <w:top w:val="single" w:sz="4" w:space="0" w:color="auto"/>
-              <w:left w:val="single" w:sz="4" w:space="0" w:color="auto"/>
-              <w:bottom w:val="single" w:sz="4" w:space="0" w:color="auto"/>
-              <w:right w:val="single" w:sz="4" w:space="0" w:color="auto"/>
-            </w:tcBorders>
-          </w:tcPr>
-          <w:p>
-            <w:pPr>
-              <w:jc w:val="center"/>
-              <w:rPr>
-                <w:b/>
-                <w:sz w:val="24"/>
-                <w:szCs w:val="24"/>
-              </w:rPr>
-            </w:pPr>
-          </w:p>
-        </w:tc>
-        <w:tc>
-          <w:tcPr>
-            <w:tcW w:w="2835" w:type="dxa"/>
-            <w:tcBorders>
-              <w:top w:val="single" w:sz="4" w:space="0" w:color="auto"/>
-              <w:left w:val="single" w:sz="4" w:space="0" w:color="auto"/>
-              <w:bottom w:val="single" w:sz="4" w:space="0" w:color="auto"/>
-              <w:right w:val="single" w:sz="4" w:space="0" w:color="auto"/>
-            </w:tcBorders>
-          </w:tcPr>
-          <w:p>
-            <w:pPr>
-              <w:jc w:val="center"/>
-              <w:rPr>
-                <w:b/>
-              </w:rPr>
-            </w:pPr>
-          </w:p>
-        </w:tc>
-        <w:tc>
-          <w:tcPr>
-            <w:tcW w:w="2268" w:type="dxa"/>
-            <w:tcBorders>
-              <w:top w:val="single" w:sz="4" w:space="0" w:color="auto"/>
-              <w:left w:val="single" w:sz="4" w:space="0" w:color="auto"/>
-              <w:bottom w:val="single" w:sz="4" w:space="0" w:color="auto"/>
-              <w:right w:val="single" w:sz="4" w:space="0" w:color="auto"/>
-            </w:tcBorders>
-          </w:tcPr>
-          <w:p>
-            <w:pPr>
-              <w:jc w:val="center"/>
-              <w:rPr>
-                <w:b/>
-              </w:rPr>
-            </w:pPr>
-          </w:p>
-        </w:tc>
-        <w:tc>
-          <w:tcPr>
-            <w:tcW w:w="2126" w:type="dxa"/>
-            <w:tcBorders>
-              <w:top w:val="single" w:sz="4" w:space="0" w:color="auto"/>
-              <w:left w:val="single" w:sz="4" w:space="0" w:color="auto"/>
-              <w:bottom w:val="single" w:sz="4" w:space="0" w:color="auto"/>
-              <w:right w:val="single" w:sz="4" w:space="0" w:color="auto"/>
-            </w:tcBorders>
-          </w:tcPr>
-          <w:p>
-            <w:pPr>
-              <w:jc w:val="center"/>
-              <w:rPr>
-                <w:b/>
-              </w:rPr>
-            </w:pPr>
-          </w:p>
-        </w:tc>
-        <w:tc>
-          <w:tcPr>
-            <w:tcW w:w="2268" w:type="dxa"/>
-            <w:tcBorders>
-              <w:top w:val="single" w:sz="4" w:space="0" w:color="auto"/>
-              <w:left w:val="single" w:sz="4" w:space="0" w:color="auto"/>
-              <w:bottom w:val="single" w:sz="4" w:space="0" w:color="auto"/>
-              <w:right w:val="single" w:sz="4" w:space="0" w:color="auto"/>
-            </w:tcBorders>
-          </w:tcPr>
-          <w:p>
-            <w:pPr>
-              <w:jc w:val="center"/>
-              <w:rPr>
-                <w:b/>
-              </w:rPr>
-            </w:pPr>
-          </w:p>
-        </w:tc>
-      </w:tr>
-      <w:tr>
-        <w:tc>
-          <w:tcPr>
-            <w:tcW w:w="568" w:type="dxa"/>
-            <w:tcBorders>
-              <w:top w:val="single" w:sz="4" w:space="0" w:color="auto"/>
-              <w:left w:val="single" w:sz="4" w:space="0" w:color="auto"/>
-              <w:bottom w:val="single" w:sz="4" w:space="0" w:color="auto"/>
-              <w:right w:val="single" w:sz="4" w:space="0" w:color="auto"/>
-            </w:tcBorders>
-          </w:tcPr>
-          <w:p>
-            <w:pPr>
-              <w:jc w:val="center"/>
-              <w:rPr>
-                <w:b/>
-                <w:sz w:val="24"/>
-                <w:szCs w:val="24"/>
-              </w:rPr>
-            </w:pPr>
-          </w:p>
-        </w:tc>
-        <w:tc>
-          <w:tcPr>
-            <w:tcW w:w="2835" w:type="dxa"/>
-            <w:tcBorders>
-              <w:top w:val="single" w:sz="4" w:space="0" w:color="auto"/>
-              <w:left w:val="single" w:sz="4" w:space="0" w:color="auto"/>
-              <w:bottom w:val="single" w:sz="4" w:space="0" w:color="auto"/>
-              <w:right w:val="single" w:sz="4" w:space="0" w:color="auto"/>
-            </w:tcBorders>
-          </w:tcPr>
-          <w:p>
-            <w:pPr>
-              <w:jc w:val="center"/>
-              <w:rPr>
-                <w:b/>
-              </w:rPr>
-            </w:pPr>
-          </w:p>
-        </w:tc>
-        <w:tc>
-          <w:tcPr>
-            <w:tcW w:w="2268" w:type="dxa"/>
-            <w:tcBorders>
-              <w:top w:val="single" w:sz="4" w:space="0" w:color="auto"/>
-              <w:left w:val="single" w:sz="4" w:space="0" w:color="auto"/>
-              <w:bottom w:val="single" w:sz="4" w:space="0" w:color="auto"/>
-              <w:right w:val="single" w:sz="4" w:space="0" w:color="auto"/>
-            </w:tcBorders>
-          </w:tcPr>
-          <w:p>
-            <w:pPr>
-              <w:jc w:val="center"/>
-              <w:rPr>
-                <w:b/>
-              </w:rPr>
-            </w:pPr>
-          </w:p>
-        </w:tc>
-        <w:tc>
-          <w:tcPr>
-            <w:tcW w:w="2126" w:type="dxa"/>
-            <w:tcBorders>
-              <w:top w:val="single" w:sz="4" w:space="0" w:color="auto"/>
-              <w:left w:val="single" w:sz="4" w:space="0" w:color="auto"/>
-              <w:bottom w:val="single" w:sz="4" w:space="0" w:color="auto"/>
-              <w:right w:val="single" w:sz="4" w:space="0" w:color="auto"/>
-            </w:tcBorders>
-          </w:tcPr>
-          <w:p>
-            <w:pPr>
-              <w:jc w:val="center"/>
-              <w:rPr>
-                <w:b/>
-              </w:rPr>
-            </w:pPr>
-          </w:p>
-        </w:tc>
-        <w:tc>
-          <w:tcPr>
-            <w:tcW w:w="2268" w:type="dxa"/>
-            <w:tcBorders>
-              <w:top w:val="single" w:sz="4" w:space="0" w:color="auto"/>
-              <w:left w:val="single" w:sz="4" w:space="0" w:color="auto"/>
-              <w:bottom w:val="single" w:sz="4" w:space="0" w:color="auto"/>
-              <w:right w:val="single" w:sz="4" w:space="0" w:color="auto"/>
-            </w:tcBorders>
-          </w:tcPr>
-          <w:p>
-            <w:pPr>
-              <w:jc w:val="center"/>
-              <w:rPr>
-                <w:b/>
-              </w:rPr>
-            </w:pPr>
-          </w:p>
-        </w:tc>
-      </w:tr>
-      <w:tr>
-        <w:tc>
-          <w:tcPr>
-            <w:tcW w:w="568" w:type="dxa"/>
-            <w:tcBorders>
-              <w:top w:val="single" w:sz="4" w:space="0" w:color="auto"/>
-              <w:left w:val="single" w:sz="4" w:space="0" w:color="auto"/>
-              <w:bottom w:val="single" w:sz="4" w:space="0" w:color="auto"/>
-              <w:right w:val="single" w:sz="4" w:space="0" w:color="auto"/>
-            </w:tcBorders>
-          </w:tcPr>
-          <w:p>
-            <w:pPr>
-              <w:jc w:val="center"/>
-              <w:rPr>
-                <w:b/>
-                <w:sz w:val="24"/>
-                <w:szCs w:val="24"/>
-              </w:rPr>
-            </w:pPr>
-          </w:p>
-        </w:tc>
-        <w:tc>
-          <w:tcPr>
-            <w:tcW w:w="2835" w:type="dxa"/>
-            <w:tcBorders>
-              <w:top w:val="single" w:sz="4" w:space="0" w:color="auto"/>
-              <w:left w:val="single" w:sz="4" w:space="0" w:color="auto"/>
-              <w:bottom w:val="single" w:sz="4" w:space="0" w:color="auto"/>
-              <w:right w:val="single" w:sz="4" w:space="0" w:color="auto"/>
-            </w:tcBorders>
-          </w:tcPr>
-          <w:p>
-            <w:pPr>
-              <w:jc w:val="center"/>
-              <w:rPr>
-                <w:b/>
-              </w:rPr>
-            </w:pPr>
-          </w:p>
-        </w:tc>
-        <w:tc>
-          <w:tcPr>
-            <w:tcW w:w="2268" w:type="dxa"/>
-            <w:tcBorders>
-              <w:top w:val="single" w:sz="4" w:space="0" w:color="auto"/>
-              <w:left w:val="single" w:sz="4" w:space="0" w:color="auto"/>
-              <w:bottom w:val="single" w:sz="4" w:space="0" w:color="auto"/>
-              <w:right w:val="single" w:sz="4" w:space="0" w:color="auto"/>
-            </w:tcBorders>
-          </w:tcPr>
-          <w:p>
-            <w:pPr>
-              <w:jc w:val="center"/>
-              <w:rPr>
-                <w:b/>
-              </w:rPr>
-            </w:pPr>
-          </w:p>
-        </w:tc>
-        <w:tc>
-          <w:tcPr>
-            <w:tcW w:w="2126" w:type="dxa"/>
-            <w:tcBorders>
-              <w:top w:val="single" w:sz="4" w:space="0" w:color="auto"/>
-              <w:left w:val="single" w:sz="4" w:space="0" w:color="auto"/>
-              <w:bottom w:val="single" w:sz="4" w:space="0" w:color="auto"/>
-              <w:right w:val="single" w:sz="4" w:space="0" w:color="auto"/>
-            </w:tcBorders>
-          </w:tcPr>
-          <w:p>
-            <w:pPr>
-              <w:jc w:val="center"/>
-              <w:rPr>
-                <w:b/>
-              </w:rPr>
-            </w:pPr>
-          </w:p>
-        </w:tc>
-        <w:tc>
-          <w:tcPr>
-            <w:tcW w:w="2268" w:type="dxa"/>
-            <w:tcBorders>
-              <w:top w:val="single" w:sz="4" w:space="0" w:color="auto"/>
-              <w:left w:val="single" w:sz="4" w:space="0" w:color="auto"/>
-              <w:bottom w:val="single" w:sz="4" w:space="0" w:color="auto"/>
-              <w:right w:val="single" w:sz="4" w:space="0" w:color="auto"/>
-            </w:tcBorders>
-          </w:tcPr>
-          <w:p>
-            <w:pPr>
-              <w:jc w:val="center"/>
-              <w:rPr>
-                <w:b/>
-              </w:rPr>
-            </w:pPr>
-          </w:p>
-        </w:tc>
-      </w:tr>
-    </w:tbl>
-    <w:p/>
-    <w:p>
-      <w:pPr>
-        <w:spacing w:after="0" w:line="240" w:lineRule="auto"/>
-      </w:pPr>
-      <w:r>
-        <w:t>______________________</w:t>
-      </w:r>
-      <w:r>
-        <w:tab/>
-      </w:r>
-      <w:r>
-        <w:tab/>
-      </w:r>
-      <w:r>
-        <w:tab/>
-      </w:r>
-      <w:r>
-        <w:tab/>
-        <w:t xml:space="preserve">             ______________________________</w:t>
-      </w:r>
-    </w:p>
-    <w:p>
-      <w:pPr>
-        <w:spacing w:after="0" w:line="240" w:lineRule="auto"/>
-        <w:rPr>
-          <w:b/>
-        </w:rPr>
-      </w:pPr>
-      <w:r>
-        <w:rPr>
-          <w:b/>
-        </w:rPr>
-        <w:t xml:space="preserve">COORDINADOR DE PPP  </w:t>
-      </w:r>
-      <w:r>
-        <w:rPr>
-          <w:b/>
-        </w:rPr>
-        <w:tab/>
-      </w:r>
-      <w:r>
-        <w:rPr>
-          <w:b/>
-        </w:rPr>
-        <w:tab/>
-      </w:r>
-      <w:r>
-        <w:rPr>
-          <w:b/>
-        </w:rPr>
-        <w:tab/>
-      </w:r>
-      <w:r>
-        <w:rPr>
-          <w:b/>
-        </w:rPr>
-        <w:tab/>
-      </w:r>
-      <w:r>
-        <w:rPr>
-          <w:b/>
-        </w:rPr>
-        <w:tab/>
-      </w:r>
-      <w:r>
-        <w:rPr>
-          <w:b/>
-        </w:rPr>
-        <w:tab/>
-        <w:t>DIRECTOR DE CARRERA</w:t>
-      </w:r>
-      <w:r>
-        <w:rPr>
-          <w:b/>
-        </w:rPr>
-        <w:tab/>
-      </w:r>
-      <w:r>
-        <w:rPr>
-          <w:b/>
-        </w:rPr>
-        <w:tab/>
-      </w:r>
-      <w:r>
-        <w:rPr>
-          <w:b/>
-        </w:rPr>
-        <w:tab/>
-      </w:r>
-      <w:r>
-        <w:rPr>
-          <w:b/>
-        </w:rPr>
-        <w:tab/>
-      </w:r>
-      <w:r>
-        <w:rPr>
-          <w:b/>
-        </w:rPr>
-        <w:tab/>
-      </w:r>
-      <w:r>
-        <w:rPr>
-          <w:b/>
-        </w:rPr>
-        <w:tab/>
-      </w:r>
-      <w:r>
-        <w:rPr>
-          <w:b/>
-        </w:rPr>
-        <w:tab/>
-      </w:r>
-      <w:r>
-        <w:rPr>
-          <w:b/>
-        </w:rPr>
-        <w:tab/>
-      </w:r>
-      <w:r>
-        <w:rPr>
-          <w:b/>
-        </w:rPr>
-        <w:tab/>
-      </w:r>
-      <w:r>
-        <w:rPr>
-          <w:b/>
         </w:rPr>
         <w:tab/>
       </w:r>
@@ -8844,8 +5958,8 @@
 </file>
 
 <file path=word/numbering.xml><?xml version="1.0" encoding="utf-8"?>
-<w:numbering xmlns:wpc="http://schemas.microsoft.com/office/word/2010/wordprocessingCanvas" xmlns:mc="http://schemas.openxmlformats.org/markup-compatibility/2006" xmlns:o="urn:schemas-microsoft-com:office:office" xmlns:r="http://schemas.openxmlformats.org/officeDocument/2006/relationships" xmlns:m="http://schemas.openxmlformats.org/officeDocument/2006/math" xmlns:v="urn:schemas-microsoft-com:vml" xmlns:wp14="http://schemas.microsoft.com/office/word/2010/wordprocessingDrawing" xmlns:wp="http://schemas.openxmlformats.org/drawingml/2006/wordprocessingDrawing" xmlns:w10="urn:schemas-microsoft-com:office:word" xmlns:w="http://schemas.openxmlformats.org/wordprocessingml/2006/main" xmlns:w14="http://schemas.microsoft.com/office/word/2010/wordml" xmlns:wpg="http://schemas.microsoft.com/office/word/2010/wordprocessingGroup" xmlns:wpi="http://schemas.microsoft.com/office/word/2010/wordprocessingInk" xmlns:wne="http://schemas.microsoft.com/office/word/2006/wordml" xmlns:wps="http://schemas.microsoft.com/office/word/2010/wordprocessingShape" mc:Ignorable="w14 wp14">
-  <w:abstractNum w:abstractNumId="0">
+<w:numbering xmlns:wpc="http://schemas.microsoft.com/office/word/2010/wordprocessingCanvas" xmlns:mc="http://schemas.openxmlformats.org/markup-compatibility/2006" xmlns:o="urn:schemas-microsoft-com:office:office" xmlns:r="http://schemas.openxmlformats.org/officeDocument/2006/relationships" xmlns:m="http://schemas.openxmlformats.org/officeDocument/2006/math" xmlns:v="urn:schemas-microsoft-com:vml" xmlns:wp14="http://schemas.microsoft.com/office/word/2010/wordprocessingDrawing" xmlns:wp="http://schemas.openxmlformats.org/drawingml/2006/wordprocessingDrawing" xmlns:w10="urn:schemas-microsoft-com:office:word" xmlns:w="http://schemas.openxmlformats.org/wordprocessingml/2006/main" xmlns:w14="http://schemas.microsoft.com/office/word/2010/wordml" xmlns:w15="http://schemas.microsoft.com/office/word/2012/wordml" xmlns:wpg="http://schemas.microsoft.com/office/word/2010/wordprocessingGroup" xmlns:wpi="http://schemas.microsoft.com/office/word/2010/wordprocessingInk" xmlns:wne="http://schemas.microsoft.com/office/word/2006/wordml" xmlns:wps="http://schemas.microsoft.com/office/word/2010/wordprocessingShape" mc:Ignorable="w14 w15 wp14">
+  <w:abstractNum w:abstractNumId="0" w15:restartNumberingAfterBreak="0">
     <w:nsid w:val="08222D65"/>
     <w:multiLevelType w:val="hybridMultilevel"/>
     <w:tmpl w:val="90408380"/>
@@ -8958,7 +6072,7 @@
       </w:rPr>
     </w:lvl>
   </w:abstractNum>
-  <w:abstractNum w:abstractNumId="1">
+  <w:abstractNum w:abstractNumId="1" w15:restartNumberingAfterBreak="0">
     <w:nsid w:val="0B480D42"/>
     <w:multiLevelType w:val="hybridMultilevel"/>
     <w:tmpl w:val="9A0C5C9C"/>
@@ -9047,7 +6161,7 @@
       </w:pPr>
     </w:lvl>
   </w:abstractNum>
-  <w:abstractNum w:abstractNumId="2">
+  <w:abstractNum w:abstractNumId="2" w15:restartNumberingAfterBreak="0">
     <w:nsid w:val="10677179"/>
     <w:multiLevelType w:val="hybridMultilevel"/>
     <w:tmpl w:val="147E88D8"/>
@@ -9160,7 +6274,7 @@
       </w:rPr>
     </w:lvl>
   </w:abstractNum>
-  <w:abstractNum w:abstractNumId="3">
+  <w:abstractNum w:abstractNumId="3" w15:restartNumberingAfterBreak="0">
     <w:nsid w:val="10FF26E6"/>
     <w:multiLevelType w:val="hybridMultilevel"/>
     <w:tmpl w:val="F5464A7A"/>
@@ -9273,7 +6387,7 @@
       </w:rPr>
     </w:lvl>
   </w:abstractNum>
-  <w:abstractNum w:abstractNumId="4">
+  <w:abstractNum w:abstractNumId="4" w15:restartNumberingAfterBreak="0">
     <w:nsid w:val="125A3735"/>
     <w:multiLevelType w:val="hybridMultilevel"/>
     <w:tmpl w:val="320A2104"/>
@@ -9393,7 +6507,7 @@
       </w:rPr>
     </w:lvl>
   </w:abstractNum>
-  <w:abstractNum w:abstractNumId="5">
+  <w:abstractNum w:abstractNumId="5" w15:restartNumberingAfterBreak="0">
     <w:nsid w:val="327A351F"/>
     <w:multiLevelType w:val="hybridMultilevel"/>
     <w:tmpl w:val="577457C6"/>
@@ -9506,7 +6620,7 @@
       </w:rPr>
     </w:lvl>
   </w:abstractNum>
-  <w:abstractNum w:abstractNumId="6">
+  <w:abstractNum w:abstractNumId="6" w15:restartNumberingAfterBreak="0">
     <w:nsid w:val="40177CC0"/>
     <w:multiLevelType w:val="hybridMultilevel"/>
     <w:tmpl w:val="3E48B8DE"/>
@@ -9619,7 +6733,7 @@
       </w:rPr>
     </w:lvl>
   </w:abstractNum>
-  <w:abstractNum w:abstractNumId="7">
+  <w:abstractNum w:abstractNumId="7" w15:restartNumberingAfterBreak="0">
     <w:nsid w:val="499344E7"/>
     <w:multiLevelType w:val="hybridMultilevel"/>
     <w:tmpl w:val="1F28C66A"/>
@@ -9732,7 +6846,7 @@
       </w:rPr>
     </w:lvl>
   </w:abstractNum>
-  <w:abstractNum w:abstractNumId="8">
+  <w:abstractNum w:abstractNumId="8" w15:restartNumberingAfterBreak="0">
     <w:nsid w:val="6E8B0804"/>
     <w:multiLevelType w:val="hybridMultilevel"/>
     <w:tmpl w:val="401A7098"/>
@@ -9845,7 +6959,7 @@
       </w:rPr>
     </w:lvl>
   </w:abstractNum>
-  <w:abstractNum w:abstractNumId="9">
+  <w:abstractNum w:abstractNumId="9" w15:restartNumberingAfterBreak="0">
     <w:nsid w:val="72E10258"/>
     <w:multiLevelType w:val="hybridMultilevel"/>
     <w:tmpl w:val="1CF0AB4E"/>
@@ -10019,7 +7133,7 @@
 </file>
 
 <file path=word/styles.xml><?xml version="1.0" encoding="utf-8"?>
-<w:styles xmlns:mc="http://schemas.openxmlformats.org/markup-compatibility/2006" xmlns:r="http://schemas.openxmlformats.org/officeDocument/2006/relationships" xmlns:w="http://schemas.openxmlformats.org/wordprocessingml/2006/main" xmlns:w14="http://schemas.microsoft.com/office/word/2010/wordml" mc:Ignorable="w14">
+<w:styles xmlns:mc="http://schemas.openxmlformats.org/markup-compatibility/2006" xmlns:r="http://schemas.openxmlformats.org/officeDocument/2006/relationships" xmlns:w="http://schemas.openxmlformats.org/wordprocessingml/2006/main" xmlns:w14="http://schemas.microsoft.com/office/word/2010/wordml" xmlns:w15="http://schemas.microsoft.com/office/word/2012/wordml" mc:Ignorable="w14 w15">
   <w:docDefaults>
     <w:rPrDefault>
       <w:rPr>
@@ -10035,541 +7149,378 @@
       </w:pPr>
     </w:pPrDefault>
   </w:docDefaults>
-  <w:latentStyles w:defLockedState="0" w:defUIPriority="99" w:defSemiHidden="1" w:defUnhideWhenUsed="1" w:defQFormat="0" w:count="267">
-    <w:lsdException w:name="Normal" w:semiHidden="0" w:uiPriority="0" w:unhideWhenUsed="0" w:qFormat="1"/>
-    <w:lsdException w:name="heading 1" w:semiHidden="0" w:uiPriority="9" w:unhideWhenUsed="0" w:qFormat="1"/>
-    <w:lsdException w:name="heading 2" w:uiPriority="9" w:qFormat="1"/>
-    <w:lsdException w:name="heading 3" w:uiPriority="9" w:qFormat="1"/>
-    <w:lsdException w:name="heading 4" w:uiPriority="9" w:qFormat="1"/>
-    <w:lsdException w:name="heading 5" w:uiPriority="9" w:qFormat="1"/>
-    <w:lsdException w:name="heading 6" w:uiPriority="9" w:qFormat="1"/>
-    <w:lsdException w:name="heading 7" w:uiPriority="9" w:qFormat="1"/>
-    <w:lsdException w:name="heading 8" w:uiPriority="9" w:qFormat="1"/>
-    <w:lsdException w:name="heading 9" w:uiPriority="9" w:qFormat="1"/>
-    <w:lsdException w:name="toc 1" w:uiPriority="39"/>
-    <w:lsdException w:name="toc 2" w:uiPriority="39"/>
-    <w:lsdException w:name="toc 3" w:uiPriority="39"/>
-    <w:lsdException w:name="toc 4" w:uiPriority="39"/>
-    <w:lsdException w:name="toc 5" w:uiPriority="39"/>
-    <w:lsdException w:name="toc 6" w:uiPriority="39"/>
-    <w:lsdException w:name="toc 7" w:uiPriority="39"/>
-    <w:lsdException w:name="toc 8" w:uiPriority="39"/>
-    <w:lsdException w:name="toc 9" w:uiPriority="39"/>
-    <w:lsdException w:name="caption" w:uiPriority="35" w:qFormat="1"/>
-    <w:lsdException w:name="Title" w:semiHidden="0" w:uiPriority="10" w:unhideWhenUsed="0" w:qFormat="1"/>
-    <w:lsdException w:name="Default Paragraph Font" w:uiPriority="1"/>
-    <w:lsdException w:name="Subtitle" w:semiHidden="0" w:uiPriority="11" w:unhideWhenUsed="0" w:qFormat="1"/>
-    <w:lsdException w:name="Strong" w:semiHidden="0" w:uiPriority="22" w:unhideWhenUsed="0" w:qFormat="1"/>
-    <w:lsdException w:name="Emphasis" w:semiHidden="0" w:uiPriority="20" w:unhideWhenUsed="0" w:qFormat="1"/>
-    <w:lsdException w:name="Table Grid" w:semiHidden="0" w:uiPriority="59" w:unhideWhenUsed="0"/>
-    <w:lsdException w:name="Placeholder Text" w:unhideWhenUsed="0"/>
-    <w:lsdException w:name="No Spacing" w:semiHidden="0" w:uiPriority="1" w:unhideWhenUsed="0" w:qFormat="1"/>
-    <w:lsdException w:name="Light Shading" w:semiHidden="0" w:uiPriority="60" w:unhideWhenUsed="0"/>
-    <w:lsdException w:name="Light List" w:semiHidden="0" w:uiPriority="61" w:unhideWhenUsed="0"/>
-    <w:lsdException w:name="Light Grid" w:semiHidden="0" w:uiPriority="62" w:unhideWhenUsed="0"/>
-    <w:lsdException w:name="Medium Shading 1" w:semiHidden="0" w:uiPriority="63" w:unhideWhenUsed="0"/>
-    <w:lsdException w:name="Medium Shading 2" w:semiHidden="0" w:uiPriority="64" w:unhideWhenUsed="0"/>
-    <w:lsdException w:name="Medium List 1" w:semiHidden="0" w:uiPriority="65" w:unhideWhenUsed="0"/>
-    <w:lsdException w:name="Medium List 2" w:semiHidden="0" w:uiPriority="66" w:unhideWhenUsed="0"/>
-    <w:lsdException w:name="Medium Grid 1" w:semiHidden="0" w:uiPriority="67" w:unhideWhenUsed="0"/>
-    <w:lsdException w:name="Medium Grid 2" w:semiHidden="0" w:uiPriority="68" w:unhideWhenUsed="0"/>
-    <w:lsdException w:name="Medium Grid 3" w:semiHidden="0" w:uiPriority="69" w:unhideWhenUsed="0"/>
-    <w:lsdException w:name="Dark List" w:semiHidden="0" w:uiPriority="70" w:unhideWhenUsed="0"/>
-    <w:lsdException w:name="Colorful Shading" w:semiHidden="0" w:uiPriority="71" w:unhideWhenUsed="0"/>
-    <w:lsdException w:name="Colorful List" w:semiHidden="0" w:uiPriority="72" w:unhideWhenUsed="0"/>
-    <w:lsdException w:name="Colorful Grid" w:semiHidden="0" w:uiPriority="73" w:unhideWhenUsed="0"/>
-    <w:lsdException w:name="Light Shading Accent 1" w:semiHidden="0" w:uiPriority="60" w:unhideWhenUsed="0"/>
-    <w:lsdException w:name="Light List Accent 1" w:semiHidden="0" w:uiPriority="61" w:unhideWhenUsed="0"/>
-    <w:lsdException w:name="Light Grid Accent 1" w:semiHidden="0" w:uiPriority="62" w:unhideWhenUsed="0"/>
-    <w:lsdException w:name="Medium Shading 1 Accent 1" w:semiHidden="0" w:uiPriority="63" w:unhideWhenUsed="0"/>
-    <w:lsdException w:name="Medium Shading 2 Accent 1" w:semiHidden="0" w:uiPriority="64" w:unhideWhenUsed="0"/>
-    <w:lsdException w:name="Medium List 1 Accent 1" w:semiHidden="0" w:uiPriority="65" w:unhideWhenUsed="0"/>
-    <w:lsdException w:name="Revision" w:unhideWhenUsed="0"/>
-    <w:lsdException w:name="List Paragraph" w:semiHidden="0" w:uiPriority="34" w:unhideWhenUsed="0" w:qFormat="1"/>
-    <w:lsdException w:name="Quote" w:semiHidden="0" w:uiPriority="29" w:unhideWhenUsed="0" w:qFormat="1"/>
-    <w:lsdException w:name="Intense Quote" w:semiHidden="0" w:uiPriority="30" w:unhideWhenUsed="0" w:qFormat="1"/>
-    <w:lsdException w:name="Medium List 2 Accent 1" w:semiHidden="0" w:uiPriority="66" w:unhideWhenUsed="0"/>
-    <w:lsdException w:name="Medium Grid 1 Accent 1" w:semiHidden="0" w:uiPriority="67" w:unhideWhenUsed="0"/>
-    <w:lsdException w:name="Medium Grid 2 Accent 1" w:semiHidden="0" w:uiPriority="68" w:unhideWhenUsed="0"/>
-    <w:lsdException w:name="Medium Grid 3 Accent 1" w:semiHidden="0" w:uiPriority="69" w:unhideWhenUsed="0"/>
-    <w:lsdException w:name="Dark List Accent 1" w:semiHidden="0" w:uiPriority="70" w:unhideWhenUsed="0"/>
-    <w:lsdException w:name="Colorful Shading Accent 1" w:semiHidden="0" w:uiPriority="71" w:unhideWhenUsed="0"/>
-    <w:lsdException w:name="Colorful List Accent 1" w:semiHidden="0" w:uiPriority="72" w:unhideWhenUsed="0"/>
-    <w:lsdException w:name="Colorful Grid Accent 1" w:semiHidden="0" w:uiPriority="73" w:unhideWhenUsed="0"/>
-    <w:lsdException w:name="Light Shading Accent 2" w:semiHidden="0" w:uiPriority="60" w:unhideWhenUsed="0"/>
-    <w:lsdException w:name="Light List Accent 2" w:semiHidden="0" w:uiPriority="61" w:unhideWhenUsed="0"/>
-    <w:lsdException w:name="Light Grid Accent 2" w:semiHidden="0" w:uiPriority="62" w:unhideWhenUsed="0"/>
-    <w:lsdException w:name="Medium Shading 1 Accent 2" w:semiHidden="0" w:uiPriority="63" w:unhideWhenUsed="0"/>
-    <w:lsdException w:name="Medium Shading 2 Accent 2" w:semiHidden="0" w:uiPriority="64" w:unhideWhenUsed="0"/>
-    <w:lsdException w:name="Medium List 1 Accent 2" w:semiHidden="0" w:uiPriority="65" w:unhideWhenUsed="0"/>
-    <w:lsdException w:name="Medium List 2 Accent 2" w:semiHidden="0" w:uiPriority="66" w:unhideWhenUsed="0"/>
-    <w:lsdException w:name="Medium Grid 1 Accent 2" w:semiHidden="0" w:uiPriority="67" w:unhideWhenUsed="0"/>
-    <w:lsdException w:name="Medium Grid 2 Accent 2" w:semiHidden="0" w:uiPriority="68" w:unhideWhenUsed="0"/>
-    <w:lsdException w:name="Medium Grid 3 Accent 2" w:semiHidden="0" w:uiPriority="69" w:unhideWhenUsed="0"/>
-    <w:lsdException w:name="Dark List Accent 2" w:semiHidden="0" w:uiPriority="70" w:unhideWhenUsed="0"/>
-    <w:lsdException w:name="Colorful Shading Accent 2" w:semiHidden="0" w:uiPriority="71" w:unhideWhenUsed="0"/>
-    <w:lsdException w:name="Colorful List Accent 2" w:semiHidden="0" w:uiPriority="72" w:unhideWhenUsed="0"/>
-    <w:lsdException w:name="Colorful Grid Accent 2" w:semiHidden="0" w:uiPriority="73" w:unhideWhenUsed="0"/>
-    <w:lsdException w:name="Light Shading Accent 3" w:semiHidden="0" w:uiPriority="60" w:unhideWhenUsed="0"/>
-    <w:lsdException w:name="Light List Accent 3" w:semiHidden="0" w:uiPriority="61" w:unhideWhenUsed="0"/>
-    <w:lsdException w:name="Light Grid Accent 3" w:semiHidden="0" w:uiPriority="62" w:unhideWhenUsed="0"/>
-    <w:lsdException w:name="Medium Shading 1 Accent 3" w:semiHidden="0" w:uiPriority="63" w:unhideWhenUsed="0"/>
-    <w:lsdException w:name="Medium Shading 2 Accent 3" w:semiHidden="0" w:uiPriority="64" w:unhideWhenUsed="0"/>
-    <w:lsdException w:name="Medium List 1 Accent 3" w:semiHidden="0" w:uiPriority="65" w:unhideWhenUsed="0"/>
-    <w:lsdException w:name="Medium List 2 Accent 3" w:semiHidden="0" w:uiPriority="66" w:unhideWhenUsed="0"/>
-    <w:lsdException w:name="Medium Grid 1 Accent 3" w:semiHidden="0" w:uiPriority="67" w:unhideWhenUsed="0"/>
-    <w:lsdException w:name="Medium Grid 2 Accent 3" w:semiHidden="0" w:uiPriority="68" w:unhideWhenUsed="0"/>
-    <w:lsdException w:name="Medium Grid 3 Accent 3" w:semiHidden="0" w:uiPriority="69" w:unhideWhenUsed="0"/>
-    <w:lsdException w:name="Dark List Accent 3" w:semiHidden="0" w:uiPriority="70" w:unhideWhenUsed="0"/>
-    <w:lsdException w:name="Colorful Shading Accent 3" w:semiHidden="0" w:uiPriority="71" w:unhideWhenUsed="0"/>
-    <w:lsdException w:name="Colorful List Accent 3" w:semiHidden="0" w:uiPriority="72" w:unhideWhenUsed="0"/>
-    <w:lsdException w:name="Colorful Grid Accent 3" w:semiHidden="0" w:uiPriority="73" w:unhideWhenUsed="0"/>
-    <w:lsdException w:name="Light Shading Accent 4" w:semiHidden="0" w:uiPriority="60" w:unhideWhenUsed="0"/>
-    <w:lsdException w:name="Light List Accent 4" w:semiHidden="0" w:uiPriority="61" w:unhideWhenUsed="0"/>
-    <w:lsdException w:name="Light Grid Accent 4" w:semiHidden="0" w:uiPriority="62" w:unhideWhenUsed="0"/>
-    <w:lsdException w:name="Medium Shading 1 Accent 4" w:semiHidden="0" w:uiPriority="63" w:unhideWhenUsed="0"/>
-    <w:lsdException w:name="Medium Shading 2 Accent 4" w:semiHidden="0" w:uiPriority="64" w:unhideWhenUsed="0"/>
-    <w:lsdException w:name="Medium List 1 Accent 4" w:semiHidden="0" w:uiPriority="65" w:unhideWhenUsed="0"/>
-    <w:lsdException w:name="Medium List 2 Accent 4" w:semiHidden="0" w:uiPriority="66" w:unhideWhenUsed="0"/>
-    <w:lsdException w:name="Medium Grid 1 Accent 4" w:semiHidden="0" w:uiPriority="67" w:unhideWhenUsed="0"/>
-    <w:lsdException w:name="Medium Grid 2 Accent 4" w:semiHidden="0" w:uiPriority="68" w:unhideWhenUsed="0"/>
-    <w:lsdException w:name="Medium Grid 3 Accent 4" w:semiHidden="0" w:uiPriority="69" w:unhideWhenUsed="0"/>
-    <w:lsdException w:name="Dark List Accent 4" w:semiHidden="0" w:uiPriority="70" w:unhideWhenUsed="0"/>
-    <w:lsdException w:name="Colorful Shading Accent 4" w:semiHidden="0" w:uiPriority="71" w:unhideWhenUsed="0"/>
-    <w:lsdException w:name="Colorful List Accent 4" w:semiHidden="0" w:uiPriority="72" w:unhideWhenUsed="0"/>
-    <w:lsdException w:name="Colorful Grid Accent 4" w:semiHidden="0" w:uiPriority="73" w:unhideWhenUsed="0"/>
-    <w:lsdException w:name="Light Shading Accent 5" w:semiHidden="0" w:uiPriority="60" w:unhideWhenUsed="0"/>
-    <w:lsdException w:name="Light List Accent 5" w:semiHidden="0" w:uiPriority="61" w:unhideWhenUsed="0"/>
-    <w:lsdException w:name="Light Grid Accent 5" w:semiHidden="0" w:uiPriority="62" w:unhideWhenUsed="0"/>
-    <w:lsdException w:name="Medium Shading 1 Accent 5" w:semiHidden="0" w:uiPriority="63" w:unhideWhenUsed="0"/>
-    <w:lsdException w:name="Medium Shading 2 Accent 5" w:semiHidden="0" w:uiPriority="64" w:unhideWhenUsed="0"/>
-    <w:lsdException w:name="Medium List 1 Accent 5" w:semiHidden="0" w:uiPriority="65" w:unhideWhenUsed="0"/>
-    <w:lsdException w:name="Medium List 2 Accent 5" w:semiHidden="0" w:uiPriority="66" w:unhideWhenUsed="0"/>
-    <w:lsdException w:name="Medium Grid 1 Accent 5" w:semiHidden="0" w:uiPriority="67" w:unhideWhenUsed="0"/>
-    <w:lsdException w:name="Medium Grid 2 Accent 5" w:semiHidden="0" w:uiPriority="68" w:unhideWhenUsed="0"/>
-    <w:lsdException w:name="Medium Grid 3 Accent 5" w:semiHidden="0" w:uiPriority="69" w:unhideWhenUsed="0"/>
-    <w:lsdException w:name="Dark List Accent 5" w:semiHidden="0" w:uiPriority="70" w:unhideWhenUsed="0"/>
-    <w:lsdException w:name="Colorful Shading Accent 5" w:semiHidden="0" w:uiPriority="71" w:unhideWhenUsed="0"/>
-    <w:lsdException w:name="Colorful List Accent 5" w:semiHidden="0" w:uiPriority="72" w:unhideWhenUsed="0"/>
-    <w:lsdException w:name="Colorful Grid Accent 5" w:semiHidden="0" w:uiPriority="73" w:unhideWhenUsed="0"/>
-    <w:lsdException w:name="Light Shading Accent 6" w:semiHidden="0" w:uiPriority="60" w:unhideWhenUsed="0"/>
-    <w:lsdException w:name="Light List Accent 6" w:semiHidden="0" w:uiPriority="61" w:unhideWhenUsed="0"/>
-    <w:lsdException w:name="Light Grid Accent 6" w:semiHidden="0" w:uiPriority="62" w:unhideWhenUsed="0"/>
-    <w:lsdException w:name="Medium Shading 1 Accent 6" w:semiHidden="0" w:uiPriority="63" w:unhideWhenUsed="0"/>
-    <w:lsdException w:name="Medium Shading 2 Accent 6" w:semiHidden="0" w:uiPriority="64" w:unhideWhenUsed="0"/>
-    <w:lsdException w:name="Medium List 1 Accent 6" w:semiHidden="0" w:uiPriority="65" w:unhideWhenUsed="0"/>
-    <w:lsdException w:name="Medium List 2 Accent 6" w:semiHidden="0" w:uiPriority="66" w:unhideWhenUsed="0"/>
-    <w:lsdException w:name="Medium Grid 1 Accent 6" w:semiHidden="0" w:uiPriority="67" w:unhideWhenUsed="0"/>
-    <w:lsdException w:name="Medium Grid 2 Accent 6" w:semiHidden="0" w:uiPriority="68" w:unhideWhenUsed="0"/>
-    <w:lsdException w:name="Medium Grid 3 Accent 6" w:semiHidden="0" w:uiPriority="69" w:unhideWhenUsed="0"/>
-    <w:lsdException w:name="Dark List Accent 6" w:semiHidden="0" w:uiPriority="70" w:unhideWhenUsed="0"/>
-    <w:lsdException w:name="Colorful Shading Accent 6" w:semiHidden="0" w:uiPriority="71" w:unhideWhenUsed="0"/>
-    <w:lsdException w:name="Colorful List Accent 6" w:semiHidden="0" w:uiPriority="72" w:unhideWhenUsed="0"/>
-    <w:lsdException w:name="Colorful Grid Accent 6" w:semiHidden="0" w:uiPriority="73" w:unhideWhenUsed="0"/>
-    <w:lsdException w:name="Subtle Emphasis" w:semiHidden="0" w:uiPriority="19" w:unhideWhenUsed="0" w:qFormat="1"/>
-    <w:lsdException w:name="Intense Emphasis" w:semiHidden="0" w:uiPriority="21" w:unhideWhenUsed="0" w:qFormat="1"/>
-    <w:lsdException w:name="Subtle Reference" w:semiHidden="0" w:uiPriority="31" w:unhideWhenUsed="0" w:qFormat="1"/>
-    <w:lsdException w:name="Intense Reference" w:semiHidden="0" w:uiPriority="32" w:unhideWhenUsed="0" w:qFormat="1"/>
-    <w:lsdException w:name="Book Title" w:semiHidden="0" w:uiPriority="33" w:unhideWhenUsed="0" w:qFormat="1"/>
-    <w:lsdException w:name="Bibliography" w:uiPriority="37"/>
-    <w:lsdException w:name="TOC Heading" w:uiPriority="39" w:qFormat="1"/>
-  </w:latentStyles>
-  <w:style w:type="paragraph" w:default="1" w:styleId="Normal">
-    <w:name w:val="Normal"/>
-    <w:qFormat/>
-    <w:rsid w:val="00C96FA0"/>
-  </w:style>
-  <w:style w:type="paragraph" w:styleId="Ttulo1">
-    <w:name w:val="heading 1"/>
-    <w:basedOn w:val="Normal"/>
-    <w:next w:val="Normal"/>
-    <w:link w:val="Ttulo1Car"/>
-    <w:uiPriority w:val="9"/>
-    <w:qFormat/>
-    <w:rsid w:val="0088596E"/>
-    <w:pPr>
-      <w:keepNext/>
-      <w:keepLines/>
-      <w:spacing w:before="480" w:after="0"/>
-      <w:outlineLvl w:val="0"/>
-    </w:pPr>
-    <w:rPr>
-      <w:rFonts w:asciiTheme="majorHAnsi" w:eastAsiaTheme="majorEastAsia" w:hAnsiTheme="majorHAnsi" w:cstheme="majorBidi"/>
-      <w:b/>
-      <w:bCs/>
-      <w:color w:val="365F91" w:themeColor="accent1" w:themeShade="BF"/>
-      <w:sz w:val="28"/>
-      <w:szCs w:val="28"/>
-    </w:rPr>
-  </w:style>
-  <w:style w:type="paragraph" w:styleId="Ttulo2">
-    <w:name w:val="heading 2"/>
-    <w:basedOn w:val="Normal"/>
-    <w:next w:val="Normal"/>
-    <w:link w:val="Ttulo2Car"/>
-    <w:uiPriority w:val="9"/>
-    <w:unhideWhenUsed/>
-    <w:qFormat/>
-    <w:rsid w:val="0088596E"/>
-    <w:pPr>
-      <w:keepNext/>
-      <w:keepLines/>
-      <w:spacing w:before="200" w:after="0"/>
-      <w:outlineLvl w:val="1"/>
-    </w:pPr>
-    <w:rPr>
-      <w:rFonts w:asciiTheme="majorHAnsi" w:eastAsiaTheme="majorEastAsia" w:hAnsiTheme="majorHAnsi" w:cstheme="majorBidi"/>
-      <w:b/>
-      <w:bCs/>
-      <w:color w:val="4F81BD" w:themeColor="accent1"/>
-      <w:sz w:val="26"/>
-      <w:szCs w:val="26"/>
-    </w:rPr>
-  </w:style>
-  <w:style w:type="character" w:default="1" w:styleId="Fuentedeprrafopredeter">
-    <w:name w:val="Default Paragraph Font"/>
-    <w:uiPriority w:val="1"/>
-    <w:semiHidden/>
-    <w:unhideWhenUsed/>
-  </w:style>
-  <w:style w:type="table" w:default="1" w:styleId="Tablanormal">
-    <w:name w:val="Normal Table"/>
-    <w:uiPriority w:val="99"/>
-    <w:semiHidden/>
-    <w:unhideWhenUsed/>
-    <w:tblPr>
-      <w:tblInd w:w="0" w:type="dxa"/>
-      <w:tblCellMar>
-        <w:top w:w="0" w:type="dxa"/>
-        <w:left w:w="108" w:type="dxa"/>
-        <w:bottom w:w="0" w:type="dxa"/>
-        <w:right w:w="108" w:type="dxa"/>
-      </w:tblCellMar>
-    </w:tblPr>
-  </w:style>
-  <w:style w:type="numbering" w:default="1" w:styleId="Sinlista">
-    <w:name w:val="No List"/>
-    <w:uiPriority w:val="99"/>
-    <w:semiHidden/>
-    <w:unhideWhenUsed/>
-  </w:style>
-  <w:style w:type="paragraph" w:styleId="NormalWeb">
-    <w:name w:val="Normal (Web)"/>
-    <w:basedOn w:val="Normal"/>
-    <w:uiPriority w:val="99"/>
-    <w:semiHidden/>
-    <w:unhideWhenUsed/>
-    <w:rsid w:val="009F1F8C"/>
-    <w:pPr>
-      <w:spacing w:before="100" w:beforeAutospacing="1" w:after="100" w:afterAutospacing="1" w:line="240" w:lineRule="auto"/>
-    </w:pPr>
-    <w:rPr>
-      <w:rFonts w:ascii="Times New Roman" w:eastAsia="Times New Roman" w:hAnsi="Times New Roman" w:cs="Times New Roman"/>
-      <w:sz w:val="24"/>
-      <w:szCs w:val="24"/>
-      <w:lang w:eastAsia="es-EC"/>
-    </w:rPr>
-  </w:style>
-  <w:style w:type="paragraph" w:styleId="Prrafodelista">
-    <w:name w:val="List Paragraph"/>
-    <w:basedOn w:val="Normal"/>
-    <w:uiPriority w:val="34"/>
-    <w:qFormat/>
-    <w:rsid w:val="00CE15E3"/>
-    <w:pPr>
-      <w:ind w:left="720"/>
-      <w:contextualSpacing/>
-    </w:pPr>
-  </w:style>
-  <w:style w:type="table" w:styleId="Tablaconcuadrcula">
-    <w:name w:val="Table Grid"/>
-    <w:basedOn w:val="Tablanormal"/>
-    <w:uiPriority w:val="59"/>
-    <w:rsid w:val="008134AB"/>
-    <w:pPr>
-      <w:spacing w:after="0" w:line="240" w:lineRule="auto"/>
-    </w:pPr>
-    <w:tblPr>
-      <w:tblBorders>
-        <w:top w:val="single" w:sz="4" w:space="0" w:color="auto"/>
-        <w:left w:val="single" w:sz="4" w:space="0" w:color="auto"/>
-        <w:bottom w:val="single" w:sz="4" w:space="0" w:color="auto"/>
-        <w:right w:val="single" w:sz="4" w:space="0" w:color="auto"/>
-        <w:insideH w:val="single" w:sz="4" w:space="0" w:color="auto"/>
-        <w:insideV w:val="single" w:sz="4" w:space="0" w:color="auto"/>
-      </w:tblBorders>
-    </w:tblPr>
-  </w:style>
-  <w:style w:type="paragraph" w:styleId="Textodeglobo">
-    <w:name w:val="Balloon Text"/>
-    <w:basedOn w:val="Normal"/>
-    <w:link w:val="TextodegloboCar"/>
-    <w:uiPriority w:val="99"/>
-    <w:semiHidden/>
-    <w:unhideWhenUsed/>
-    <w:rsid w:val="00CF1B60"/>
-    <w:pPr>
-      <w:spacing w:after="0" w:line="240" w:lineRule="auto"/>
-    </w:pPr>
-    <w:rPr>
-      <w:rFonts w:ascii="Tahoma" w:hAnsi="Tahoma" w:cs="Tahoma"/>
-      <w:sz w:val="16"/>
-      <w:szCs w:val="16"/>
-    </w:rPr>
-  </w:style>
-  <w:style w:type="character" w:customStyle="1" w:styleId="TextodegloboCar">
-    <w:name w:val="Texto de globo Car"/>
-    <w:basedOn w:val="Fuentedeprrafopredeter"/>
-    <w:link w:val="Textodeglobo"/>
-    <w:uiPriority w:val="99"/>
-    <w:semiHidden/>
-    <w:rsid w:val="00CF1B60"/>
-    <w:rPr>
-      <w:rFonts w:ascii="Tahoma" w:hAnsi="Tahoma" w:cs="Tahoma"/>
-      <w:sz w:val="16"/>
-      <w:szCs w:val="16"/>
-    </w:rPr>
-  </w:style>
-  <w:style w:type="character" w:customStyle="1" w:styleId="Ttulo1Car">
-    <w:name w:val="Título 1 Car"/>
-    <w:basedOn w:val="Fuentedeprrafopredeter"/>
-    <w:link w:val="Ttulo1"/>
-    <w:uiPriority w:val="9"/>
-    <w:rsid w:val="0088596E"/>
-    <w:rPr>
-      <w:rFonts w:asciiTheme="majorHAnsi" w:eastAsiaTheme="majorEastAsia" w:hAnsiTheme="majorHAnsi" w:cstheme="majorBidi"/>
-      <w:b/>
-      <w:bCs/>
-      <w:color w:val="365F91" w:themeColor="accent1" w:themeShade="BF"/>
-      <w:sz w:val="28"/>
-      <w:szCs w:val="28"/>
-    </w:rPr>
-  </w:style>
-  <w:style w:type="paragraph" w:styleId="TtulodeTDC">
-    <w:name w:val="TOC Heading"/>
-    <w:basedOn w:val="Ttulo1"/>
-    <w:next w:val="Normal"/>
-    <w:uiPriority w:val="39"/>
-    <w:semiHidden/>
-    <w:unhideWhenUsed/>
-    <w:qFormat/>
-    <w:rsid w:val="0088596E"/>
-    <w:pPr>
-      <w:outlineLvl w:val="9"/>
-    </w:pPr>
-    <w:rPr>
-      <w:lang w:eastAsia="es-EC"/>
-    </w:rPr>
-  </w:style>
-  <w:style w:type="paragraph" w:styleId="TDC1">
-    <w:name w:val="toc 1"/>
-    <w:basedOn w:val="Normal"/>
-    <w:next w:val="Normal"/>
-    <w:autoRedefine/>
-    <w:uiPriority w:val="39"/>
-    <w:unhideWhenUsed/>
-    <w:rsid w:val="0088596E"/>
-    <w:pPr>
-      <w:spacing w:after="100"/>
-    </w:pPr>
-  </w:style>
-  <w:style w:type="character" w:styleId="Hipervnculo">
-    <w:name w:val="Hyperlink"/>
-    <w:basedOn w:val="Fuentedeprrafopredeter"/>
-    <w:uiPriority w:val="99"/>
-    <w:unhideWhenUsed/>
-    <w:rsid w:val="0088596E"/>
-    <w:rPr>
-      <w:color w:val="0000FF" w:themeColor="hyperlink"/>
-      <w:u w:val="single"/>
-    </w:rPr>
-  </w:style>
-  <w:style w:type="character" w:customStyle="1" w:styleId="Ttulo2Car">
-    <w:name w:val="Título 2 Car"/>
-    <w:basedOn w:val="Fuentedeprrafopredeter"/>
-    <w:link w:val="Ttulo2"/>
-    <w:uiPriority w:val="9"/>
-    <w:rsid w:val="0088596E"/>
-    <w:rPr>
-      <w:rFonts w:asciiTheme="majorHAnsi" w:eastAsiaTheme="majorEastAsia" w:hAnsiTheme="majorHAnsi" w:cstheme="majorBidi"/>
-      <w:b/>
-      <w:bCs/>
-      <w:color w:val="4F81BD" w:themeColor="accent1"/>
-      <w:sz w:val="26"/>
-      <w:szCs w:val="26"/>
-    </w:rPr>
-  </w:style>
-  <w:style w:type="paragraph" w:styleId="TDC2">
-    <w:name w:val="toc 2"/>
-    <w:basedOn w:val="Normal"/>
-    <w:next w:val="Normal"/>
-    <w:autoRedefine/>
-    <w:uiPriority w:val="39"/>
-    <w:unhideWhenUsed/>
-    <w:rsid w:val="0088596E"/>
-    <w:pPr>
-      <w:spacing w:after="100"/>
-      <w:ind w:left="220"/>
-    </w:pPr>
-  </w:style>
-</w:styles>
-</file>
-
-<file path=word/stylesWithEffects.xml><?xml version="1.0" encoding="utf-8"?>
-<w:styles xmlns:wpc="http://schemas.microsoft.com/office/word/2010/wordprocessingCanvas" xmlns:mc="http://schemas.openxmlformats.org/markup-compatibility/2006" xmlns:o="urn:schemas-microsoft-com:office:office" xmlns:r="http://schemas.openxmlformats.org/officeDocument/2006/relationships" xmlns:m="http://schemas.openxmlformats.org/officeDocument/2006/math" xmlns:v="urn:schemas-microsoft-com:vml" xmlns:wp14="http://schemas.microsoft.com/office/word/2010/wordprocessingDrawing" xmlns:wp="http://schemas.openxmlformats.org/drawingml/2006/wordprocessingDrawing" xmlns:w10="urn:schemas-microsoft-com:office:word" xmlns:w="http://schemas.openxmlformats.org/wordprocessingml/2006/main" xmlns:w14="http://schemas.microsoft.com/office/word/2010/wordml" xmlns:wpg="http://schemas.microsoft.com/office/word/2010/wordprocessingGroup" xmlns:wpi="http://schemas.microsoft.com/office/word/2010/wordprocessingInk" xmlns:wne="http://schemas.microsoft.com/office/word/2006/wordml" xmlns:wps="http://schemas.microsoft.com/office/word/2010/wordprocessingShape" mc:Ignorable="w14 wp14">
-  <w:docDefaults>
-    <w:rPrDefault>
-      <w:rPr>
-        <w:rFonts w:asciiTheme="minorHAnsi" w:eastAsiaTheme="minorHAnsi" w:hAnsiTheme="minorHAnsi" w:cstheme="minorBidi"/>
-        <w:sz w:val="22"/>
-        <w:szCs w:val="22"/>
-        <w:lang w:val="es-EC" w:eastAsia="en-US" w:bidi="ar-SA"/>
-      </w:rPr>
-    </w:rPrDefault>
-    <w:pPrDefault>
-      <w:pPr>
-        <w:spacing w:after="200" w:line="276" w:lineRule="auto"/>
-      </w:pPr>
-    </w:pPrDefault>
-  </w:docDefaults>
-  <w:latentStyles w:defLockedState="0" w:defUIPriority="99" w:defSemiHidden="1" w:defUnhideWhenUsed="1" w:defQFormat="0" w:count="267">
-    <w:lsdException w:name="Normal" w:semiHidden="0" w:uiPriority="0" w:unhideWhenUsed="0" w:qFormat="1"/>
-    <w:lsdException w:name="heading 1" w:semiHidden="0" w:uiPriority="9" w:unhideWhenUsed="0" w:qFormat="1"/>
-    <w:lsdException w:name="heading 2" w:uiPriority="9" w:qFormat="1"/>
-    <w:lsdException w:name="heading 3" w:uiPriority="9" w:qFormat="1"/>
-    <w:lsdException w:name="heading 4" w:uiPriority="9" w:qFormat="1"/>
-    <w:lsdException w:name="heading 5" w:uiPriority="9" w:qFormat="1"/>
-    <w:lsdException w:name="heading 6" w:uiPriority="9" w:qFormat="1"/>
-    <w:lsdException w:name="heading 7" w:uiPriority="9" w:qFormat="1"/>
-    <w:lsdException w:name="heading 8" w:uiPriority="9" w:qFormat="1"/>
-    <w:lsdException w:name="heading 9" w:uiPriority="9" w:qFormat="1"/>
-    <w:lsdException w:name="toc 1" w:uiPriority="39"/>
-    <w:lsdException w:name="toc 2" w:uiPriority="39"/>
-    <w:lsdException w:name="toc 3" w:uiPriority="39"/>
-    <w:lsdException w:name="toc 4" w:uiPriority="39"/>
-    <w:lsdException w:name="toc 5" w:uiPriority="39"/>
-    <w:lsdException w:name="toc 6" w:uiPriority="39"/>
-    <w:lsdException w:name="toc 7" w:uiPriority="39"/>
-    <w:lsdException w:name="toc 8" w:uiPriority="39"/>
-    <w:lsdException w:name="toc 9" w:uiPriority="39"/>
-    <w:lsdException w:name="caption" w:uiPriority="35" w:qFormat="1"/>
-    <w:lsdException w:name="Title" w:semiHidden="0" w:uiPriority="10" w:unhideWhenUsed="0" w:qFormat="1"/>
-    <w:lsdException w:name="Default Paragraph Font" w:uiPriority="1"/>
-    <w:lsdException w:name="Subtitle" w:semiHidden="0" w:uiPriority="11" w:unhideWhenUsed="0" w:qFormat="1"/>
-    <w:lsdException w:name="Strong" w:semiHidden="0" w:uiPriority="22" w:unhideWhenUsed="0" w:qFormat="1"/>
-    <w:lsdException w:name="Emphasis" w:semiHidden="0" w:uiPriority="20" w:unhideWhenUsed="0" w:qFormat="1"/>
-    <w:lsdException w:name="Table Grid" w:semiHidden="0" w:uiPriority="59" w:unhideWhenUsed="0"/>
-    <w:lsdException w:name="Placeholder Text" w:unhideWhenUsed="0"/>
-    <w:lsdException w:name="No Spacing" w:semiHidden="0" w:uiPriority="1" w:unhideWhenUsed="0" w:qFormat="1"/>
-    <w:lsdException w:name="Light Shading" w:semiHidden="0" w:uiPriority="60" w:unhideWhenUsed="0"/>
-    <w:lsdException w:name="Light List" w:semiHidden="0" w:uiPriority="61" w:unhideWhenUsed="0"/>
-    <w:lsdException w:name="Light Grid" w:semiHidden="0" w:uiPriority="62" w:unhideWhenUsed="0"/>
-    <w:lsdException w:name="Medium Shading 1" w:semiHidden="0" w:uiPriority="63" w:unhideWhenUsed="0"/>
-    <w:lsdException w:name="Medium Shading 2" w:semiHidden="0" w:uiPriority="64" w:unhideWhenUsed="0"/>
-    <w:lsdException w:name="Medium List 1" w:semiHidden="0" w:uiPriority="65" w:unhideWhenUsed="0"/>
-    <w:lsdException w:name="Medium List 2" w:semiHidden="0" w:uiPriority="66" w:unhideWhenUsed="0"/>
-    <w:lsdException w:name="Medium Grid 1" w:semiHidden="0" w:uiPriority="67" w:unhideWhenUsed="0"/>
-    <w:lsdException w:name="Medium Grid 2" w:semiHidden="0" w:uiPriority="68" w:unhideWhenUsed="0"/>
-    <w:lsdException w:name="Medium Grid 3" w:semiHidden="0" w:uiPriority="69" w:unhideWhenUsed="0"/>
-    <w:lsdException w:name="Dark List" w:semiHidden="0" w:uiPriority="70" w:unhideWhenUsed="0"/>
-    <w:lsdException w:name="Colorful Shading" w:semiHidden="0" w:uiPriority="71" w:unhideWhenUsed="0"/>
-    <w:lsdException w:name="Colorful List" w:semiHidden="0" w:uiPriority="72" w:unhideWhenUsed="0"/>
-    <w:lsdException w:name="Colorful Grid" w:semiHidden="0" w:uiPriority="73" w:unhideWhenUsed="0"/>
-    <w:lsdException w:name="Light Shading Accent 1" w:semiHidden="0" w:uiPriority="60" w:unhideWhenUsed="0"/>
-    <w:lsdException w:name="Light List Accent 1" w:semiHidden="0" w:uiPriority="61" w:unhideWhenUsed="0"/>
-    <w:lsdException w:name="Light Grid Accent 1" w:semiHidden="0" w:uiPriority="62" w:unhideWhenUsed="0"/>
-    <w:lsdException w:name="Medium Shading 1 Accent 1" w:semiHidden="0" w:uiPriority="63" w:unhideWhenUsed="0"/>
-    <w:lsdException w:name="Medium Shading 2 Accent 1" w:semiHidden="0" w:uiPriority="64" w:unhideWhenUsed="0"/>
-    <w:lsdException w:name="Medium List 1 Accent 1" w:semiHidden="0" w:uiPriority="65" w:unhideWhenUsed="0"/>
-    <w:lsdException w:name="Revision" w:unhideWhenUsed="0"/>
-    <w:lsdException w:name="List Paragraph" w:semiHidden="0" w:uiPriority="34" w:unhideWhenUsed="0" w:qFormat="1"/>
-    <w:lsdException w:name="Quote" w:semiHidden="0" w:uiPriority="29" w:unhideWhenUsed="0" w:qFormat="1"/>
-    <w:lsdException w:name="Intense Quote" w:semiHidden="0" w:uiPriority="30" w:unhideWhenUsed="0" w:qFormat="1"/>
-    <w:lsdException w:name="Medium List 2 Accent 1" w:semiHidden="0" w:uiPriority="66" w:unhideWhenUsed="0"/>
-    <w:lsdException w:name="Medium Grid 1 Accent 1" w:semiHidden="0" w:uiPriority="67" w:unhideWhenUsed="0"/>
-    <w:lsdException w:name="Medium Grid 2 Accent 1" w:semiHidden="0" w:uiPriority="68" w:unhideWhenUsed="0"/>
-    <w:lsdException w:name="Medium Grid 3 Accent 1" w:semiHidden="0" w:uiPriority="69" w:unhideWhenUsed="0"/>
-    <w:lsdException w:name="Dark List Accent 1" w:semiHidden="0" w:uiPriority="70" w:unhideWhenUsed="0"/>
-    <w:lsdException w:name="Colorful Shading Accent 1" w:semiHidden="0" w:uiPriority="71" w:unhideWhenUsed="0"/>
-    <w:lsdException w:name="Colorful List Accent 1" w:semiHidden="0" w:uiPriority="72" w:unhideWhenUsed="0"/>
-    <w:lsdException w:name="Colorful Grid Accent 1" w:semiHidden="0" w:uiPriority="73" w:unhideWhenUsed="0"/>
-    <w:lsdException w:name="Light Shading Accent 2" w:semiHidden="0" w:uiPriority="60" w:unhideWhenUsed="0"/>
-    <w:lsdException w:name="Light List Accent 2" w:semiHidden="0" w:uiPriority="61" w:unhideWhenUsed="0"/>
-    <w:lsdException w:name="Light Grid Accent 2" w:semiHidden="0" w:uiPriority="62" w:unhideWhenUsed="0"/>
-    <w:lsdException w:name="Medium Shading 1 Accent 2" w:semiHidden="0" w:uiPriority="63" w:unhideWhenUsed="0"/>
-    <w:lsdException w:name="Medium Shading 2 Accent 2" w:semiHidden="0" w:uiPriority="64" w:unhideWhenUsed="0"/>
-    <w:lsdException w:name="Medium List 1 Accent 2" w:semiHidden="0" w:uiPriority="65" w:unhideWhenUsed="0"/>
-    <w:lsdException w:name="Medium List 2 Accent 2" w:semiHidden="0" w:uiPriority="66" w:unhideWhenUsed="0"/>
-    <w:lsdException w:name="Medium Grid 1 Accent 2" w:semiHidden="0" w:uiPriority="67" w:unhideWhenUsed="0"/>
-    <w:lsdException w:name="Medium Grid 2 Accent 2" w:semiHidden="0" w:uiPriority="68" w:unhideWhenUsed="0"/>
-    <w:lsdException w:name="Medium Grid 3 Accent 2" w:semiHidden="0" w:uiPriority="69" w:unhideWhenUsed="0"/>
-    <w:lsdException w:name="Dark List Accent 2" w:semiHidden="0" w:uiPriority="70" w:unhideWhenUsed="0"/>
-    <w:lsdException w:name="Colorful Shading Accent 2" w:semiHidden="0" w:uiPriority="71" w:unhideWhenUsed="0"/>
-    <w:lsdException w:name="Colorful List Accent 2" w:semiHidden="0" w:uiPriority="72" w:unhideWhenUsed="0"/>
-    <w:lsdException w:name="Colorful Grid Accent 2" w:semiHidden="0" w:uiPriority="73" w:unhideWhenUsed="0"/>
-    <w:lsdException w:name="Light Shading Accent 3" w:semiHidden="0" w:uiPriority="60" w:unhideWhenUsed="0"/>
-    <w:lsdException w:name="Light List Accent 3" w:semiHidden="0" w:uiPriority="61" w:unhideWhenUsed="0"/>
-    <w:lsdException w:name="Light Grid Accent 3" w:semiHidden="0" w:uiPriority="62" w:unhideWhenUsed="0"/>
-    <w:lsdException w:name="Medium Shading 1 Accent 3" w:semiHidden="0" w:uiPriority="63" w:unhideWhenUsed="0"/>
-    <w:lsdException w:name="Medium Shading 2 Accent 3" w:semiHidden="0" w:uiPriority="64" w:unhideWhenUsed="0"/>
-    <w:lsdException w:name="Medium List 1 Accent 3" w:semiHidden="0" w:uiPriority="65" w:unhideWhenUsed="0"/>
-    <w:lsdException w:name="Medium List 2 Accent 3" w:semiHidden="0" w:uiPriority="66" w:unhideWhenUsed="0"/>
-    <w:lsdException w:name="Medium Grid 1 Accent 3" w:semiHidden="0" w:uiPriority="67" w:unhideWhenUsed="0"/>
-    <w:lsdException w:name="Medium Grid 2 Accent 3" w:semiHidden="0" w:uiPriority="68" w:unhideWhenUsed="0"/>
-    <w:lsdException w:name="Medium Grid 3 Accent 3" w:semiHidden="0" w:uiPriority="69" w:unhideWhenUsed="0"/>
-    <w:lsdException w:name="Dark List Accent 3" w:semiHidden="0" w:uiPriority="70" w:unhideWhenUsed="0"/>
-    <w:lsdException w:name="Colorful Shading Accent 3" w:semiHidden="0" w:uiPriority="71" w:unhideWhenUsed="0"/>
-    <w:lsdException w:name="Colorful List Accent 3" w:semiHidden="0" w:uiPriority="72" w:unhideWhenUsed="0"/>
-    <w:lsdException w:name="Colorful Grid Accent 3" w:semiHidden="0" w:uiPriority="73" w:unhideWhenUsed="0"/>
-    <w:lsdException w:name="Light Shading Accent 4" w:semiHidden="0" w:uiPriority="60" w:unhideWhenUsed="0"/>
-    <w:lsdException w:name="Light List Accent 4" w:semiHidden="0" w:uiPriority="61" w:unhideWhenUsed="0"/>
-    <w:lsdException w:name="Light Grid Accent 4" w:semiHidden="0" w:uiPriority="62" w:unhideWhenUsed="0"/>
-    <w:lsdException w:name="Medium Shading 1 Accent 4" w:semiHidden="0" w:uiPriority="63" w:unhideWhenUsed="0"/>
-    <w:lsdException w:name="Medium Shading 2 Accent 4" w:semiHidden="0" w:uiPriority="64" w:unhideWhenUsed="0"/>
-    <w:lsdException w:name="Medium List 1 Accent 4" w:semiHidden="0" w:uiPriority="65" w:unhideWhenUsed="0"/>
-    <w:lsdException w:name="Medium List 2 Accent 4" w:semiHidden="0" w:uiPriority="66" w:unhideWhenUsed="0"/>
-    <w:lsdException w:name="Medium Grid 1 Accent 4" w:semiHidden="0" w:uiPriority="67" w:unhideWhenUsed="0"/>
-    <w:lsdException w:name="Medium Grid 2 Accent 4" w:semiHidden="0" w:uiPriority="68" w:unhideWhenUsed="0"/>
-    <w:lsdException w:name="Medium Grid 3 Accent 4" w:semiHidden="0" w:uiPriority="69" w:unhideWhenUsed="0"/>
-    <w:lsdException w:name="Dark List Accent 4" w:semiHidden="0" w:uiPriority="70" w:unhideWhenUsed="0"/>
-    <w:lsdException w:name="Colorful Shading Accent 4" w:semiHidden="0" w:uiPriority="71" w:unhideWhenUsed="0"/>
-    <w:lsdException w:name="Colorful List Accent 4" w:semiHidden="0" w:uiPriority="72" w:unhideWhenUsed="0"/>
-    <w:lsdException w:name="Colorful Grid Accent 4" w:semiHidden="0" w:uiPriority="73" w:unhideWhenUsed="0"/>
-    <w:lsdException w:name="Light Shading Accent 5" w:semiHidden="0" w:uiPriority="60" w:unhideWhenUsed="0"/>
-    <w:lsdException w:name="Light List Accent 5" w:semiHidden="0" w:uiPriority="61" w:unhideWhenUsed="0"/>
-    <w:lsdException w:name="Light Grid Accent 5" w:semiHidden="0" w:uiPriority="62" w:unhideWhenUsed="0"/>
-    <w:lsdException w:name="Medium Shading 1 Accent 5" w:semiHidden="0" w:uiPriority="63" w:unhideWhenUsed="0"/>
-    <w:lsdException w:name="Medium Shading 2 Accent 5" w:semiHidden="0" w:uiPriority="64" w:unhideWhenUsed="0"/>
-    <w:lsdException w:name="Medium List 1 Accent 5" w:semiHidden="0" w:uiPriority="65" w:unhideWhenUsed="0"/>
-    <w:lsdException w:name="Medium List 2 Accent 5" w:semiHidden="0" w:uiPriority="66" w:unhideWhenUsed="0"/>
-    <w:lsdException w:name="Medium Grid 1 Accent 5" w:semiHidden="0" w:uiPriority="67" w:unhideWhenUsed="0"/>
-    <w:lsdException w:name="Medium Grid 2 Accent 5" w:semiHidden="0" w:uiPriority="68" w:unhideWhenUsed="0"/>
-    <w:lsdException w:name="Medium Grid 3 Accent 5" w:semiHidden="0" w:uiPriority="69" w:unhideWhenUsed="0"/>
-    <w:lsdException w:name="Dark List Accent 5" w:semiHidden="0" w:uiPriority="70" w:unhideWhenUsed="0"/>
-    <w:lsdException w:name="Colorful Shading Accent 5" w:semiHidden="0" w:uiPriority="71" w:unhideWhenUsed="0"/>
-    <w:lsdException w:name="Colorful List Accent 5" w:semiHidden="0" w:uiPriority="72" w:unhideWhenUsed="0"/>
-    <w:lsdException w:name="Colorful Grid Accent 5" w:semiHidden="0" w:uiPriority="73" w:unhideWhenUsed="0"/>
-    <w:lsdException w:name="Light Shading Accent 6" w:semiHidden="0" w:uiPriority="60" w:unhideWhenUsed="0"/>
-    <w:lsdException w:name="Light List Accent 6" w:semiHidden="0" w:uiPriority="61" w:unhideWhenUsed="0"/>
-    <w:lsdException w:name="Light Grid Accent 6" w:semiHidden="0" w:uiPriority="62" w:unhideWhenUsed="0"/>
-    <w:lsdException w:name="Medium Shading 1 Accent 6" w:semiHidden="0" w:uiPriority="63" w:unhideWhenUsed="0"/>
-    <w:lsdException w:name="Medium Shading 2 Accent 6" w:semiHidden="0" w:uiPriority="64" w:unhideWhenUsed="0"/>
-    <w:lsdException w:name="Medium List 1 Accent 6" w:semiHidden="0" w:uiPriority="65" w:unhideWhenUsed="0"/>
-    <w:lsdException w:name="Medium List 2 Accent 6" w:semiHidden="0" w:uiPriority="66" w:unhideWhenUsed="0"/>
-    <w:lsdException w:name="Medium Grid 1 Accent 6" w:semiHidden="0" w:uiPriority="67" w:unhideWhenUsed="0"/>
-    <w:lsdException w:name="Medium Grid 2 Accent 6" w:semiHidden="0" w:uiPriority="68" w:unhideWhenUsed="0"/>
-    <w:lsdException w:name="Medium Grid 3 Accent 6" w:semiHidden="0" w:uiPriority="69" w:unhideWhenUsed="0"/>
-    <w:lsdException w:name="Dark List Accent 6" w:semiHidden="0" w:uiPriority="70" w:unhideWhenUsed="0"/>
-    <w:lsdException w:name="Colorful Shading Accent 6" w:semiHidden="0" w:uiPriority="71" w:unhideWhenUsed="0"/>
-    <w:lsdException w:name="Colorful List Accent 6" w:semiHidden="0" w:uiPriority="72" w:unhideWhenUsed="0"/>
-    <w:lsdException w:name="Colorful Grid Accent 6" w:semiHidden="0" w:uiPriority="73" w:unhideWhenUsed="0"/>
-    <w:lsdException w:name="Subtle Emphasis" w:semiHidden="0" w:uiPriority="19" w:unhideWhenUsed="0" w:qFormat="1"/>
-    <w:lsdException w:name="Intense Emphasis" w:semiHidden="0" w:uiPriority="21" w:unhideWhenUsed="0" w:qFormat="1"/>
-    <w:lsdException w:name="Subtle Reference" w:semiHidden="0" w:uiPriority="31" w:unhideWhenUsed="0" w:qFormat="1"/>
-    <w:lsdException w:name="Intense Reference" w:semiHidden="0" w:uiPriority="32" w:unhideWhenUsed="0" w:qFormat="1"/>
-    <w:lsdException w:name="Book Title" w:semiHidden="0" w:uiPriority="33" w:unhideWhenUsed="0" w:qFormat="1"/>
-    <w:lsdException w:name="Bibliography" w:uiPriority="37"/>
-    <w:lsdException w:name="TOC Heading" w:uiPriority="39" w:qFormat="1"/>
+  <w:latentStyles w:defLockedState="0" w:defUIPriority="99" w:defSemiHidden="0" w:defUnhideWhenUsed="0" w:defQFormat="0" w:count="371">
+    <w:lsdException w:name="Normal" w:uiPriority="0" w:qFormat="1"/>
+    <w:lsdException w:name="heading 1" w:uiPriority="9" w:qFormat="1"/>
+    <w:lsdException w:name="heading 2" w:semiHidden="1" w:uiPriority="9" w:unhideWhenUsed="1" w:qFormat="1"/>
+    <w:lsdException w:name="heading 3" w:semiHidden="1" w:uiPriority="9" w:unhideWhenUsed="1" w:qFormat="1"/>
+    <w:lsdException w:name="heading 4" w:semiHidden="1" w:uiPriority="9" w:unhideWhenUsed="1" w:qFormat="1"/>
+    <w:lsdException w:name="heading 5" w:semiHidden="1" w:uiPriority="9" w:unhideWhenUsed="1" w:qFormat="1"/>
+    <w:lsdException w:name="heading 6" w:semiHidden="1" w:uiPriority="9" w:unhideWhenUsed="1" w:qFormat="1"/>
+    <w:lsdException w:name="heading 7" w:semiHidden="1" w:uiPriority="9" w:unhideWhenUsed="1" w:qFormat="1"/>
+    <w:lsdException w:name="heading 8" w:semiHidden="1" w:uiPriority="9" w:unhideWhenUsed="1" w:qFormat="1"/>
+    <w:lsdException w:name="heading 9" w:semiHidden="1" w:uiPriority="9" w:unhideWhenUsed="1" w:qFormat="1"/>
+    <w:lsdException w:name="index 1" w:semiHidden="1" w:unhideWhenUsed="1"/>
+    <w:lsdException w:name="index 2" w:semiHidden="1" w:unhideWhenUsed="1"/>
+    <w:lsdException w:name="index 3" w:semiHidden="1" w:unhideWhenUsed="1"/>
+    <w:lsdException w:name="index 4" w:semiHidden="1" w:unhideWhenUsed="1"/>
+    <w:lsdException w:name="index 5" w:semiHidden="1" w:unhideWhenUsed="1"/>
+    <w:lsdException w:name="index 6" w:semiHidden="1" w:unhideWhenUsed="1"/>
+    <w:lsdException w:name="index 7" w:semiHidden="1" w:unhideWhenUsed="1"/>
+    <w:lsdException w:name="index 8" w:semiHidden="1" w:unhideWhenUsed="1"/>
+    <w:lsdException w:name="index 9" w:semiHidden="1" w:unhideWhenUsed="1"/>
+    <w:lsdException w:name="toc 1" w:semiHidden="1" w:uiPriority="39" w:unhideWhenUsed="1"/>
+    <w:lsdException w:name="toc 2" w:semiHidden="1" w:uiPriority="39" w:unhideWhenUsed="1"/>
+    <w:lsdException w:name="toc 3" w:semiHidden="1" w:uiPriority="39" w:unhideWhenUsed="1"/>
+    <w:lsdException w:name="toc 4" w:semiHidden="1" w:uiPriority="39" w:unhideWhenUsed="1"/>
+    <w:lsdException w:name="toc 5" w:semiHidden="1" w:uiPriority="39" w:unhideWhenUsed="1"/>
+    <w:lsdException w:name="toc 6" w:semiHidden="1" w:uiPriority="39" w:unhideWhenUsed="1"/>
+    <w:lsdException w:name="toc 7" w:semiHidden="1" w:uiPriority="39" w:unhideWhenUsed="1"/>
+    <w:lsdException w:name="toc 8" w:semiHidden="1" w:uiPriority="39" w:unhideWhenUsed="1"/>
+    <w:lsdException w:name="toc 9" w:semiHidden="1" w:uiPriority="39" w:unhideWhenUsed="1"/>
+    <w:lsdException w:name="Normal Indent" w:semiHidden="1" w:unhideWhenUsed="1"/>
+    <w:lsdException w:name="footnote text" w:semiHidden="1" w:unhideWhenUsed="1"/>
+    <w:lsdException w:name="annotation text" w:semiHidden="1" w:unhideWhenUsed="1"/>
+    <w:lsdException w:name="header" w:semiHidden="1" w:unhideWhenUsed="1"/>
+    <w:lsdException w:name="footer" w:semiHidden="1" w:unhideWhenUsed="1"/>
+    <w:lsdException w:name="index heading" w:semiHidden="1" w:unhideWhenUsed="1"/>
+    <w:lsdException w:name="caption" w:semiHidden="1" w:uiPriority="35" w:unhideWhenUsed="1" w:qFormat="1"/>
+    <w:lsdException w:name="table of figures" w:semiHidden="1" w:unhideWhenUsed="1"/>
+    <w:lsdException w:name="envelope address" w:semiHidden="1" w:unhideWhenUsed="1"/>
+    <w:lsdException w:name="envelope return" w:semiHidden="1" w:unhideWhenUsed="1"/>
+    <w:lsdException w:name="footnote reference" w:semiHidden="1" w:unhideWhenUsed="1"/>
+    <w:lsdException w:name="annotation reference" w:semiHidden="1" w:unhideWhenUsed="1"/>
+    <w:lsdException w:name="line number" w:semiHidden="1" w:unhideWhenUsed="1"/>
+    <w:lsdException w:name="page number" w:semiHidden="1" w:unhideWhenUsed="1"/>
+    <w:lsdException w:name="endnote reference" w:semiHidden="1" w:unhideWhenUsed="1"/>
+    <w:lsdException w:name="endnote text" w:semiHidden="1" w:unhideWhenUsed="1"/>
+    <w:lsdException w:name="table of authorities" w:semiHidden="1" w:unhideWhenUsed="1"/>
+    <w:lsdException w:name="macro" w:semiHidden="1" w:unhideWhenUsed="1"/>
+    <w:lsdException w:name="toa heading" w:semiHidden="1" w:unhideWhenUsed="1"/>
+    <w:lsdException w:name="List" w:semiHidden="1" w:unhideWhenUsed="1"/>
+    <w:lsdException w:name="List Bullet" w:semiHidden="1" w:unhideWhenUsed="1"/>
+    <w:lsdException w:name="List Number" w:semiHidden="1" w:unhideWhenUsed="1"/>
+    <w:lsdException w:name="List 2" w:semiHidden="1" w:unhideWhenUsed="1"/>
+    <w:lsdException w:name="List 3" w:semiHidden="1" w:unhideWhenUsed="1"/>
+    <w:lsdException w:name="List 4" w:semiHidden="1" w:unhideWhenUsed="1"/>
+    <w:lsdException w:name="List 5" w:semiHidden="1" w:unhideWhenUsed="1"/>
+    <w:lsdException w:name="List Bullet 2" w:semiHidden="1" w:unhideWhenUsed="1"/>
+    <w:lsdException w:name="List Bullet 3" w:semiHidden="1" w:unhideWhenUsed="1"/>
+    <w:lsdException w:name="List Bullet 4" w:semiHidden="1" w:unhideWhenUsed="1"/>
+    <w:lsdException w:name="List Bullet 5" w:semiHidden="1" w:unhideWhenUsed="1"/>
+    <w:lsdException w:name="List Number 2" w:semiHidden="1" w:unhideWhenUsed="1"/>
+    <w:lsdException w:name="List Number 3" w:semiHidden="1" w:unhideWhenUsed="1"/>
+    <w:lsdException w:name="List Number 4" w:semiHidden="1" w:unhideWhenUsed="1"/>
+    <w:lsdException w:name="List Number 5" w:semiHidden="1" w:unhideWhenUsed="1"/>
+    <w:lsdException w:name="Title" w:uiPriority="10" w:qFormat="1"/>
+    <w:lsdException w:name="Closing" w:semiHidden="1" w:unhideWhenUsed="1"/>
+    <w:lsdException w:name="Signature" w:semiHidden="1" w:unhideWhenUsed="1"/>
+    <w:lsdException w:name="Default Paragraph Font" w:semiHidden="1" w:uiPriority="1" w:unhideWhenUsed="1"/>
+    <w:lsdException w:name="Body Text" w:semiHidden="1" w:unhideWhenUsed="1"/>
+    <w:lsdException w:name="Body Text Indent" w:semiHidden="1" w:unhideWhenUsed="1"/>
+    <w:lsdException w:name="List Continue" w:semiHidden="1" w:unhideWhenUsed="1"/>
+    <w:lsdException w:name="List Continue 2" w:semiHidden="1" w:unhideWhenUsed="1"/>
+    <w:lsdException w:name="List Continue 3" w:semiHidden="1" w:unhideWhenUsed="1"/>
+    <w:lsdException w:name="List Continue 4" w:semiHidden="1" w:unhideWhenUsed="1"/>
+    <w:lsdException w:name="List Continue 5" w:semiHidden="1" w:unhideWhenUsed="1"/>
+    <w:lsdException w:name="Message Header" w:semiHidden="1" w:unhideWhenUsed="1"/>
+    <w:lsdException w:name="Subtitle" w:uiPriority="11" w:qFormat="1"/>
+    <w:lsdException w:name="Salutation" w:semiHidden="1" w:unhideWhenUsed="1"/>
+    <w:lsdException w:name="Date" w:semiHidden="1" w:unhideWhenUsed="1"/>
+    <w:lsdException w:name="Body Text First Indent" w:semiHidden="1" w:unhideWhenUsed="1"/>
+    <w:lsdException w:name="Body Text First Indent 2" w:semiHidden="1" w:unhideWhenUsed="1"/>
+    <w:lsdException w:name="Note Heading" w:semiHidden="1" w:unhideWhenUsed="1"/>
+    <w:lsdException w:name="Body Text 2" w:semiHidden="1" w:unhideWhenUsed="1"/>
+    <w:lsdException w:name="Body Text 3" w:semiHidden="1" w:unhideWhenUsed="1"/>
+    <w:lsdException w:name="Body Text Indent 2" w:semiHidden="1" w:unhideWhenUsed="1"/>
+    <w:lsdException w:name="Body Text Indent 3" w:semiHidden="1" w:unhideWhenUsed="1"/>
+    <w:lsdException w:name="Block Text" w:semiHidden="1" w:unhideWhenUsed="1"/>
+    <w:lsdException w:name="Hyperlink" w:semiHidden="1" w:unhideWhenUsed="1"/>
+    <w:lsdException w:name="FollowedHyperlink" w:semiHidden="1" w:unhideWhenUsed="1"/>
+    <w:lsdException w:name="Strong" w:uiPriority="22" w:qFormat="1"/>
+    <w:lsdException w:name="Emphasis" w:uiPriority="20" w:qFormat="1"/>
+    <w:lsdException w:name="Document Map" w:semiHidden="1" w:unhideWhenUsed="1"/>
+    <w:lsdException w:name="Plain Text" w:semiHidden="1" w:unhideWhenUsed="1"/>
+    <w:lsdException w:name="E-mail Signature" w:semiHidden="1" w:unhideWhenUsed="1"/>
+    <w:lsdException w:name="HTML Top of Form" w:semiHidden="1" w:unhideWhenUsed="1"/>
+    <w:lsdException w:name="HTML Bottom of Form" w:semiHidden="1" w:unhideWhenUsed="1"/>
+    <w:lsdException w:name="Normal (Web)" w:semiHidden="1" w:unhideWhenUsed="1"/>
+    <w:lsdException w:name="HTML Acronym" w:semiHidden="1" w:unhideWhenUsed="1"/>
+    <w:lsdException w:name="HTML Address" w:semiHidden="1" w:unhideWhenUsed="1"/>
+    <w:lsdException w:name="HTML Cite" w:semiHidden="1" w:unhideWhenUsed="1"/>
+    <w:lsdException w:name="HTML Code" w:semiHidden="1" w:unhideWhenUsed="1"/>
+    <w:lsdException w:name="HTML Definition" w:semiHidden="1" w:unhideWhenUsed="1"/>
+    <w:lsdException w:name="HTML Keyboard" w:semiHidden="1" w:unhideWhenUsed="1"/>
+    <w:lsdException w:name="HTML Preformatted" w:semiHidden="1" w:unhideWhenUsed="1"/>
+    <w:lsdException w:name="HTML Sample" w:semiHidden="1" w:unhideWhenUsed="1"/>
+    <w:lsdException w:name="HTML Typewriter" w:semiHidden="1" w:unhideWhenUsed="1"/>
+    <w:lsdException w:name="HTML Variable" w:semiHidden="1" w:unhideWhenUsed="1"/>
+    <w:lsdException w:name="Normal Table" w:semiHidden="1" w:unhideWhenUsed="1"/>
+    <w:lsdException w:name="annotation subject" w:semiHidden="1" w:unhideWhenUsed="1"/>
+    <w:lsdException w:name="No List" w:semiHidden="1" w:unhideWhenUsed="1"/>
+    <w:lsdException w:name="Outline List 1" w:semiHidden="1" w:unhideWhenUsed="1"/>
+    <w:lsdException w:name="Outline List 2" w:semiHidden="1" w:unhideWhenUsed="1"/>
+    <w:lsdException w:name="Outline List 3" w:semiHidden="1" w:unhideWhenUsed="1"/>
+    <w:lsdException w:name="Table Simple 1" w:semiHidden="1" w:unhideWhenUsed="1"/>
+    <w:lsdException w:name="Table Simple 2" w:semiHidden="1" w:unhideWhenUsed="1"/>
+    <w:lsdException w:name="Table Simple 3" w:semiHidden="1" w:unhideWhenUsed="1"/>
+    <w:lsdException w:name="Table Classic 1" w:semiHidden="1" w:unhideWhenUsed="1"/>
+    <w:lsdException w:name="Table Classic 2" w:semiHidden="1" w:unhideWhenUsed="1"/>
+    <w:lsdException w:name="Table Classic 3" w:semiHidden="1" w:unhideWhenUsed="1"/>
+    <w:lsdException w:name="Table Classic 4" w:semiHidden="1" w:unhideWhenUsed="1"/>
+    <w:lsdException w:name="Table Colorful 1" w:semiHidden="1" w:unhideWhenUsed="1"/>
+    <w:lsdException w:name="Table Colorful 2" w:semiHidden="1" w:unhideWhenUsed="1"/>
+    <w:lsdException w:name="Table Colorful 3" w:semiHidden="1" w:unhideWhenUsed="1"/>
+    <w:lsdException w:name="Table Columns 1" w:semiHidden="1" w:unhideWhenUsed="1"/>
+    <w:lsdException w:name="Table Columns 2" w:semiHidden="1" w:unhideWhenUsed="1"/>
+    <w:lsdException w:name="Table Columns 3" w:semiHidden="1" w:unhideWhenUsed="1"/>
+    <w:lsdException w:name="Table Columns 4" w:semiHidden="1" w:unhideWhenUsed="1"/>
+    <w:lsdException w:name="Table Columns 5" w:semiHidden="1" w:unhideWhenUsed="1"/>
+    <w:lsdException w:name="Table Grid 1" w:semiHidden="1" w:unhideWhenUsed="1"/>
+    <w:lsdException w:name="Table Grid 2" w:semiHidden="1" w:unhideWhenUsed="1"/>
+    <w:lsdException w:name="Table Grid 3" w:semiHidden="1" w:unhideWhenUsed="1"/>
+    <w:lsdException w:name="Table Grid 4" w:semiHidden="1" w:unhideWhenUsed="1"/>
+    <w:lsdException w:name="Table Grid 5" w:semiHidden="1" w:unhideWhenUsed="1"/>
+    <w:lsdException w:name="Table Grid 6" w:semiHidden="1" w:unhideWhenUsed="1"/>
+    <w:lsdException w:name="Table Grid 7" w:semiHidden="1" w:unhideWhenUsed="1"/>
+    <w:lsdException w:name="Table Grid 8" w:semiHidden="1" w:unhideWhenUsed="1"/>
+    <w:lsdException w:name="Table List 1" w:semiHidden="1" w:unhideWhenUsed="1"/>
+    <w:lsdException w:name="Table List 2" w:semiHidden="1" w:unhideWhenUsed="1"/>
+    <w:lsdException w:name="Table List 3" w:semiHidden="1" w:unhideWhenUsed="1"/>
+    <w:lsdException w:name="Table List 4" w:semiHidden="1" w:unhideWhenUsed="1"/>
+    <w:lsdException w:name="Table List 5" w:semiHidden="1" w:unhideWhenUsed="1"/>
+    <w:lsdException w:name="Table List 6" w:semiHidden="1" w:unhideWhenUsed="1"/>
+    <w:lsdException w:name="Table List 7" w:semiHidden="1" w:unhideWhenUsed="1"/>
+    <w:lsdException w:name="Table List 8" w:semiHidden="1" w:unhideWhenUsed="1"/>
+    <w:lsdException w:name="Table 3D effects 1" w:semiHidden="1" w:unhideWhenUsed="1"/>
+    <w:lsdException w:name="Table 3D effects 2" w:semiHidden="1" w:unhideWhenUsed="1"/>
+    <w:lsdException w:name="Table 3D effects 3" w:semiHidden="1" w:unhideWhenUsed="1"/>
+    <w:lsdException w:name="Table Contemporary" w:semiHidden="1" w:unhideWhenUsed="1"/>
+    <w:lsdException w:name="Table Elegant" w:semiHidden="1" w:unhideWhenUsed="1"/>
+    <w:lsdException w:name="Table Professional" w:semiHidden="1" w:unhideWhenUsed="1"/>
+    <w:lsdException w:name="Table Subtle 1" w:semiHidden="1" w:unhideWhenUsed="1"/>
+    <w:lsdException w:name="Table Subtle 2" w:semiHidden="1" w:unhideWhenUsed="1"/>
+    <w:lsdException w:name="Table Web 1" w:semiHidden="1" w:unhideWhenUsed="1"/>
+    <w:lsdException w:name="Table Web 2" w:semiHidden="1" w:unhideWhenUsed="1"/>
+    <w:lsdException w:name="Table Web 3" w:semiHidden="1" w:unhideWhenUsed="1"/>
+    <w:lsdException w:name="Balloon Text" w:semiHidden="1" w:unhideWhenUsed="1"/>
+    <w:lsdException w:name="Table Grid" w:uiPriority="59"/>
+    <w:lsdException w:name="Table Theme" w:semiHidden="1" w:unhideWhenUsed="1"/>
+    <w:lsdException w:name="Placeholder Text" w:semiHidden="1"/>
+    <w:lsdException w:name="No Spacing" w:uiPriority="1" w:qFormat="1"/>
+    <w:lsdException w:name="Light Shading" w:uiPriority="60"/>
+    <w:lsdException w:name="Light List" w:uiPriority="61"/>
+    <w:lsdException w:name="Light Grid" w:uiPriority="62"/>
+    <w:lsdException w:name="Medium Shading 1" w:uiPriority="63"/>
+    <w:lsdException w:name="Medium Shading 2" w:uiPriority="64"/>
+    <w:lsdException w:name="Medium List 1" w:uiPriority="65"/>
+    <w:lsdException w:name="Medium List 2" w:uiPriority="66"/>
+    <w:lsdException w:name="Medium Grid 1" w:uiPriority="67"/>
+    <w:lsdException w:name="Medium Grid 2" w:uiPriority="68"/>
+    <w:lsdException w:name="Medium Grid 3" w:uiPriority="69"/>
+    <w:lsdException w:name="Dark List" w:uiPriority="70"/>
+    <w:lsdException w:name="Colorful Shading" w:uiPriority="71"/>
+    <w:lsdException w:name="Colorful List" w:uiPriority="72"/>
+    <w:lsdException w:name="Colorful Grid" w:uiPriority="73"/>
+    <w:lsdException w:name="Light Shading Accent 1" w:uiPriority="60"/>
+    <w:lsdException w:name="Light List Accent 1" w:uiPriority="61"/>
+    <w:lsdException w:name="Light Grid Accent 1" w:uiPriority="62"/>
+    <w:lsdException w:name="Medium Shading 1 Accent 1" w:uiPriority="63"/>
+    <w:lsdException w:name="Medium Shading 2 Accent 1" w:uiPriority="64"/>
+    <w:lsdException w:name="Medium List 1 Accent 1" w:uiPriority="65"/>
+    <w:lsdException w:name="Revision" w:semiHidden="1"/>
+    <w:lsdException w:name="List Paragraph" w:uiPriority="34" w:qFormat="1"/>
+    <w:lsdException w:name="Quote" w:uiPriority="29" w:qFormat="1"/>
+    <w:lsdException w:name="Intense Quote" w:uiPriority="30" w:qFormat="1"/>
+    <w:lsdException w:name="Medium List 2 Accent 1" w:uiPriority="66"/>
+    <w:lsdException w:name="Medium Grid 1 Accent 1" w:uiPriority="67"/>
+    <w:lsdException w:name="Medium Grid 2 Accent 1" w:uiPriority="68"/>
+    <w:lsdException w:name="Medium Grid 3 Accent 1" w:uiPriority="69"/>
+    <w:lsdException w:name="Dark List Accent 1" w:uiPriority="70"/>
+    <w:lsdException w:name="Colorful Shading Accent 1" w:uiPriority="71"/>
+    <w:lsdException w:name="Colorful List Accent 1" w:uiPriority="72"/>
+    <w:lsdException w:name="Colorful Grid Accent 1" w:uiPriority="73"/>
+    <w:lsdException w:name="Light Shading Accent 2" w:uiPriority="60"/>
+    <w:lsdException w:name="Light List Accent 2" w:uiPriority="61"/>
+    <w:lsdException w:name="Light Grid Accent 2" w:uiPriority="62"/>
+    <w:lsdException w:name="Medium Shading 1 Accent 2" w:uiPriority="63"/>
+    <w:lsdException w:name="Medium Shading 2 Accent 2" w:uiPriority="64"/>
+    <w:lsdException w:name="Medium List 1 Accent 2" w:uiPriority="65"/>
+    <w:lsdException w:name="Medium List 2 Accent 2" w:uiPriority="66"/>
+    <w:lsdException w:name="Medium Grid 1 Accent 2" w:uiPriority="67"/>
+    <w:lsdException w:name="Medium Grid 2 Accent 2" w:uiPriority="68"/>
+    <w:lsdException w:name="Medium Grid 3 Accent 2" w:uiPriority="69"/>
+    <w:lsdException w:name="Dark List Accent 2" w:uiPriority="70"/>
+    <w:lsdException w:name="Colorful Shading Accent 2" w:uiPriority="71"/>
+    <w:lsdException w:name="Colorful List Accent 2" w:uiPriority="72"/>
+    <w:lsdException w:name="Colorful Grid Accent 2" w:uiPriority="73"/>
+    <w:lsdException w:name="Light Shading Accent 3" w:uiPriority="60"/>
+    <w:lsdException w:name="Light List Accent 3" w:uiPriority="61"/>
+    <w:lsdException w:name="Light Grid Accent 3" w:uiPriority="62"/>
+    <w:lsdException w:name="Medium Shading 1 Accent 3" w:uiPriority="63"/>
+    <w:lsdException w:name="Medium Shading 2 Accent 3" w:uiPriority="64"/>
+    <w:lsdException w:name="Medium List 1 Accent 3" w:uiPriority="65"/>
+    <w:lsdException w:name="Medium List 2 Accent 3" w:uiPriority="66"/>
+    <w:lsdException w:name="Medium Grid 1 Accent 3" w:uiPriority="67"/>
+    <w:lsdException w:name="Medium Grid 2 Accent 3" w:uiPriority="68"/>
+    <w:lsdException w:name="Medium Grid 3 Accent 3" w:uiPriority="69"/>
+    <w:lsdException w:name="Dark List Accent 3" w:uiPriority="70"/>
+    <w:lsdException w:name="Colorful Shading Accent 3" w:uiPriority="71"/>
+    <w:lsdException w:name="Colorful List Accent 3" w:uiPriority="72"/>
+    <w:lsdException w:name="Colorful Grid Accent 3" w:uiPriority="73"/>
+    <w:lsdException w:name="Light Shading Accent 4" w:uiPriority="60"/>
+    <w:lsdException w:name="Light List Accent 4" w:uiPriority="61"/>
+    <w:lsdException w:name="Light Grid Accent 4" w:uiPriority="62"/>
+    <w:lsdException w:name="Medium Shading 1 Accent 4" w:uiPriority="63"/>
+    <w:lsdException w:name="Medium Shading 2 Accent 4" w:uiPriority="64"/>
+    <w:lsdException w:name="Medium List 1 Accent 4" w:uiPriority="65"/>
+    <w:lsdException w:name="Medium List 2 Accent 4" w:uiPriority="66"/>
+    <w:lsdException w:name="Medium Grid 1 Accent 4" w:uiPriority="67"/>
+    <w:lsdException w:name="Medium Grid 2 Accent 4" w:uiPriority="68"/>
+    <w:lsdException w:name="Medium Grid 3 Accent 4" w:uiPriority="69"/>
+    <w:lsdException w:name="Dark List Accent 4" w:uiPriority="70"/>
+    <w:lsdException w:name="Colorful Shading Accent 4" w:uiPriority="71"/>
+    <w:lsdException w:name="Colorful List Accent 4" w:uiPriority="72"/>
+    <w:lsdException w:name="Colorful Grid Accent 4" w:uiPriority="73"/>
+    <w:lsdException w:name="Light Shading Accent 5" w:uiPriority="60"/>
+    <w:lsdException w:name="Light List Accent 5" w:uiPriority="61"/>
+    <w:lsdException w:name="Light Grid Accent 5" w:uiPriority="62"/>
+    <w:lsdException w:name="Medium Shading 1 Accent 5" w:uiPriority="63"/>
+    <w:lsdException w:name="Medium Shading 2 Accent 5" w:uiPriority="64"/>
+    <w:lsdException w:name="Medium List 1 Accent 5" w:uiPriority="65"/>
+    <w:lsdException w:name="Medium List 2 Accent 5" w:uiPriority="66"/>
+    <w:lsdException w:name="Medium Grid 1 Accent 5" w:uiPriority="67"/>
+    <w:lsdException w:name="Medium Grid 2 Accent 5" w:uiPriority="68"/>
+    <w:lsdException w:name="Medium Grid 3 Accent 5" w:uiPriority="69"/>
+    <w:lsdException w:name="Dark List Accent 5" w:uiPriority="70"/>
+    <w:lsdException w:name="Colorful Shading Accent 5" w:uiPriority="71"/>
+    <w:lsdException w:name="Colorful List Accent 5" w:uiPriority="72"/>
+    <w:lsdException w:name="Colorful Grid Accent 5" w:uiPriority="73"/>
+    <w:lsdException w:name="Light Shading Accent 6" w:uiPriority="60"/>
+    <w:lsdException w:name="Light List Accent 6" w:uiPriority="61"/>
+    <w:lsdException w:name="Light Grid Accent 6" w:uiPriority="62"/>
+    <w:lsdException w:name="Medium Shading 1 Accent 6" w:uiPriority="63"/>
+    <w:lsdException w:name="Medium Shading 2 Accent 6" w:uiPriority="64"/>
+    <w:lsdException w:name="Medium List 1 Accent 6" w:uiPriority="65"/>
+    <w:lsdException w:name="Medium List 2 Accent 6" w:uiPriority="66"/>
+    <w:lsdException w:name="Medium Grid 1 Accent 6" w:uiPriority="67"/>
+    <w:lsdException w:name="Medium Grid 2 Accent 6" w:uiPriority="68"/>
+    <w:lsdException w:name="Medium Grid 3 Accent 6" w:uiPriority="69"/>
+    <w:lsdException w:name="Dark List Accent 6" w:uiPriority="70"/>
+    <w:lsdException w:name="Colorful Shading Accent 6" w:uiPriority="71"/>
+    <w:lsdException w:name="Colorful List Accent 6" w:uiPriority="72"/>
+    <w:lsdException w:name="Colorful Grid Accent 6" w:uiPriority="73"/>
+    <w:lsdException w:name="Subtle Emphasis" w:uiPriority="19" w:qFormat="1"/>
+    <w:lsdException w:name="Intense Emphasis" w:uiPriority="21" w:qFormat="1"/>
+    <w:lsdException w:name="Subtle Reference" w:uiPriority="31" w:qFormat="1"/>
+    <w:lsdException w:name="Intense Reference" w:uiPriority="32" w:qFormat="1"/>
+    <w:lsdException w:name="Book Title" w:uiPriority="33" w:qFormat="1"/>
+    <w:lsdException w:name="Bibliography" w:semiHidden="1" w:uiPriority="37" w:unhideWhenUsed="1"/>
+    <w:lsdException w:name="TOC Heading" w:semiHidden="1" w:uiPriority="39" w:unhideWhenUsed="1" w:qFormat="1"/>
+    <w:lsdException w:name="Plain Table 1" w:uiPriority="41"/>
+    <w:lsdException w:name="Plain Table 2" w:uiPriority="42"/>
+    <w:lsdException w:name="Plain Table 3" w:uiPriority="43"/>
+    <w:lsdException w:name="Plain Table 4" w:uiPriority="44"/>
+    <w:lsdException w:name="Plain Table 5" w:uiPriority="45"/>
+    <w:lsdException w:name="Grid Table Light" w:uiPriority="40"/>
+    <w:lsdException w:name="Grid Table 1 Light" w:uiPriority="46"/>
+    <w:lsdException w:name="Grid Table 2" w:uiPriority="47"/>
+    <w:lsdException w:name="Grid Table 3" w:uiPriority="48"/>
+    <w:lsdException w:name="Grid Table 4" w:uiPriority="49"/>
+    <w:lsdException w:name="Grid Table 5 Dark" w:uiPriority="50"/>
+    <w:lsdException w:name="Grid Table 6 Colorful" w:uiPriority="51"/>
+    <w:lsdException w:name="Grid Table 7 Colorful" w:uiPriority="52"/>
+    <w:lsdException w:name="Grid Table 1 Light Accent 1" w:uiPriority="46"/>
+    <w:lsdException w:name="Grid Table 2 Accent 1" w:uiPriority="47"/>
+    <w:lsdException w:name="Grid Table 3 Accent 1" w:uiPriority="48"/>
+    <w:lsdException w:name="Grid Table 4 Accent 1" w:uiPriority="49"/>
+    <w:lsdException w:name="Grid Table 5 Dark Accent 1" w:uiPriority="50"/>
+    <w:lsdException w:name="Grid Table 6 Colorful Accent 1" w:uiPriority="51"/>
+    <w:lsdException w:name="Grid Table 7 Colorful Accent 1" w:uiPriority="52"/>
+    <w:lsdException w:name="Grid Table 1 Light Accent 2" w:uiPriority="46"/>
+    <w:lsdException w:name="Grid Table 2 Accent 2" w:uiPriority="47"/>
+    <w:lsdException w:name="Grid Table 3 Accent 2" w:uiPriority="48"/>
+    <w:lsdException w:name="Grid Table 4 Accent 2" w:uiPriority="49"/>
+    <w:lsdException w:name="Grid Table 5 Dark Accent 2" w:uiPriority="50"/>
+    <w:lsdException w:name="Grid Table 6 Colorful Accent 2" w:uiPriority="51"/>
+    <w:lsdException w:name="Grid Table 7 Colorful Accent 2" w:uiPriority="52"/>
+    <w:lsdException w:name="Grid Table 1 Light Accent 3" w:uiPriority="46"/>
+    <w:lsdException w:name="Grid Table 2 Accent 3" w:uiPriority="47"/>
+    <w:lsdException w:name="Grid Table 3 Accent 3" w:uiPriority="48"/>
+    <w:lsdException w:name="Grid Table 4 Accent 3" w:uiPriority="49"/>
+    <w:lsdException w:name="Grid Table 5 Dark Accent 3" w:uiPriority="50"/>
+    <w:lsdException w:name="Grid Table 6 Colorful Accent 3" w:uiPriority="51"/>
+    <w:lsdException w:name="Grid Table 7 Colorful Accent 3" w:uiPriority="52"/>
+    <w:lsdException w:name="Grid Table 1 Light Accent 4" w:uiPriority="46"/>
+    <w:lsdException w:name="Grid Table 2 Accent 4" w:uiPriority="47"/>
+    <w:lsdException w:name="Grid Table 3 Accent 4" w:uiPriority="48"/>
+    <w:lsdException w:name="Grid Table 4 Accent 4" w:uiPriority="49"/>
+    <w:lsdException w:name="Grid Table 5 Dark Accent 4" w:uiPriority="50"/>
+    <w:lsdException w:name="Grid Table 6 Colorful Accent 4" w:uiPriority="51"/>
+    <w:lsdException w:name="Grid Table 7 Colorful Accent 4" w:uiPriority="52"/>
+    <w:lsdException w:name="Grid Table 1 Light Accent 5" w:uiPriority="46"/>
+    <w:lsdException w:name="Grid Table 2 Accent 5" w:uiPriority="47"/>
+    <w:lsdException w:name="Grid Table 3 Accent 5" w:uiPriority="48"/>
+    <w:lsdException w:name="Grid Table 4 Accent 5" w:uiPriority="49"/>
+    <w:lsdException w:name="Grid Table 5 Dark Accent 5" w:uiPriority="50"/>
+    <w:lsdException w:name="Grid Table 6 Colorful Accent 5" w:uiPriority="51"/>
+    <w:lsdException w:name="Grid Table 7 Colorful Accent 5" w:uiPriority="52"/>
+    <w:lsdException w:name="Grid Table 1 Light Accent 6" w:uiPriority="46"/>
+    <w:lsdException w:name="Grid Table 2 Accent 6" w:uiPriority="47"/>
+    <w:lsdException w:name="Grid Table 3 Accent 6" w:uiPriority="48"/>
+    <w:lsdException w:name="Grid Table 4 Accent 6" w:uiPriority="49"/>
+    <w:lsdException w:name="Grid Table 5 Dark Accent 6" w:uiPriority="50"/>
+    <w:lsdException w:name="Grid Table 6 Colorful Accent 6" w:uiPriority="51"/>
+    <w:lsdException w:name="Grid Table 7 Colorful Accent 6" w:uiPriority="52"/>
+    <w:lsdException w:name="List Table 1 Light" w:uiPriority="46"/>
+    <w:lsdException w:name="List Table 2" w:uiPriority="47"/>
+    <w:lsdException w:name="List Table 3" w:uiPriority="48"/>
+    <w:lsdException w:name="List Table 4" w:uiPriority="49"/>
+    <w:lsdException w:name="List Table 5 Dark" w:uiPriority="50"/>
+    <w:lsdException w:name="List Table 6 Colorful" w:uiPriority="51"/>
+    <w:lsdException w:name="List Table 7 Colorful" w:uiPriority="52"/>
+    <w:lsdException w:name="List Table 1 Light Accent 1" w:uiPriority="46"/>
+    <w:lsdException w:name="List Table 2 Accent 1" w:uiPriority="47"/>
+    <w:lsdException w:name="List Table 3 Accent 1" w:uiPriority="48"/>
+    <w:lsdException w:name="List Table 4 Accent 1" w:uiPriority="49"/>
+    <w:lsdException w:name="List Table 5 Dark Accent 1" w:uiPriority="50"/>
+    <w:lsdException w:name="List Table 6 Colorful Accent 1" w:uiPriority="51"/>
+    <w:lsdException w:name="List Table 7 Colorful Accent 1" w:uiPriority="52"/>
+    <w:lsdException w:name="List Table 1 Light Accent 2" w:uiPriority="46"/>
+    <w:lsdException w:name="List Table 2 Accent 2" w:uiPriority="47"/>
+    <w:lsdException w:name="List Table 3 Accent 2" w:uiPriority="48"/>
+    <w:lsdException w:name="List Table 4 Accent 2" w:uiPriority="49"/>
+    <w:lsdException w:name="List Table 5 Dark Accent 2" w:uiPriority="50"/>
+    <w:lsdException w:name="List Table 6 Colorful Accent 2" w:uiPriority="51"/>
+    <w:lsdException w:name="List Table 7 Colorful Accent 2" w:uiPriority="52"/>
+    <w:lsdException w:name="List Table 1 Light Accent 3" w:uiPriority="46"/>
+    <w:lsdException w:name="List Table 2 Accent 3" w:uiPriority="47"/>
+    <w:lsdException w:name="List Table 3 Accent 3" w:uiPriority="48"/>
+    <w:lsdException w:name="List Table 4 Accent 3" w:uiPriority="49"/>
+    <w:lsdException w:name="List Table 5 Dark Accent 3" w:uiPriority="50"/>
+    <w:lsdException w:name="List Table 6 Colorful Accent 3" w:uiPriority="51"/>
+    <w:lsdException w:name="List Table 7 Colorful Accent 3" w:uiPriority="52"/>
+    <w:lsdException w:name="List Table 1 Light Accent 4" w:uiPriority="46"/>
+    <w:lsdException w:name="List Table 2 Accent 4" w:uiPriority="47"/>
+    <w:lsdException w:name="List Table 3 Accent 4" w:uiPriority="48"/>
+    <w:lsdException w:name="List Table 4 Accent 4" w:uiPriority="49"/>
+    <w:lsdException w:name="List Table 5 Dark Accent 4" w:uiPriority="50"/>
+    <w:lsdException w:name="List Table 6 Colorful Accent 4" w:uiPriority="51"/>
+    <w:lsdException w:name="List Table 7 Colorful Accent 4" w:uiPriority="52"/>
+    <w:lsdException w:name="List Table 1 Light Accent 5" w:uiPriority="46"/>
+    <w:lsdException w:name="List Table 2 Accent 5" w:uiPriority="47"/>
+    <w:lsdException w:name="List Table 3 Accent 5" w:uiPriority="48"/>
+    <w:lsdException w:name="List Table 4 Accent 5" w:uiPriority="49"/>
+    <w:lsdException w:name="List Table 5 Dark Accent 5" w:uiPriority="50"/>
+    <w:lsdException w:name="List Table 6 Colorful Accent 5" w:uiPriority="51"/>
+    <w:lsdException w:name="List Table 7 Colorful Accent 5" w:uiPriority="52"/>
+    <w:lsdException w:name="List Table 1 Light Accent 6" w:uiPriority="46"/>
+    <w:lsdException w:name="List Table 2 Accent 6" w:uiPriority="47"/>
+    <w:lsdException w:name="List Table 3 Accent 6" w:uiPriority="48"/>
+    <w:lsdException w:name="List Table 4 Accent 6" w:uiPriority="49"/>
+    <w:lsdException w:name="List Table 5 Dark Accent 6" w:uiPriority="50"/>
+    <w:lsdException w:name="List Table 6 Colorful Accent 6" w:uiPriority="51"/>
+    <w:lsdException w:name="List Table 7 Colorful Accent 6" w:uiPriority="52"/>
   </w:latentStyles>
   <w:style w:type="paragraph" w:default="1" w:styleId="Normal">
     <w:name w:val="Normal"/>
@@ -11102,7 +8053,7 @@
 </file>
 
 <file path=customXml/itemProps1.xml><?xml version="1.0" encoding="utf-8"?>
-<ds:datastoreItem xmlns:ds="http://schemas.openxmlformats.org/officeDocument/2006/customXml" ds:itemID="{3AEE7346-9F34-4FD1-AB57-F3AC3493531C}">
+<ds:datastoreItem xmlns:ds="http://schemas.openxmlformats.org/officeDocument/2006/customXml" ds:itemID="{8D046F2B-0EFB-4236-B1B4-9253E056C9A0}">
   <ds:schemaRefs>
     <ds:schemaRef ds:uri="http://schemas.openxmlformats.org/officeDocument/2006/bibliography"/>
   </ds:schemaRefs>
